--- a/τελικο διπλωματικη.docx
+++ b/τελικο διπλωματικη.docx
@@ -33,7 +33,7 @@
                     <pic:cNvPicPr/>
                   </pic:nvPicPr>
                   <pic:blipFill>
-                    <a:blip r:embed="rId4" cstate="print"/>
+                    <a:blip r:embed="rId8" cstate="print"/>
                     <a:stretch>
                       <a:fillRect/>
                     </a:stretch>
@@ -572,14 +572,5693 @@
       </w:r>
     </w:p>
     <w:p/>
+    <w:p/>
+    <w:p>
+      <w:pPr>
+        <w:widowControl/>
+        <w:autoSpaceDE/>
+        <w:autoSpaceDN/>
+        <w:spacing w:line="360" w:lineRule="auto"/>
+        <w:jc w:val="both"/>
+      </w:pPr>
+      <w:r>
+        <w:br w:type="page"/>
+      </w:r>
+    </w:p>
+    <w:p>
+      <w:pPr>
+        <w:spacing w:line="280" w:lineRule="auto"/>
+        <w:ind w:left="561" w:right="4712" w:hanging="1"/>
+        <w:rPr>
+          <w:w w:val="110"/>
+          <w:sz w:val="16"/>
+        </w:rPr>
+      </w:pPr>
+    </w:p>
+    <w:p>
+      <w:pPr>
+        <w:spacing w:line="280" w:lineRule="auto"/>
+        <w:ind w:left="561" w:right="4712" w:hanging="1"/>
+        <w:rPr>
+          <w:w w:val="110"/>
+          <w:sz w:val="16"/>
+        </w:rPr>
+      </w:pPr>
+    </w:p>
+    <w:p>
+      <w:pPr>
+        <w:spacing w:line="280" w:lineRule="auto"/>
+        <w:ind w:left="561" w:right="4712" w:hanging="1"/>
+        <w:rPr>
+          <w:w w:val="110"/>
+          <w:sz w:val="16"/>
+        </w:rPr>
+      </w:pPr>
+    </w:p>
+    <w:p>
+      <w:pPr>
+        <w:spacing w:line="280" w:lineRule="auto"/>
+        <w:ind w:left="561" w:right="4712" w:hanging="1"/>
+        <w:rPr>
+          <w:w w:val="110"/>
+          <w:sz w:val="16"/>
+        </w:rPr>
+      </w:pPr>
+    </w:p>
+    <w:p>
+      <w:pPr>
+        <w:spacing w:line="280" w:lineRule="auto"/>
+        <w:ind w:left="561" w:right="4712" w:hanging="1"/>
+        <w:rPr>
+          <w:w w:val="110"/>
+          <w:sz w:val="16"/>
+        </w:rPr>
+      </w:pPr>
+    </w:p>
+    <w:p>
+      <w:pPr>
+        <w:spacing w:line="280" w:lineRule="auto"/>
+        <w:ind w:left="561" w:right="4712" w:hanging="1"/>
+        <w:rPr>
+          <w:w w:val="110"/>
+          <w:sz w:val="16"/>
+        </w:rPr>
+      </w:pPr>
+    </w:p>
+    <w:p>
+      <w:pPr>
+        <w:spacing w:line="280" w:lineRule="auto"/>
+        <w:ind w:left="561" w:right="4712" w:hanging="1"/>
+        <w:rPr>
+          <w:w w:val="110"/>
+          <w:sz w:val="16"/>
+        </w:rPr>
+      </w:pPr>
+    </w:p>
+    <w:p>
+      <w:pPr>
+        <w:spacing w:line="280" w:lineRule="auto"/>
+        <w:ind w:left="561" w:right="4712" w:hanging="1"/>
+        <w:rPr>
+          <w:w w:val="110"/>
+          <w:sz w:val="16"/>
+        </w:rPr>
+      </w:pPr>
+    </w:p>
+    <w:p>
+      <w:pPr>
+        <w:spacing w:line="280" w:lineRule="auto"/>
+        <w:ind w:left="561" w:right="4712" w:hanging="1"/>
+        <w:rPr>
+          <w:w w:val="110"/>
+          <w:sz w:val="16"/>
+        </w:rPr>
+      </w:pPr>
+    </w:p>
+    <w:p>
+      <w:pPr>
+        <w:spacing w:line="280" w:lineRule="auto"/>
+        <w:ind w:left="561" w:right="4712" w:hanging="1"/>
+        <w:rPr>
+          <w:w w:val="110"/>
+          <w:sz w:val="16"/>
+        </w:rPr>
+      </w:pPr>
+    </w:p>
+    <w:p>
+      <w:pPr>
+        <w:spacing w:line="280" w:lineRule="auto"/>
+        <w:ind w:left="561" w:right="4712" w:hanging="1"/>
+        <w:rPr>
+          <w:w w:val="110"/>
+          <w:sz w:val="16"/>
+        </w:rPr>
+      </w:pPr>
+    </w:p>
+    <w:p>
+      <w:pPr>
+        <w:spacing w:line="280" w:lineRule="auto"/>
+        <w:ind w:left="561" w:right="4712" w:hanging="1"/>
+        <w:rPr>
+          <w:w w:val="110"/>
+          <w:sz w:val="16"/>
+        </w:rPr>
+      </w:pPr>
+    </w:p>
+    <w:p>
+      <w:pPr>
+        <w:spacing w:line="280" w:lineRule="auto"/>
+        <w:ind w:left="561" w:right="4712" w:hanging="1"/>
+        <w:rPr>
+          <w:w w:val="110"/>
+          <w:sz w:val="16"/>
+        </w:rPr>
+      </w:pPr>
+    </w:p>
+    <w:p>
+      <w:pPr>
+        <w:spacing w:line="280" w:lineRule="auto"/>
+        <w:ind w:left="561" w:right="4712" w:hanging="1"/>
+        <w:rPr>
+          <w:w w:val="110"/>
+          <w:sz w:val="16"/>
+        </w:rPr>
+      </w:pPr>
+    </w:p>
+    <w:p>
+      <w:pPr>
+        <w:spacing w:line="280" w:lineRule="auto"/>
+        <w:ind w:left="561" w:right="4712" w:hanging="1"/>
+        <w:rPr>
+          <w:w w:val="110"/>
+          <w:sz w:val="16"/>
+        </w:rPr>
+      </w:pPr>
+    </w:p>
+    <w:p>
+      <w:pPr>
+        <w:spacing w:line="280" w:lineRule="auto"/>
+        <w:ind w:left="561" w:right="4712" w:hanging="1"/>
+        <w:rPr>
+          <w:w w:val="110"/>
+          <w:sz w:val="16"/>
+        </w:rPr>
+      </w:pPr>
+    </w:p>
+    <w:p>
+      <w:pPr>
+        <w:spacing w:line="280" w:lineRule="auto"/>
+        <w:ind w:left="561" w:right="4712" w:hanging="1"/>
+        <w:rPr>
+          <w:w w:val="110"/>
+          <w:sz w:val="16"/>
+        </w:rPr>
+      </w:pPr>
+    </w:p>
+    <w:p>
+      <w:pPr>
+        <w:spacing w:line="280" w:lineRule="auto"/>
+        <w:ind w:left="561" w:right="4712" w:hanging="1"/>
+        <w:rPr>
+          <w:w w:val="110"/>
+          <w:sz w:val="16"/>
+        </w:rPr>
+      </w:pPr>
+    </w:p>
+    <w:p>
+      <w:pPr>
+        <w:spacing w:line="280" w:lineRule="auto"/>
+        <w:ind w:left="561" w:right="4712" w:hanging="1"/>
+        <w:rPr>
+          <w:w w:val="110"/>
+          <w:sz w:val="16"/>
+        </w:rPr>
+      </w:pPr>
+    </w:p>
+    <w:p>
+      <w:pPr>
+        <w:spacing w:line="280" w:lineRule="auto"/>
+        <w:ind w:left="561" w:right="4712" w:hanging="1"/>
+        <w:rPr>
+          <w:w w:val="110"/>
+          <w:sz w:val="16"/>
+        </w:rPr>
+      </w:pPr>
+    </w:p>
+    <w:p>
+      <w:pPr>
+        <w:spacing w:line="280" w:lineRule="auto"/>
+        <w:ind w:left="561" w:right="4712" w:hanging="1"/>
+        <w:rPr>
+          <w:w w:val="110"/>
+          <w:sz w:val="16"/>
+        </w:rPr>
+      </w:pPr>
+    </w:p>
+    <w:p>
+      <w:pPr>
+        <w:spacing w:line="280" w:lineRule="auto"/>
+        <w:ind w:left="561" w:right="4712" w:hanging="1"/>
+        <w:rPr>
+          <w:w w:val="110"/>
+          <w:sz w:val="16"/>
+        </w:rPr>
+      </w:pPr>
+    </w:p>
+    <w:p>
+      <w:pPr>
+        <w:spacing w:line="280" w:lineRule="auto"/>
+        <w:ind w:left="561" w:right="4712" w:hanging="1"/>
+        <w:rPr>
+          <w:w w:val="110"/>
+          <w:sz w:val="16"/>
+        </w:rPr>
+      </w:pPr>
+    </w:p>
+    <w:p>
+      <w:pPr>
+        <w:spacing w:line="280" w:lineRule="auto"/>
+        <w:ind w:left="561" w:right="4712" w:hanging="1"/>
+        <w:rPr>
+          <w:w w:val="110"/>
+          <w:sz w:val="16"/>
+        </w:rPr>
+      </w:pPr>
+    </w:p>
+    <w:p>
+      <w:pPr>
+        <w:spacing w:line="280" w:lineRule="auto"/>
+        <w:ind w:left="561" w:right="4712" w:hanging="1"/>
+        <w:rPr>
+          <w:w w:val="110"/>
+          <w:sz w:val="16"/>
+        </w:rPr>
+      </w:pPr>
+    </w:p>
+    <w:p>
+      <w:pPr>
+        <w:spacing w:line="280" w:lineRule="auto"/>
+        <w:ind w:left="561" w:right="4712" w:hanging="1"/>
+        <w:rPr>
+          <w:w w:val="110"/>
+          <w:sz w:val="16"/>
+        </w:rPr>
+      </w:pPr>
+    </w:p>
+    <w:p>
+      <w:pPr>
+        <w:spacing w:line="280" w:lineRule="auto"/>
+        <w:ind w:left="561" w:right="4712" w:hanging="1"/>
+        <w:rPr>
+          <w:w w:val="110"/>
+          <w:sz w:val="16"/>
+        </w:rPr>
+      </w:pPr>
+    </w:p>
+    <w:p>
+      <w:pPr>
+        <w:spacing w:line="280" w:lineRule="auto"/>
+        <w:ind w:left="561" w:right="4712" w:hanging="1"/>
+        <w:rPr>
+          <w:w w:val="110"/>
+          <w:sz w:val="16"/>
+        </w:rPr>
+      </w:pPr>
+    </w:p>
+    <w:p>
+      <w:pPr>
+        <w:spacing w:line="280" w:lineRule="auto"/>
+        <w:ind w:left="561" w:right="4712" w:hanging="1"/>
+        <w:rPr>
+          <w:w w:val="110"/>
+          <w:sz w:val="16"/>
+        </w:rPr>
+      </w:pPr>
+    </w:p>
+    <w:p>
+      <w:pPr>
+        <w:spacing w:line="280" w:lineRule="auto"/>
+        <w:ind w:left="561" w:right="4712" w:hanging="1"/>
+        <w:rPr>
+          <w:w w:val="110"/>
+          <w:sz w:val="16"/>
+        </w:rPr>
+      </w:pPr>
+    </w:p>
+    <w:p>
+      <w:pPr>
+        <w:spacing w:line="280" w:lineRule="auto"/>
+        <w:ind w:left="561" w:right="4712" w:hanging="1"/>
+        <w:rPr>
+          <w:w w:val="110"/>
+          <w:sz w:val="16"/>
+        </w:rPr>
+      </w:pPr>
+    </w:p>
+    <w:p>
+      <w:pPr>
+        <w:spacing w:line="280" w:lineRule="auto"/>
+        <w:ind w:left="561" w:right="4712" w:hanging="1"/>
+        <w:rPr>
+          <w:w w:val="110"/>
+          <w:sz w:val="16"/>
+        </w:rPr>
+      </w:pPr>
+    </w:p>
+    <w:p>
+      <w:pPr>
+        <w:spacing w:line="280" w:lineRule="auto"/>
+        <w:ind w:left="561" w:right="4712" w:hanging="1"/>
+        <w:rPr>
+          <w:w w:val="110"/>
+          <w:sz w:val="16"/>
+        </w:rPr>
+      </w:pPr>
+    </w:p>
+    <w:p>
+      <w:pPr>
+        <w:spacing w:line="280" w:lineRule="auto"/>
+        <w:ind w:left="561" w:right="4712" w:hanging="1"/>
+        <w:rPr>
+          <w:w w:val="110"/>
+          <w:sz w:val="16"/>
+        </w:rPr>
+      </w:pPr>
+    </w:p>
+    <w:p>
+      <w:pPr>
+        <w:spacing w:line="280" w:lineRule="auto"/>
+        <w:ind w:left="561" w:right="4712" w:hanging="1"/>
+        <w:rPr>
+          <w:w w:val="110"/>
+          <w:sz w:val="16"/>
+        </w:rPr>
+      </w:pPr>
+    </w:p>
+    <w:p>
+      <w:pPr>
+        <w:spacing w:line="280" w:lineRule="auto"/>
+        <w:ind w:left="561" w:right="4712" w:hanging="1"/>
+        <w:rPr>
+          <w:w w:val="110"/>
+          <w:sz w:val="16"/>
+        </w:rPr>
+      </w:pPr>
+    </w:p>
+    <w:p>
+      <w:pPr>
+        <w:spacing w:line="280" w:lineRule="auto"/>
+        <w:ind w:left="561" w:right="4712" w:hanging="1"/>
+        <w:rPr>
+          <w:w w:val="110"/>
+          <w:sz w:val="16"/>
+        </w:rPr>
+      </w:pPr>
+    </w:p>
+    <w:p>
+      <w:pPr>
+        <w:spacing w:line="280" w:lineRule="auto"/>
+        <w:ind w:left="561" w:right="4712" w:hanging="1"/>
+        <w:rPr>
+          <w:w w:val="110"/>
+          <w:sz w:val="16"/>
+        </w:rPr>
+      </w:pPr>
+    </w:p>
+    <w:p>
+      <w:pPr>
+        <w:spacing w:line="280" w:lineRule="auto"/>
+        <w:ind w:left="561" w:right="4712" w:hanging="1"/>
+        <w:rPr>
+          <w:w w:val="110"/>
+          <w:sz w:val="16"/>
+        </w:rPr>
+      </w:pPr>
+    </w:p>
+    <w:p>
+      <w:pPr>
+        <w:spacing w:line="280" w:lineRule="auto"/>
+        <w:ind w:left="561" w:right="4712" w:hanging="1"/>
+        <w:rPr>
+          <w:w w:val="110"/>
+          <w:sz w:val="16"/>
+        </w:rPr>
+      </w:pPr>
+    </w:p>
+    <w:p>
+      <w:pPr>
+        <w:spacing w:line="280" w:lineRule="auto"/>
+        <w:ind w:left="561" w:right="4712" w:hanging="1"/>
+        <w:rPr>
+          <w:w w:val="110"/>
+          <w:sz w:val="16"/>
+        </w:rPr>
+      </w:pPr>
+    </w:p>
+    <w:p>
+      <w:pPr>
+        <w:spacing w:line="280" w:lineRule="auto"/>
+        <w:ind w:left="561" w:right="4712" w:hanging="1"/>
+        <w:rPr>
+          <w:w w:val="110"/>
+          <w:sz w:val="16"/>
+        </w:rPr>
+      </w:pPr>
+    </w:p>
+    <w:p>
+      <w:pPr>
+        <w:spacing w:line="280" w:lineRule="auto"/>
+        <w:ind w:left="561" w:right="4712" w:hanging="1"/>
+        <w:rPr>
+          <w:w w:val="110"/>
+          <w:sz w:val="16"/>
+        </w:rPr>
+      </w:pPr>
+    </w:p>
+    <w:p>
+      <w:pPr>
+        <w:spacing w:line="280" w:lineRule="auto"/>
+        <w:ind w:left="561" w:right="4712" w:hanging="1"/>
+        <w:rPr>
+          <w:w w:val="110"/>
+          <w:sz w:val="16"/>
+        </w:rPr>
+      </w:pPr>
+    </w:p>
+    <w:p>
+      <w:pPr>
+        <w:spacing w:line="280" w:lineRule="auto"/>
+        <w:ind w:left="561" w:right="4712" w:hanging="1"/>
+        <w:rPr>
+          <w:w w:val="110"/>
+          <w:sz w:val="16"/>
+        </w:rPr>
+      </w:pPr>
+    </w:p>
+    <w:p>
+      <w:pPr>
+        <w:spacing w:line="280" w:lineRule="auto"/>
+        <w:ind w:left="561" w:right="4712" w:hanging="1"/>
+        <w:rPr>
+          <w:w w:val="110"/>
+          <w:sz w:val="16"/>
+        </w:rPr>
+      </w:pPr>
+    </w:p>
+    <w:p>
+      <w:pPr>
+        <w:spacing w:line="280" w:lineRule="auto"/>
+        <w:ind w:left="561" w:right="4712" w:hanging="1"/>
+        <w:rPr>
+          <w:w w:val="110"/>
+          <w:sz w:val="16"/>
+        </w:rPr>
+      </w:pPr>
+    </w:p>
+    <w:p>
+      <w:pPr>
+        <w:spacing w:line="280" w:lineRule="auto"/>
+        <w:ind w:right="-1" w:hanging="1"/>
+        <w:jc w:val="both"/>
+        <w:rPr>
+          <w:rFonts w:asciiTheme="majorHAnsi" w:hAnsiTheme="majorHAnsi"/>
+          <w:w w:val="110"/>
+          <w:sz w:val="16"/>
+          <w:lang w:val="en-US"/>
+        </w:rPr>
+      </w:pPr>
+      <w:r>
+        <w:rPr>
+          <w:rFonts w:asciiTheme="majorHAnsi" w:hAnsiTheme="majorHAnsi"/>
+          <w:w w:val="110"/>
+          <w:sz w:val="16"/>
+          <w:lang w:val="en-US"/>
+        </w:rPr>
+        <w:t>Copyright ©–All rights reserved</w:t>
+      </w:r>
+      <w:r>
+        <w:rPr>
+          <w:rFonts w:asciiTheme="majorHAnsi" w:hAnsiTheme="majorHAnsi"/>
+          <w:spacing w:val="40"/>
+          <w:w w:val="110"/>
+          <w:sz w:val="16"/>
+          <w:lang w:val="en-US"/>
+        </w:rPr>
+        <w:t xml:space="preserve"> </w:t>
+      </w:r>
+      <w:r>
+        <w:rPr>
+          <w:rFonts w:asciiTheme="majorHAnsi" w:hAnsiTheme="majorHAnsi"/>
+          <w:w w:val="110"/>
+          <w:sz w:val="16"/>
+        </w:rPr>
+        <w:t>Βασιλική</w:t>
+      </w:r>
+      <w:r>
+        <w:rPr>
+          <w:rFonts w:asciiTheme="majorHAnsi" w:hAnsiTheme="majorHAnsi"/>
+          <w:w w:val="110"/>
+          <w:sz w:val="16"/>
+          <w:lang w:val="en-US"/>
+        </w:rPr>
+        <w:t xml:space="preserve"> </w:t>
+      </w:r>
+      <w:r>
+        <w:rPr>
+          <w:rFonts w:asciiTheme="majorHAnsi" w:hAnsiTheme="majorHAnsi"/>
+          <w:w w:val="110"/>
+          <w:sz w:val="16"/>
+        </w:rPr>
+        <w:t>Κυριαζοπούλου</w:t>
+      </w:r>
+      <w:r>
+        <w:rPr>
+          <w:rFonts w:asciiTheme="majorHAnsi" w:hAnsiTheme="majorHAnsi"/>
+          <w:w w:val="110"/>
+          <w:sz w:val="16"/>
+          <w:lang w:val="en-US"/>
+        </w:rPr>
+        <w:t xml:space="preserve">, 2026. </w:t>
+      </w:r>
+    </w:p>
+    <w:p>
+      <w:pPr>
+        <w:spacing w:line="280" w:lineRule="auto"/>
+        <w:ind w:right="-1" w:hanging="1"/>
+        <w:jc w:val="both"/>
+        <w:rPr>
+          <w:rFonts w:asciiTheme="majorHAnsi" w:hAnsiTheme="majorHAnsi"/>
+          <w:sz w:val="16"/>
+        </w:rPr>
+      </w:pPr>
+      <w:r>
+        <w:rPr>
+          <w:rFonts w:asciiTheme="majorHAnsi" w:hAnsiTheme="majorHAnsi"/>
+          <w:w w:val="110"/>
+          <w:sz w:val="16"/>
+        </w:rPr>
+        <w:t>Με την επιφύλαξη παντός δικαιώματος.</w:t>
+      </w:r>
+    </w:p>
+    <w:p>
+      <w:pPr>
+        <w:pStyle w:val="aa"/>
+        <w:spacing w:before="69"/>
+        <w:ind w:right="-1"/>
+        <w:jc w:val="both"/>
+        <w:rPr>
+          <w:rFonts w:asciiTheme="majorHAnsi" w:hAnsiTheme="majorHAnsi"/>
+          <w:sz w:val="16"/>
+        </w:rPr>
+      </w:pPr>
+    </w:p>
+    <w:p>
+      <w:pPr>
+        <w:spacing w:line="295" w:lineRule="auto"/>
+        <w:ind w:right="-1"/>
+        <w:jc w:val="both"/>
+        <w:rPr>
+          <w:rFonts w:asciiTheme="majorHAnsi" w:hAnsiTheme="majorHAnsi"/>
+          <w:sz w:val="16"/>
+        </w:rPr>
+      </w:pPr>
+      <w:r>
+        <w:rPr>
+          <w:rFonts w:asciiTheme="majorHAnsi" w:hAnsiTheme="majorHAnsi"/>
+          <w:w w:val="105"/>
+          <w:sz w:val="16"/>
+        </w:rPr>
+        <w:t>Απαγορεύεται η αντιγραφή, αποθήκευση και διανομή της παρούσας εργασίας, εξ ολοκλήρου ή τμήματος αυτής, για εμπορικό σκοπό. Επιτρέπεται η ανατύπωση, αποθήκευση και διανομή για σκοπό μη κερδοσκοπικό, εκπαιδευτικής ή ερευνητικής</w:t>
+      </w:r>
+      <w:r>
+        <w:rPr>
+          <w:rFonts w:asciiTheme="majorHAnsi" w:hAnsiTheme="majorHAnsi"/>
+          <w:spacing w:val="30"/>
+          <w:w w:val="105"/>
+          <w:sz w:val="16"/>
+        </w:rPr>
+        <w:t xml:space="preserve"> </w:t>
+      </w:r>
+      <w:r>
+        <w:rPr>
+          <w:rFonts w:asciiTheme="majorHAnsi" w:hAnsiTheme="majorHAnsi"/>
+          <w:w w:val="105"/>
+          <w:sz w:val="16"/>
+        </w:rPr>
+        <w:t>φύσης,</w:t>
+      </w:r>
+      <w:r>
+        <w:rPr>
+          <w:rFonts w:asciiTheme="majorHAnsi" w:hAnsiTheme="majorHAnsi"/>
+          <w:spacing w:val="30"/>
+          <w:w w:val="105"/>
+          <w:sz w:val="16"/>
+        </w:rPr>
+        <w:t xml:space="preserve"> </w:t>
+      </w:r>
+      <w:r>
+        <w:rPr>
+          <w:rFonts w:asciiTheme="majorHAnsi" w:hAnsiTheme="majorHAnsi"/>
+          <w:w w:val="105"/>
+          <w:sz w:val="16"/>
+        </w:rPr>
+        <w:t>υπό</w:t>
+      </w:r>
+      <w:r>
+        <w:rPr>
+          <w:rFonts w:asciiTheme="majorHAnsi" w:hAnsiTheme="majorHAnsi"/>
+          <w:spacing w:val="30"/>
+          <w:w w:val="105"/>
+          <w:sz w:val="16"/>
+        </w:rPr>
+        <w:t xml:space="preserve"> </w:t>
+      </w:r>
+      <w:r>
+        <w:rPr>
+          <w:rFonts w:asciiTheme="majorHAnsi" w:hAnsiTheme="majorHAnsi"/>
+          <w:w w:val="105"/>
+          <w:sz w:val="16"/>
+        </w:rPr>
+        <w:t>την</w:t>
+      </w:r>
+      <w:r>
+        <w:rPr>
+          <w:rFonts w:asciiTheme="majorHAnsi" w:hAnsiTheme="majorHAnsi"/>
+          <w:spacing w:val="30"/>
+          <w:w w:val="105"/>
+          <w:sz w:val="16"/>
+        </w:rPr>
+        <w:t xml:space="preserve"> </w:t>
+      </w:r>
+      <w:r>
+        <w:rPr>
+          <w:rFonts w:asciiTheme="majorHAnsi" w:hAnsiTheme="majorHAnsi"/>
+          <w:w w:val="105"/>
+          <w:sz w:val="16"/>
+        </w:rPr>
+        <w:t>προϋπόθεση</w:t>
+      </w:r>
+      <w:r>
+        <w:rPr>
+          <w:rFonts w:asciiTheme="majorHAnsi" w:hAnsiTheme="majorHAnsi"/>
+          <w:spacing w:val="30"/>
+          <w:w w:val="105"/>
+          <w:sz w:val="16"/>
+        </w:rPr>
+        <w:t xml:space="preserve"> </w:t>
+      </w:r>
+      <w:r>
+        <w:rPr>
+          <w:rFonts w:asciiTheme="majorHAnsi" w:hAnsiTheme="majorHAnsi"/>
+          <w:w w:val="105"/>
+          <w:sz w:val="16"/>
+        </w:rPr>
+        <w:t>να</w:t>
+      </w:r>
+      <w:r>
+        <w:rPr>
+          <w:rFonts w:asciiTheme="majorHAnsi" w:hAnsiTheme="majorHAnsi"/>
+          <w:spacing w:val="30"/>
+          <w:w w:val="105"/>
+          <w:sz w:val="16"/>
+        </w:rPr>
+        <w:t xml:space="preserve"> </w:t>
+      </w:r>
+      <w:r>
+        <w:rPr>
+          <w:rFonts w:asciiTheme="majorHAnsi" w:hAnsiTheme="majorHAnsi"/>
+          <w:w w:val="105"/>
+          <w:sz w:val="16"/>
+        </w:rPr>
+        <w:t>αναφέρεται</w:t>
+      </w:r>
+      <w:r>
+        <w:rPr>
+          <w:rFonts w:asciiTheme="majorHAnsi" w:hAnsiTheme="majorHAnsi"/>
+          <w:spacing w:val="30"/>
+          <w:w w:val="105"/>
+          <w:sz w:val="16"/>
+        </w:rPr>
+        <w:t xml:space="preserve"> </w:t>
+      </w:r>
+      <w:r>
+        <w:rPr>
+          <w:rFonts w:asciiTheme="majorHAnsi" w:hAnsiTheme="majorHAnsi"/>
+          <w:w w:val="105"/>
+          <w:sz w:val="16"/>
+        </w:rPr>
+        <w:t>η</w:t>
+      </w:r>
+      <w:r>
+        <w:rPr>
+          <w:rFonts w:asciiTheme="majorHAnsi" w:hAnsiTheme="majorHAnsi"/>
+          <w:spacing w:val="30"/>
+          <w:w w:val="105"/>
+          <w:sz w:val="16"/>
+        </w:rPr>
+        <w:t xml:space="preserve"> </w:t>
+      </w:r>
+      <w:r>
+        <w:rPr>
+          <w:rFonts w:asciiTheme="majorHAnsi" w:hAnsiTheme="majorHAnsi"/>
+          <w:w w:val="105"/>
+          <w:sz w:val="16"/>
+        </w:rPr>
+        <w:t>πηγή</w:t>
+      </w:r>
+      <w:r>
+        <w:rPr>
+          <w:rFonts w:asciiTheme="majorHAnsi" w:hAnsiTheme="majorHAnsi"/>
+          <w:spacing w:val="30"/>
+          <w:w w:val="105"/>
+          <w:sz w:val="16"/>
+        </w:rPr>
+        <w:t xml:space="preserve"> </w:t>
+      </w:r>
+      <w:r>
+        <w:rPr>
+          <w:rFonts w:asciiTheme="majorHAnsi" w:hAnsiTheme="majorHAnsi"/>
+          <w:w w:val="105"/>
+          <w:sz w:val="16"/>
+        </w:rPr>
+        <w:t>προέλευσης</w:t>
+      </w:r>
+      <w:r>
+        <w:rPr>
+          <w:rFonts w:asciiTheme="majorHAnsi" w:hAnsiTheme="majorHAnsi"/>
+          <w:spacing w:val="30"/>
+          <w:w w:val="105"/>
+          <w:sz w:val="16"/>
+        </w:rPr>
+        <w:t xml:space="preserve"> </w:t>
+      </w:r>
+      <w:r>
+        <w:rPr>
+          <w:rFonts w:asciiTheme="majorHAnsi" w:hAnsiTheme="majorHAnsi"/>
+          <w:w w:val="105"/>
+          <w:sz w:val="16"/>
+        </w:rPr>
+        <w:t>και</w:t>
+      </w:r>
+      <w:r>
+        <w:rPr>
+          <w:rFonts w:asciiTheme="majorHAnsi" w:hAnsiTheme="majorHAnsi"/>
+          <w:spacing w:val="30"/>
+          <w:w w:val="105"/>
+          <w:sz w:val="16"/>
+        </w:rPr>
+        <w:t xml:space="preserve"> </w:t>
+      </w:r>
+      <w:r>
+        <w:rPr>
+          <w:rFonts w:asciiTheme="majorHAnsi" w:hAnsiTheme="majorHAnsi"/>
+          <w:w w:val="105"/>
+          <w:sz w:val="16"/>
+        </w:rPr>
+        <w:t>να</w:t>
+      </w:r>
+      <w:r>
+        <w:rPr>
+          <w:rFonts w:asciiTheme="majorHAnsi" w:hAnsiTheme="majorHAnsi"/>
+          <w:spacing w:val="30"/>
+          <w:w w:val="105"/>
+          <w:sz w:val="16"/>
+        </w:rPr>
+        <w:t xml:space="preserve"> </w:t>
+      </w:r>
+      <w:r>
+        <w:rPr>
+          <w:rFonts w:asciiTheme="majorHAnsi" w:hAnsiTheme="majorHAnsi"/>
+          <w:w w:val="105"/>
+          <w:sz w:val="16"/>
+        </w:rPr>
+        <w:t>διατηρείται</w:t>
+      </w:r>
+      <w:r>
+        <w:rPr>
+          <w:rFonts w:asciiTheme="majorHAnsi" w:hAnsiTheme="majorHAnsi"/>
+          <w:spacing w:val="30"/>
+          <w:w w:val="105"/>
+          <w:sz w:val="16"/>
+        </w:rPr>
+        <w:t xml:space="preserve"> </w:t>
+      </w:r>
+      <w:r>
+        <w:rPr>
+          <w:rFonts w:asciiTheme="majorHAnsi" w:hAnsiTheme="majorHAnsi"/>
+          <w:w w:val="105"/>
+          <w:sz w:val="16"/>
+        </w:rPr>
+        <w:t>το</w:t>
+      </w:r>
+      <w:r>
+        <w:rPr>
+          <w:rFonts w:asciiTheme="majorHAnsi" w:hAnsiTheme="majorHAnsi"/>
+          <w:spacing w:val="30"/>
+          <w:w w:val="105"/>
+          <w:sz w:val="16"/>
+        </w:rPr>
+        <w:t xml:space="preserve"> </w:t>
+      </w:r>
+      <w:r>
+        <w:rPr>
+          <w:rFonts w:asciiTheme="majorHAnsi" w:hAnsiTheme="majorHAnsi"/>
+          <w:w w:val="105"/>
+          <w:sz w:val="16"/>
+        </w:rPr>
+        <w:t>παρόν</w:t>
+      </w:r>
+      <w:r>
+        <w:rPr>
+          <w:rFonts w:asciiTheme="majorHAnsi" w:hAnsiTheme="majorHAnsi"/>
+          <w:spacing w:val="30"/>
+          <w:w w:val="105"/>
+          <w:sz w:val="16"/>
+        </w:rPr>
+        <w:t xml:space="preserve"> </w:t>
+      </w:r>
+      <w:r>
+        <w:rPr>
+          <w:rFonts w:asciiTheme="majorHAnsi" w:hAnsiTheme="majorHAnsi"/>
+          <w:w w:val="105"/>
+          <w:sz w:val="16"/>
+        </w:rPr>
+        <w:t>μήνυμα.</w:t>
+      </w:r>
+    </w:p>
+    <w:p>
+      <w:pPr>
+        <w:pStyle w:val="aa"/>
+        <w:ind w:right="-1"/>
+        <w:jc w:val="both"/>
+        <w:rPr>
+          <w:rFonts w:asciiTheme="majorHAnsi" w:hAnsiTheme="majorHAnsi"/>
+          <w:sz w:val="16"/>
+        </w:rPr>
+      </w:pPr>
+    </w:p>
+    <w:p>
+      <w:pPr>
+        <w:pStyle w:val="aa"/>
+        <w:spacing w:before="113"/>
+        <w:ind w:right="-1"/>
+        <w:jc w:val="both"/>
+        <w:rPr>
+          <w:rFonts w:asciiTheme="majorHAnsi" w:hAnsiTheme="majorHAnsi"/>
+          <w:sz w:val="16"/>
+        </w:rPr>
+      </w:pPr>
+    </w:p>
+    <w:p>
+      <w:pPr>
+        <w:spacing w:line="295" w:lineRule="auto"/>
+        <w:ind w:right="-1"/>
+        <w:jc w:val="both"/>
+        <w:rPr>
+          <w:rFonts w:asciiTheme="majorHAnsi" w:hAnsiTheme="majorHAnsi"/>
+          <w:sz w:val="16"/>
+        </w:rPr>
+      </w:pPr>
+      <w:r>
+        <w:rPr>
+          <w:rFonts w:asciiTheme="majorHAnsi" w:hAnsiTheme="majorHAnsi"/>
+          <w:w w:val="110"/>
+          <w:sz w:val="16"/>
+        </w:rPr>
+        <w:t>Το περιεχόμενο αυτής της εργασίας δεν απηχεί απαραίτητα τις απόψεις του Τμήματος, του Επιβλέποντα, ή της επιτροπής που την ενέκρινε.</w:t>
+      </w:r>
+    </w:p>
+    <w:p/>
+    <w:p>
+      <w:pPr>
+        <w:widowControl/>
+        <w:autoSpaceDE/>
+        <w:autoSpaceDN/>
+        <w:spacing w:line="360" w:lineRule="auto"/>
+        <w:jc w:val="both"/>
+      </w:pPr>
+      <w:r>
+        <w:br w:type="page"/>
+      </w:r>
+    </w:p>
+    <w:p/>
+    <w:p/>
+    <w:p/>
+    <w:p/>
+    <w:p/>
+    <w:p/>
+    <w:p/>
+    <w:p/>
+    <w:p/>
+    <w:p/>
+    <w:p/>
+    <w:p/>
+    <w:p/>
+    <w:p/>
+    <w:p/>
+    <w:p/>
+    <w:p/>
+    <w:p/>
+    <w:p/>
+    <w:p/>
+    <w:p/>
+    <w:p/>
+    <w:p/>
+    <w:p/>
+    <w:p/>
+    <w:p/>
+    <w:p/>
+    <w:p/>
+    <w:p/>
+    <w:p/>
+    <w:p/>
+    <w:p/>
+    <w:p/>
+    <w:p/>
+    <w:p/>
+    <w:p/>
+    <w:p/>
+    <w:p/>
+    <w:p/>
+    <w:p/>
+    <w:p/>
+    <w:p/>
+    <w:p/>
+    <w:p/>
+    <w:p/>
+    <w:p/>
+    <w:p/>
+    <w:p/>
+    <w:p/>
+    <w:p/>
+    <w:p/>
+    <w:p>
+      <w:pPr>
+        <w:sectPr>
+          <w:headerReference w:type="even" r:id="rId9"/>
+          <w:headerReference w:type="default" r:id="rId10"/>
+          <w:footerReference w:type="even" r:id="rId11"/>
+          <w:footerReference w:type="default" r:id="rId12"/>
+          <w:headerReference w:type="first" r:id="rId13"/>
+          <w:footerReference w:type="first" r:id="rId14"/>
+          <w:pgSz w:w="11906" w:h="16838"/>
+          <w:pgMar w:top="1418" w:right="1701" w:bottom="1418" w:left="1701" w:header="709" w:footer="709" w:gutter="0"/>
+          <w:cols w:space="708"/>
+          <w:docGrid w:linePitch="360"/>
+        </w:sectPr>
+      </w:pPr>
+    </w:p>
+    <w:p>
+      <w:pPr>
+        <w:spacing w:before="1"/>
+        <w:ind w:right="-1"/>
+        <w:jc w:val="center"/>
+        <w:rPr>
+          <w:rFonts w:ascii="Cambria" w:hAnsi="Cambria"/>
+          <w:b/>
+          <w:bCs/>
+          <w:sz w:val="26"/>
+          <w:szCs w:val="26"/>
+        </w:rPr>
+      </w:pPr>
+      <w:r>
+        <w:rPr>
+          <w:rFonts w:ascii="Cambria" w:hAnsi="Cambria"/>
+          <w:b/>
+          <w:bCs/>
+          <w:spacing w:val="-2"/>
+          <w:w w:val="135"/>
+          <w:sz w:val="26"/>
+          <w:szCs w:val="26"/>
+        </w:rPr>
+        <w:lastRenderedPageBreak/>
+        <w:t>Ευχαριστίες</w:t>
+      </w:r>
+    </w:p>
+    <w:p>
+      <w:pPr>
+        <w:pStyle w:val="aa"/>
+        <w:spacing w:before="271" w:line="360" w:lineRule="auto"/>
+        <w:ind w:right="-1"/>
+        <w:jc w:val="both"/>
+        <w:rPr>
+          <w:rFonts w:ascii="Cambria" w:hAnsi="Cambria"/>
+          <w:sz w:val="24"/>
+          <w:szCs w:val="24"/>
+        </w:rPr>
+      </w:pPr>
+      <w:r>
+        <w:rPr>
+          <w:rFonts w:ascii="Cambria" w:hAnsi="Cambria"/>
+          <w:sz w:val="24"/>
+          <w:szCs w:val="24"/>
+        </w:rPr>
+        <w:t>Θα ήθελα να παραθέσω τις ευχαριστίες για τη διπλωματική μου για την εμπιστοσύνη και τη στήριξη</w:t>
+      </w:r>
+      <w:r>
+        <w:rPr>
+          <w:rFonts w:ascii="Cambria" w:hAnsi="Cambria"/>
+          <w:spacing w:val="-6"/>
+          <w:sz w:val="24"/>
+          <w:szCs w:val="24"/>
+        </w:rPr>
+        <w:t xml:space="preserve"> </w:t>
+      </w:r>
+      <w:r>
+        <w:rPr>
+          <w:rFonts w:ascii="Cambria" w:hAnsi="Cambria"/>
+          <w:sz w:val="24"/>
+          <w:szCs w:val="24"/>
+        </w:rPr>
+        <w:t>που</w:t>
+      </w:r>
+      <w:r>
+        <w:rPr>
+          <w:rFonts w:ascii="Cambria" w:hAnsi="Cambria"/>
+          <w:spacing w:val="-6"/>
+          <w:sz w:val="24"/>
+          <w:szCs w:val="24"/>
+        </w:rPr>
+        <w:t xml:space="preserve"> </w:t>
+      </w:r>
+      <w:r>
+        <w:rPr>
+          <w:rFonts w:ascii="Cambria" w:hAnsi="Cambria"/>
+          <w:sz w:val="24"/>
+          <w:szCs w:val="24"/>
+        </w:rPr>
+        <w:t>δέχθηκα</w:t>
+      </w:r>
+      <w:r>
+        <w:rPr>
+          <w:rFonts w:ascii="Cambria" w:hAnsi="Cambria"/>
+          <w:spacing w:val="-5"/>
+          <w:sz w:val="24"/>
+          <w:szCs w:val="24"/>
+        </w:rPr>
+        <w:t xml:space="preserve"> </w:t>
+      </w:r>
+      <w:r>
+        <w:rPr>
+          <w:rFonts w:ascii="Cambria" w:hAnsi="Cambria"/>
+          <w:sz w:val="24"/>
+          <w:szCs w:val="24"/>
+        </w:rPr>
+        <w:t>αρχικά</w:t>
+      </w:r>
+      <w:r>
+        <w:rPr>
+          <w:rFonts w:ascii="Cambria" w:hAnsi="Cambria"/>
+          <w:spacing w:val="-6"/>
+          <w:sz w:val="24"/>
+          <w:szCs w:val="24"/>
+        </w:rPr>
+        <w:t xml:space="preserve"> </w:t>
+      </w:r>
+      <w:r>
+        <w:rPr>
+          <w:rFonts w:ascii="Cambria" w:hAnsi="Cambria"/>
+          <w:sz w:val="24"/>
+          <w:szCs w:val="24"/>
+        </w:rPr>
+        <w:t>από</w:t>
+      </w:r>
+      <w:r>
+        <w:rPr>
+          <w:rFonts w:ascii="Cambria" w:hAnsi="Cambria"/>
+          <w:spacing w:val="-6"/>
+          <w:sz w:val="24"/>
+          <w:szCs w:val="24"/>
+        </w:rPr>
+        <w:t xml:space="preserve"> </w:t>
+      </w:r>
+      <w:r>
+        <w:rPr>
+          <w:rFonts w:ascii="Cambria" w:hAnsi="Cambria"/>
+          <w:sz w:val="24"/>
+          <w:szCs w:val="24"/>
+        </w:rPr>
+        <w:t>τον</w:t>
+      </w:r>
+      <w:r>
+        <w:rPr>
+          <w:rFonts w:ascii="Cambria" w:hAnsi="Cambria"/>
+          <w:spacing w:val="-6"/>
+          <w:sz w:val="24"/>
+          <w:szCs w:val="24"/>
+        </w:rPr>
+        <w:t xml:space="preserve"> </w:t>
+      </w:r>
+      <w:r>
+        <w:rPr>
+          <w:rFonts w:ascii="Cambria" w:hAnsi="Cambria"/>
+          <w:sz w:val="24"/>
+          <w:szCs w:val="24"/>
+        </w:rPr>
+        <w:t>επιβλέπων</w:t>
+      </w:r>
+      <w:r>
+        <w:rPr>
+          <w:rFonts w:ascii="Cambria" w:hAnsi="Cambria"/>
+          <w:spacing w:val="-6"/>
+          <w:sz w:val="24"/>
+          <w:szCs w:val="24"/>
+        </w:rPr>
+        <w:t xml:space="preserve"> </w:t>
+      </w:r>
+      <w:r>
+        <w:rPr>
+          <w:rFonts w:ascii="Cambria" w:hAnsi="Cambria"/>
+          <w:sz w:val="24"/>
+          <w:szCs w:val="24"/>
+        </w:rPr>
+        <w:t>καθηγητή</w:t>
+      </w:r>
+      <w:r>
+        <w:rPr>
+          <w:rFonts w:ascii="Cambria" w:hAnsi="Cambria"/>
+          <w:spacing w:val="-5"/>
+          <w:sz w:val="24"/>
+          <w:szCs w:val="24"/>
+        </w:rPr>
+        <w:t xml:space="preserve"> </w:t>
+      </w:r>
+      <w:r>
+        <w:rPr>
+          <w:rFonts w:ascii="Cambria" w:hAnsi="Cambria"/>
+          <w:sz w:val="24"/>
+          <w:szCs w:val="24"/>
+        </w:rPr>
+        <w:t>μου,</w:t>
+      </w:r>
+      <w:r>
+        <w:rPr>
+          <w:rFonts w:ascii="Cambria" w:hAnsi="Cambria"/>
+          <w:spacing w:val="-3"/>
+          <w:sz w:val="24"/>
+          <w:szCs w:val="24"/>
+        </w:rPr>
+        <w:t xml:space="preserve"> </w:t>
+      </w:r>
+      <w:r>
+        <w:rPr>
+          <w:rFonts w:ascii="Cambria" w:hAnsi="Cambria"/>
+          <w:sz w:val="24"/>
+          <w:szCs w:val="24"/>
+        </w:rPr>
+        <w:t>Μιχάλη</w:t>
+      </w:r>
+      <w:r>
+        <w:rPr>
+          <w:rFonts w:ascii="Cambria" w:hAnsi="Cambria"/>
+          <w:spacing w:val="-6"/>
+          <w:sz w:val="24"/>
+          <w:szCs w:val="24"/>
+        </w:rPr>
+        <w:t xml:space="preserve"> </w:t>
+      </w:r>
+      <w:r>
+        <w:rPr>
+          <w:rFonts w:ascii="Cambria" w:hAnsi="Cambria"/>
+          <w:sz w:val="24"/>
+          <w:szCs w:val="24"/>
+        </w:rPr>
+        <w:t>Ξένο</w:t>
+      </w:r>
+      <w:r>
+        <w:rPr>
+          <w:rFonts w:ascii="Cambria" w:hAnsi="Cambria"/>
+          <w:spacing w:val="-6"/>
+          <w:sz w:val="24"/>
+          <w:szCs w:val="24"/>
+        </w:rPr>
+        <w:t xml:space="preserve"> </w:t>
+      </w:r>
+      <w:r>
+        <w:rPr>
+          <w:rFonts w:ascii="Cambria" w:hAnsi="Cambria"/>
+          <w:sz w:val="24"/>
+          <w:szCs w:val="24"/>
+        </w:rPr>
+        <w:t>και</w:t>
+      </w:r>
+      <w:r>
+        <w:rPr>
+          <w:rFonts w:ascii="Cambria" w:hAnsi="Cambria"/>
+          <w:spacing w:val="-6"/>
+          <w:sz w:val="24"/>
+          <w:szCs w:val="24"/>
+        </w:rPr>
+        <w:t xml:space="preserve"> </w:t>
+      </w:r>
+      <w:r>
+        <w:rPr>
+          <w:rFonts w:ascii="Cambria" w:hAnsi="Cambria"/>
+          <w:sz w:val="24"/>
+          <w:szCs w:val="24"/>
+        </w:rPr>
+        <w:t>στη</w:t>
+      </w:r>
+      <w:r>
+        <w:rPr>
+          <w:rFonts w:ascii="Cambria" w:hAnsi="Cambria"/>
+          <w:spacing w:val="-6"/>
+          <w:sz w:val="24"/>
+          <w:szCs w:val="24"/>
+        </w:rPr>
+        <w:t xml:space="preserve"> </w:t>
+      </w:r>
+      <w:r>
+        <w:rPr>
+          <w:rFonts w:ascii="Cambria" w:hAnsi="Cambria"/>
+          <w:sz w:val="24"/>
+          <w:szCs w:val="24"/>
+        </w:rPr>
+        <w:t xml:space="preserve">συνέχεια από τον υποψήφιο διδάκτορα, </w:t>
+      </w:r>
+      <w:r>
+        <w:rPr>
+          <w:rFonts w:ascii="Cambria" w:hAnsi="Cambria"/>
+          <w:w w:val="90"/>
+          <w:sz w:val="24"/>
+          <w:szCs w:val="24"/>
+        </w:rPr>
+        <w:t>Μηνά Δημοσθένη</w:t>
+      </w:r>
+      <w:r>
+        <w:rPr>
+          <w:rFonts w:ascii="Cambria" w:hAnsi="Cambria"/>
+          <w:sz w:val="24"/>
+          <w:szCs w:val="24"/>
+        </w:rPr>
+        <w:t xml:space="preserve">, ο οποίος ήταν παρών σε ό,τι βοήθεια χρειάστηκα και με καθοδήγησε </w:t>
+      </w:r>
+      <w:proofErr w:type="spellStart"/>
+      <w:r>
+        <w:rPr>
+          <w:rFonts w:ascii="Cambria" w:hAnsi="Cambria"/>
+          <w:sz w:val="24"/>
+          <w:szCs w:val="24"/>
+        </w:rPr>
+        <w:t>καθ’όλη</w:t>
+      </w:r>
+      <w:proofErr w:type="spellEnd"/>
+      <w:r>
+        <w:rPr>
+          <w:rFonts w:ascii="Cambria" w:hAnsi="Cambria"/>
+          <w:sz w:val="24"/>
+          <w:szCs w:val="24"/>
+        </w:rPr>
+        <w:t xml:space="preserve"> τη διάρκεια της εργασίας.</w:t>
+      </w:r>
+      <w:r>
+        <w:rPr>
+          <w:rFonts w:ascii="Cambria" w:hAnsi="Cambria"/>
+          <w:spacing w:val="40"/>
+          <w:sz w:val="24"/>
+          <w:szCs w:val="24"/>
+        </w:rPr>
+        <w:t xml:space="preserve"> </w:t>
+      </w:r>
+      <w:r>
+        <w:rPr>
+          <w:rFonts w:ascii="Cambria" w:hAnsi="Cambria"/>
+          <w:sz w:val="24"/>
+          <w:szCs w:val="24"/>
+        </w:rPr>
+        <w:t>Οφείλω και ένα μεγάλο ευχαριστώ στους γονείς μου που με στήριξαν σε όλη την ακαδημαϊκή μου πορεία.</w:t>
+      </w:r>
+      <w:r>
+        <w:rPr>
+          <w:rFonts w:ascii="Cambria" w:hAnsi="Cambria"/>
+          <w:spacing w:val="33"/>
+          <w:sz w:val="24"/>
+          <w:szCs w:val="24"/>
+        </w:rPr>
+        <w:t xml:space="preserve"> </w:t>
+      </w:r>
+      <w:r>
+        <w:rPr>
+          <w:rFonts w:ascii="Cambria" w:hAnsi="Cambria"/>
+          <w:sz w:val="24"/>
+          <w:szCs w:val="24"/>
+        </w:rPr>
+        <w:t>Τέλος, θα ήθελα να ευχαριστήσω και όλους όσους συμμετείχαν στην εκπόνηση του πειράματος, καθώς και η εργασία δε θα είχε νόημα χωρίς αυτούς.</w:t>
+      </w:r>
+    </w:p>
+    <w:p/>
+    <w:p/>
+    <w:p/>
+    <w:p/>
+    <w:p/>
+    <w:p/>
+    <w:p/>
+    <w:p/>
+    <w:p/>
+    <w:p/>
+    <w:p/>
+    <w:p/>
+    <w:p/>
+    <w:p/>
+    <w:p/>
+    <w:p/>
+    <w:p/>
+    <w:p/>
+    <w:p/>
+    <w:p/>
+    <w:p/>
+    <w:p/>
+    <w:p/>
+    <w:p/>
+    <w:p/>
+    <w:p/>
+    <w:p/>
+    <w:p/>
+    <w:p/>
+    <w:p/>
+    <w:p/>
+    <w:p/>
+    <w:p/>
+    <w:p/>
+    <w:p/>
+    <w:p/>
+    <w:p/>
+    <w:p>
+      <w:pPr>
+        <w:widowControl/>
+        <w:adjustRightInd w:val="0"/>
+        <w:jc w:val="center"/>
+        <w:rPr>
+          <w:rFonts w:ascii="Cambria" w:eastAsiaTheme="minorHAnsi" w:hAnsi="Cambria" w:cs="AppleSystemUIFont"/>
+          <w:b/>
+          <w:bCs/>
+          <w:sz w:val="26"/>
+          <w:szCs w:val="26"/>
+          <w14:ligatures w14:val="standardContextual"/>
+        </w:rPr>
+      </w:pPr>
+      <w:r>
+        <w:rPr>
+          <w:rFonts w:ascii="Cambria" w:eastAsiaTheme="minorHAnsi" w:hAnsi="Cambria" w:cs="AppleSystemUIFont"/>
+          <w:b/>
+          <w:bCs/>
+          <w:sz w:val="26"/>
+          <w:szCs w:val="26"/>
+          <w14:ligatures w14:val="standardContextual"/>
+        </w:rPr>
+        <w:lastRenderedPageBreak/>
+        <w:t>Πρόλογος</w:t>
+      </w:r>
+    </w:p>
+    <w:p>
+      <w:pPr>
+        <w:widowControl/>
+        <w:adjustRightInd w:val="0"/>
+        <w:rPr>
+          <w:rFonts w:ascii="AppleSystemUIFont" w:eastAsiaTheme="minorHAnsi" w:hAnsi="AppleSystemUIFont" w:cs="AppleSystemUIFont"/>
+          <w:sz w:val="26"/>
+          <w:szCs w:val="26"/>
+          <w14:ligatures w14:val="standardContextual"/>
+        </w:rPr>
+      </w:pPr>
+    </w:p>
+    <w:p>
+      <w:pPr>
+        <w:pStyle w:val="aa"/>
+        <w:spacing w:line="360" w:lineRule="auto"/>
+        <w:jc w:val="both"/>
+        <w:rPr>
+          <w:rFonts w:ascii="Cambria" w:hAnsi="Cambria"/>
+          <w:sz w:val="24"/>
+          <w:szCs w:val="24"/>
+        </w:rPr>
+      </w:pPr>
+      <w:r>
+        <w:rPr>
+          <w:rFonts w:ascii="Cambria" w:hAnsi="Cambria"/>
+          <w:sz w:val="24"/>
+          <w:szCs w:val="24"/>
+        </w:rPr>
+        <w:t>Η ασφάλεια των πεζών αποτελεί ένα από τα σημαντικότερα ζητήματα στον σύγχρονο αστικό σχεδιασμό, καθώς η αυξανόμενη κυκλοφορία και οι πολύπλοκες συνθήκες στους δρόμους δημιουργούν αυξημένους κινδύνους. Η ανάγκη για ανάπτυξη και αξιολόγηση νέων τεχνολογιών που μπορούν να συμβάλουν στη μείωση των ατυχημάτων είναι πλέον επιτακτική.</w:t>
+      </w:r>
+    </w:p>
+    <w:p>
+      <w:pPr>
+        <w:spacing w:before="120" w:line="360" w:lineRule="auto"/>
+        <w:jc w:val="both"/>
+        <w:rPr>
+          <w:rFonts w:ascii="Cambria" w:hAnsi="Cambria"/>
+          <w:sz w:val="24"/>
+          <w:szCs w:val="24"/>
+        </w:rPr>
+      </w:pPr>
+      <w:r>
+        <w:rPr>
+          <w:rFonts w:ascii="Cambria" w:hAnsi="Cambria"/>
+          <w:sz w:val="24"/>
+          <w:szCs w:val="24"/>
+        </w:rPr>
+        <w:t>Στο πλαίσιο αυτό, η παρούσα διπλωματική εργασία εστιάζει στη δημιουργία ενός εικονικού κυκλοφοριακού πάρκου με τη χρήση τεχνολογιών Εικονικής Πραγματικότητας (</w:t>
+      </w:r>
+      <w:proofErr w:type="spellStart"/>
+      <w:r>
+        <w:rPr>
+          <w:rFonts w:ascii="Cambria" w:hAnsi="Cambria"/>
+          <w:sz w:val="24"/>
+          <w:szCs w:val="24"/>
+        </w:rPr>
+        <w:t>Virtual</w:t>
+      </w:r>
+      <w:proofErr w:type="spellEnd"/>
+      <w:r>
+        <w:rPr>
+          <w:rFonts w:ascii="Cambria" w:hAnsi="Cambria"/>
+          <w:sz w:val="24"/>
+          <w:szCs w:val="24"/>
+        </w:rPr>
+        <w:t xml:space="preserve"> </w:t>
+      </w:r>
+      <w:proofErr w:type="spellStart"/>
+      <w:r>
+        <w:rPr>
+          <w:rFonts w:ascii="Cambria" w:hAnsi="Cambria"/>
+          <w:sz w:val="24"/>
+          <w:szCs w:val="24"/>
+        </w:rPr>
+        <w:t>Reality</w:t>
+      </w:r>
+      <w:proofErr w:type="spellEnd"/>
+      <w:r>
+        <w:rPr>
+          <w:rFonts w:ascii="Cambria" w:hAnsi="Cambria"/>
+          <w:sz w:val="24"/>
+          <w:szCs w:val="24"/>
+        </w:rPr>
+        <w:t xml:space="preserve"> - VR) και της μηχανής ανάπτυξης </w:t>
+      </w:r>
+      <w:proofErr w:type="spellStart"/>
+      <w:r>
+        <w:rPr>
+          <w:rFonts w:ascii="Cambria" w:hAnsi="Cambria"/>
+          <w:sz w:val="24"/>
+          <w:szCs w:val="24"/>
+        </w:rPr>
+        <w:t>Unity</w:t>
+      </w:r>
+      <w:proofErr w:type="spellEnd"/>
+      <w:r>
+        <w:rPr>
+          <w:rFonts w:ascii="Cambria" w:hAnsi="Cambria"/>
+          <w:sz w:val="24"/>
+          <w:szCs w:val="24"/>
+        </w:rPr>
+        <w:t xml:space="preserve">. Στόχος είναι η προσομοίωση ρεαλιστικών συνθηκών κυκλοφορίας, όπου ο χρήστης </w:t>
+      </w:r>
+      <w:proofErr w:type="spellStart"/>
+      <w:r>
+        <w:rPr>
+          <w:rFonts w:ascii="Cambria" w:hAnsi="Cambria"/>
+          <w:sz w:val="24"/>
+          <w:szCs w:val="24"/>
+        </w:rPr>
+        <w:t>αλληλεπιδρά</w:t>
+      </w:r>
+      <w:proofErr w:type="spellEnd"/>
+      <w:r>
+        <w:rPr>
+          <w:rFonts w:ascii="Cambria" w:hAnsi="Cambria"/>
+          <w:sz w:val="24"/>
+          <w:szCs w:val="24"/>
+        </w:rPr>
+        <w:t xml:space="preserve"> ως πεζός και καλείται να λάβει αποφάσεις σε διαφορετικά σενάρια.</w:t>
+      </w:r>
+    </w:p>
+    <w:p>
+      <w:pPr>
+        <w:pStyle w:val="aa"/>
+        <w:spacing w:line="360" w:lineRule="auto"/>
+        <w:jc w:val="both"/>
+        <w:rPr>
+          <w:rFonts w:ascii="Cambria" w:hAnsi="Cambria"/>
+          <w:sz w:val="24"/>
+          <w:szCs w:val="24"/>
+        </w:rPr>
+      </w:pPr>
+      <w:r>
+        <w:rPr>
+          <w:rFonts w:ascii="Cambria" w:hAnsi="Cambria"/>
+          <w:sz w:val="24"/>
+          <w:szCs w:val="24"/>
+        </w:rPr>
+        <w:t xml:space="preserve">Για την υλοποίηση της εφαρμογής, ενσωματώθηκαν τρεις σύγχρονες τεχνολογίες: το AI </w:t>
+      </w:r>
+      <w:proofErr w:type="spellStart"/>
+      <w:r>
+        <w:rPr>
+          <w:rFonts w:ascii="Cambria" w:hAnsi="Cambria"/>
+          <w:sz w:val="24"/>
+          <w:szCs w:val="24"/>
+        </w:rPr>
+        <w:t>Crosswalk</w:t>
+      </w:r>
+      <w:proofErr w:type="spellEnd"/>
+      <w:r>
+        <w:rPr>
+          <w:rFonts w:ascii="Cambria" w:hAnsi="Cambria"/>
+          <w:sz w:val="24"/>
+          <w:szCs w:val="24"/>
+        </w:rPr>
+        <w:t xml:space="preserve">, το Smart </w:t>
+      </w:r>
+      <w:proofErr w:type="spellStart"/>
+      <w:r>
+        <w:rPr>
+          <w:rFonts w:ascii="Cambria" w:hAnsi="Cambria"/>
+          <w:sz w:val="24"/>
+          <w:szCs w:val="24"/>
+        </w:rPr>
+        <w:t>Highway</w:t>
+      </w:r>
+      <w:proofErr w:type="spellEnd"/>
+      <w:r>
+        <w:rPr>
+          <w:rFonts w:ascii="Cambria" w:hAnsi="Cambria"/>
+          <w:sz w:val="24"/>
+          <w:szCs w:val="24"/>
+        </w:rPr>
+        <w:t xml:space="preserve"> και οι </w:t>
+      </w:r>
+      <w:proofErr w:type="spellStart"/>
+      <w:r>
+        <w:rPr>
+          <w:rFonts w:ascii="Cambria" w:hAnsi="Cambria"/>
+          <w:sz w:val="24"/>
+          <w:szCs w:val="24"/>
+        </w:rPr>
+        <w:t>Photoluminescent</w:t>
+      </w:r>
+      <w:proofErr w:type="spellEnd"/>
+      <w:r>
+        <w:rPr>
+          <w:rFonts w:ascii="Cambria" w:hAnsi="Cambria"/>
+          <w:sz w:val="24"/>
+          <w:szCs w:val="24"/>
+        </w:rPr>
+        <w:t xml:space="preserve"> </w:t>
+      </w:r>
+      <w:proofErr w:type="spellStart"/>
+      <w:r>
+        <w:rPr>
+          <w:rFonts w:ascii="Cambria" w:hAnsi="Cambria"/>
+          <w:sz w:val="24"/>
+          <w:szCs w:val="24"/>
+        </w:rPr>
+        <w:t>Pedestrian</w:t>
+      </w:r>
+      <w:proofErr w:type="spellEnd"/>
+      <w:r>
+        <w:rPr>
+          <w:rFonts w:ascii="Cambria" w:hAnsi="Cambria"/>
+          <w:sz w:val="24"/>
+          <w:szCs w:val="24"/>
+        </w:rPr>
+        <w:t xml:space="preserve"> </w:t>
+      </w:r>
+      <w:proofErr w:type="spellStart"/>
+      <w:r>
+        <w:rPr>
+          <w:rFonts w:ascii="Cambria" w:hAnsi="Cambria"/>
+          <w:sz w:val="24"/>
+          <w:szCs w:val="24"/>
+        </w:rPr>
+        <w:t>Crosswalks</w:t>
+      </w:r>
+      <w:proofErr w:type="spellEnd"/>
+      <w:r>
+        <w:rPr>
+          <w:rFonts w:ascii="Cambria" w:hAnsi="Cambria"/>
+          <w:sz w:val="24"/>
+          <w:szCs w:val="24"/>
+        </w:rPr>
+        <w:t>, οι οποίες έχουν ως στόχο τη βελτίωση της ασφάλειας των πεζών μέσω έξυπνων και καινοτόμων προσεγγίσεων.</w:t>
+      </w:r>
+    </w:p>
+    <w:p>
+      <w:pPr>
+        <w:spacing w:before="120" w:line="360" w:lineRule="auto"/>
+        <w:jc w:val="both"/>
+        <w:rPr>
+          <w:rFonts w:ascii="Cambria" w:hAnsi="Cambria"/>
+        </w:rPr>
+      </w:pPr>
+      <w:r>
+        <w:rPr>
+          <w:rFonts w:ascii="Cambria" w:hAnsi="Cambria"/>
+          <w:sz w:val="24"/>
+          <w:szCs w:val="24"/>
+        </w:rPr>
+        <w:t>Μέσα από τη χρήση του VR περιβάλλοντος, δίνεται η δυνατότητα στον χρήστη να βιώσει επικίνδυνες καταστάσεις με ασφαλή τρόπο, ενώ παράλληλα αξιολογείται η αποτελεσματικότητα των παραπάνω τεχνολογιών. Τέλος, μέσα από την ανάλυση των αποτελεσμάτων, εξάγονται συμπεράσματα σχετικά με το κατά πόσο αυτές οι λύσεις μπορούν να συμβάλουν ουσιαστικά στη βελτίωση της οδικής ασφάλειας.</w:t>
+      </w:r>
+    </w:p>
+    <w:p>
+      <w:pPr>
+        <w:spacing w:line="360" w:lineRule="auto"/>
+        <w:jc w:val="both"/>
+        <w:rPr>
+          <w:rFonts w:ascii="Cambria" w:hAnsi="Cambria"/>
+        </w:rPr>
+      </w:pPr>
+    </w:p>
+    <w:p/>
+    <w:p/>
+    <w:p/>
+    <w:p/>
+    <w:p/>
+    <w:p/>
+    <w:p/>
+    <w:p/>
+    <w:p/>
+    <w:p/>
+    <w:p/>
+    <w:p/>
+    <w:p/>
+    <w:p/>
+    <w:p/>
+    <w:p/>
+    <w:p/>
+    <w:p>
+      <w:pPr>
+        <w:widowControl/>
+        <w:adjustRightInd w:val="0"/>
+        <w:jc w:val="center"/>
+        <w:rPr>
+          <w:rFonts w:ascii="Cambria" w:eastAsiaTheme="minorHAnsi" w:hAnsi="Cambria" w:cs="AppleSystemUIFont"/>
+          <w:b/>
+          <w:bCs/>
+          <w:sz w:val="26"/>
+          <w:szCs w:val="26"/>
+          <w14:ligatures w14:val="standardContextual"/>
+        </w:rPr>
+      </w:pPr>
+      <w:r>
+        <w:rPr>
+          <w:rFonts w:ascii="Cambria" w:eastAsiaTheme="minorHAnsi" w:hAnsi="Cambria" w:cs="AppleSystemUIFont"/>
+          <w:b/>
+          <w:bCs/>
+          <w:sz w:val="26"/>
+          <w:szCs w:val="26"/>
+          <w14:ligatures w14:val="standardContextual"/>
+        </w:rPr>
+        <w:lastRenderedPageBreak/>
+        <w:t>Περίληψη</w:t>
+      </w:r>
+    </w:p>
+    <w:p>
+      <w:pPr>
+        <w:widowControl/>
+        <w:adjustRightInd w:val="0"/>
+        <w:jc w:val="center"/>
+        <w:rPr>
+          <w:rFonts w:ascii="Cambria" w:eastAsiaTheme="minorHAnsi" w:hAnsi="Cambria" w:cs="AppleSystemUIFont"/>
+          <w:b/>
+          <w:bCs/>
+          <w:sz w:val="26"/>
+          <w:szCs w:val="26"/>
+          <w14:ligatures w14:val="standardContextual"/>
+        </w:rPr>
+      </w:pPr>
+    </w:p>
+    <w:p>
+      <w:pPr>
+        <w:widowControl/>
+        <w:adjustRightInd w:val="0"/>
+        <w:jc w:val="center"/>
+        <w:rPr>
+          <w:rFonts w:ascii="Cambria" w:eastAsiaTheme="minorHAnsi" w:hAnsi="Cambria" w:cs="AppleSystemUIFont"/>
+          <w:b/>
+          <w:bCs/>
+          <w:sz w:val="26"/>
+          <w:szCs w:val="26"/>
+          <w14:ligatures w14:val="standardContextual"/>
+        </w:rPr>
+      </w:pPr>
+    </w:p>
+    <w:p>
+      <w:pPr>
+        <w:widowControl/>
+        <w:adjustRightInd w:val="0"/>
+        <w:jc w:val="center"/>
+        <w:rPr>
+          <w:rFonts w:ascii="Cambria" w:eastAsiaTheme="minorHAnsi" w:hAnsi="Cambria" w:cs="AppleSystemUIFont"/>
+          <w:b/>
+          <w:bCs/>
+          <w:sz w:val="26"/>
+          <w:szCs w:val="26"/>
+          <w14:ligatures w14:val="standardContextual"/>
+        </w:rPr>
+      </w:pPr>
+    </w:p>
+    <w:p>
+      <w:pPr>
+        <w:widowControl/>
+        <w:adjustRightInd w:val="0"/>
+        <w:jc w:val="center"/>
+        <w:rPr>
+          <w:rFonts w:ascii="Cambria" w:eastAsiaTheme="minorHAnsi" w:hAnsi="Cambria" w:cs="AppleSystemUIFont"/>
+          <w:b/>
+          <w:bCs/>
+          <w:sz w:val="26"/>
+          <w:szCs w:val="26"/>
+          <w14:ligatures w14:val="standardContextual"/>
+        </w:rPr>
+      </w:pPr>
+    </w:p>
+    <w:p>
+      <w:pPr>
+        <w:widowControl/>
+        <w:adjustRightInd w:val="0"/>
+        <w:jc w:val="center"/>
+        <w:rPr>
+          <w:rFonts w:ascii="Cambria" w:eastAsiaTheme="minorHAnsi" w:hAnsi="Cambria" w:cs="AppleSystemUIFont"/>
+          <w:b/>
+          <w:bCs/>
+          <w:sz w:val="26"/>
+          <w:szCs w:val="26"/>
+          <w14:ligatures w14:val="standardContextual"/>
+        </w:rPr>
+      </w:pPr>
+    </w:p>
+    <w:p>
+      <w:pPr>
+        <w:widowControl/>
+        <w:adjustRightInd w:val="0"/>
+        <w:jc w:val="center"/>
+        <w:rPr>
+          <w:rFonts w:ascii="Cambria" w:eastAsiaTheme="minorHAnsi" w:hAnsi="Cambria" w:cs="AppleSystemUIFont"/>
+          <w:b/>
+          <w:bCs/>
+          <w:sz w:val="26"/>
+          <w:szCs w:val="26"/>
+          <w14:ligatures w14:val="standardContextual"/>
+        </w:rPr>
+      </w:pPr>
+    </w:p>
+    <w:p>
+      <w:pPr>
+        <w:widowControl/>
+        <w:adjustRightInd w:val="0"/>
+        <w:jc w:val="center"/>
+        <w:rPr>
+          <w:rFonts w:ascii="Cambria" w:eastAsiaTheme="minorHAnsi" w:hAnsi="Cambria" w:cs="AppleSystemUIFont"/>
+          <w:b/>
+          <w:bCs/>
+          <w:sz w:val="26"/>
+          <w:szCs w:val="26"/>
+          <w14:ligatures w14:val="standardContextual"/>
+        </w:rPr>
+      </w:pPr>
+    </w:p>
+    <w:p>
+      <w:pPr>
+        <w:widowControl/>
+        <w:adjustRightInd w:val="0"/>
+        <w:jc w:val="center"/>
+        <w:rPr>
+          <w:rFonts w:ascii="Cambria" w:eastAsiaTheme="minorHAnsi" w:hAnsi="Cambria" w:cs="AppleSystemUIFont"/>
+          <w:b/>
+          <w:bCs/>
+          <w:sz w:val="26"/>
+          <w:szCs w:val="26"/>
+          <w14:ligatures w14:val="standardContextual"/>
+        </w:rPr>
+      </w:pPr>
+    </w:p>
+    <w:p>
+      <w:pPr>
+        <w:widowControl/>
+        <w:adjustRightInd w:val="0"/>
+        <w:jc w:val="center"/>
+        <w:rPr>
+          <w:rFonts w:ascii="Cambria" w:eastAsiaTheme="minorHAnsi" w:hAnsi="Cambria" w:cs="AppleSystemUIFont"/>
+          <w:b/>
+          <w:bCs/>
+          <w:sz w:val="26"/>
+          <w:szCs w:val="26"/>
+          <w14:ligatures w14:val="standardContextual"/>
+        </w:rPr>
+      </w:pPr>
+    </w:p>
+    <w:p>
+      <w:pPr>
+        <w:widowControl/>
+        <w:adjustRightInd w:val="0"/>
+        <w:jc w:val="center"/>
+        <w:rPr>
+          <w:rFonts w:ascii="Cambria" w:eastAsiaTheme="minorHAnsi" w:hAnsi="Cambria" w:cs="AppleSystemUIFont"/>
+          <w:b/>
+          <w:bCs/>
+          <w:sz w:val="26"/>
+          <w:szCs w:val="26"/>
+          <w14:ligatures w14:val="standardContextual"/>
+        </w:rPr>
+      </w:pPr>
+    </w:p>
+    <w:p>
+      <w:pPr>
+        <w:widowControl/>
+        <w:adjustRightInd w:val="0"/>
+        <w:jc w:val="center"/>
+        <w:rPr>
+          <w:rFonts w:ascii="Cambria" w:eastAsiaTheme="minorHAnsi" w:hAnsi="Cambria" w:cs="AppleSystemUIFont"/>
+          <w:b/>
+          <w:bCs/>
+          <w:sz w:val="26"/>
+          <w:szCs w:val="26"/>
+          <w14:ligatures w14:val="standardContextual"/>
+        </w:rPr>
+      </w:pPr>
+    </w:p>
+    <w:p>
+      <w:pPr>
+        <w:widowControl/>
+        <w:adjustRightInd w:val="0"/>
+        <w:jc w:val="center"/>
+        <w:rPr>
+          <w:rFonts w:ascii="Cambria" w:eastAsiaTheme="minorHAnsi" w:hAnsi="Cambria" w:cs="AppleSystemUIFont"/>
+          <w:b/>
+          <w:bCs/>
+          <w:sz w:val="26"/>
+          <w:szCs w:val="26"/>
+          <w14:ligatures w14:val="standardContextual"/>
+        </w:rPr>
+      </w:pPr>
+    </w:p>
+    <w:p>
+      <w:pPr>
+        <w:widowControl/>
+        <w:adjustRightInd w:val="0"/>
+        <w:jc w:val="center"/>
+        <w:rPr>
+          <w:rFonts w:ascii="Cambria" w:eastAsiaTheme="minorHAnsi" w:hAnsi="Cambria" w:cs="AppleSystemUIFont"/>
+          <w:b/>
+          <w:bCs/>
+          <w:sz w:val="26"/>
+          <w:szCs w:val="26"/>
+          <w14:ligatures w14:val="standardContextual"/>
+        </w:rPr>
+      </w:pPr>
+    </w:p>
+    <w:p>
+      <w:pPr>
+        <w:widowControl/>
+        <w:adjustRightInd w:val="0"/>
+        <w:jc w:val="center"/>
+        <w:rPr>
+          <w:rFonts w:ascii="Cambria" w:eastAsiaTheme="minorHAnsi" w:hAnsi="Cambria" w:cs="AppleSystemUIFont"/>
+          <w:b/>
+          <w:bCs/>
+          <w:sz w:val="26"/>
+          <w:szCs w:val="26"/>
+          <w14:ligatures w14:val="standardContextual"/>
+        </w:rPr>
+      </w:pPr>
+    </w:p>
+    <w:p>
+      <w:pPr>
+        <w:widowControl/>
+        <w:adjustRightInd w:val="0"/>
+        <w:jc w:val="center"/>
+        <w:rPr>
+          <w:rFonts w:ascii="Cambria" w:eastAsiaTheme="minorHAnsi" w:hAnsi="Cambria" w:cs="AppleSystemUIFont"/>
+          <w:b/>
+          <w:bCs/>
+          <w:sz w:val="26"/>
+          <w:szCs w:val="26"/>
+          <w14:ligatures w14:val="standardContextual"/>
+        </w:rPr>
+      </w:pPr>
+    </w:p>
+    <w:p>
+      <w:pPr>
+        <w:widowControl/>
+        <w:adjustRightInd w:val="0"/>
+        <w:jc w:val="center"/>
+        <w:rPr>
+          <w:rFonts w:ascii="Cambria" w:eastAsiaTheme="minorHAnsi" w:hAnsi="Cambria" w:cs="AppleSystemUIFont"/>
+          <w:b/>
+          <w:bCs/>
+          <w:sz w:val="26"/>
+          <w:szCs w:val="26"/>
+          <w14:ligatures w14:val="standardContextual"/>
+        </w:rPr>
+      </w:pPr>
+    </w:p>
+    <w:p>
+      <w:pPr>
+        <w:widowControl/>
+        <w:adjustRightInd w:val="0"/>
+        <w:jc w:val="center"/>
+        <w:rPr>
+          <w:rFonts w:ascii="Cambria" w:eastAsiaTheme="minorHAnsi" w:hAnsi="Cambria" w:cs="AppleSystemUIFont"/>
+          <w:b/>
+          <w:bCs/>
+          <w:sz w:val="26"/>
+          <w:szCs w:val="26"/>
+          <w14:ligatures w14:val="standardContextual"/>
+        </w:rPr>
+      </w:pPr>
+    </w:p>
+    <w:p>
+      <w:pPr>
+        <w:widowControl/>
+        <w:adjustRightInd w:val="0"/>
+        <w:jc w:val="center"/>
+        <w:rPr>
+          <w:rFonts w:ascii="Cambria" w:eastAsiaTheme="minorHAnsi" w:hAnsi="Cambria" w:cs="AppleSystemUIFont"/>
+          <w:b/>
+          <w:bCs/>
+          <w:sz w:val="26"/>
+          <w:szCs w:val="26"/>
+          <w14:ligatures w14:val="standardContextual"/>
+        </w:rPr>
+      </w:pPr>
+    </w:p>
+    <w:p>
+      <w:pPr>
+        <w:widowControl/>
+        <w:adjustRightInd w:val="0"/>
+        <w:jc w:val="center"/>
+        <w:rPr>
+          <w:rFonts w:ascii="Cambria" w:eastAsiaTheme="minorHAnsi" w:hAnsi="Cambria" w:cs="AppleSystemUIFont"/>
+          <w:b/>
+          <w:bCs/>
+          <w:sz w:val="26"/>
+          <w:szCs w:val="26"/>
+          <w14:ligatures w14:val="standardContextual"/>
+        </w:rPr>
+      </w:pPr>
+    </w:p>
+    <w:p>
+      <w:pPr>
+        <w:widowControl/>
+        <w:adjustRightInd w:val="0"/>
+        <w:jc w:val="center"/>
+        <w:rPr>
+          <w:rFonts w:ascii="Cambria" w:eastAsiaTheme="minorHAnsi" w:hAnsi="Cambria" w:cs="AppleSystemUIFont"/>
+          <w:b/>
+          <w:bCs/>
+          <w:sz w:val="26"/>
+          <w:szCs w:val="26"/>
+          <w14:ligatures w14:val="standardContextual"/>
+        </w:rPr>
+      </w:pPr>
+    </w:p>
+    <w:p>
+      <w:pPr>
+        <w:widowControl/>
+        <w:adjustRightInd w:val="0"/>
+        <w:jc w:val="center"/>
+        <w:rPr>
+          <w:rFonts w:ascii="Cambria" w:eastAsiaTheme="minorHAnsi" w:hAnsi="Cambria" w:cs="AppleSystemUIFont"/>
+          <w:b/>
+          <w:bCs/>
+          <w:sz w:val="26"/>
+          <w:szCs w:val="26"/>
+          <w14:ligatures w14:val="standardContextual"/>
+        </w:rPr>
+      </w:pPr>
+    </w:p>
+    <w:p>
+      <w:pPr>
+        <w:widowControl/>
+        <w:adjustRightInd w:val="0"/>
+        <w:jc w:val="center"/>
+        <w:rPr>
+          <w:rFonts w:ascii="Cambria" w:eastAsiaTheme="minorHAnsi" w:hAnsi="Cambria" w:cs="AppleSystemUIFont"/>
+          <w:b/>
+          <w:bCs/>
+          <w:sz w:val="26"/>
+          <w:szCs w:val="26"/>
+          <w14:ligatures w14:val="standardContextual"/>
+        </w:rPr>
+      </w:pPr>
+    </w:p>
+    <w:p>
+      <w:pPr>
+        <w:widowControl/>
+        <w:adjustRightInd w:val="0"/>
+        <w:jc w:val="center"/>
+        <w:rPr>
+          <w:rFonts w:ascii="Cambria" w:eastAsiaTheme="minorHAnsi" w:hAnsi="Cambria" w:cs="AppleSystemUIFont"/>
+          <w:b/>
+          <w:bCs/>
+          <w:sz w:val="26"/>
+          <w:szCs w:val="26"/>
+          <w14:ligatures w14:val="standardContextual"/>
+        </w:rPr>
+      </w:pPr>
+    </w:p>
+    <w:p>
+      <w:pPr>
+        <w:widowControl/>
+        <w:adjustRightInd w:val="0"/>
+        <w:jc w:val="center"/>
+        <w:rPr>
+          <w:rFonts w:ascii="Cambria" w:eastAsiaTheme="minorHAnsi" w:hAnsi="Cambria" w:cs="AppleSystemUIFont"/>
+          <w:b/>
+          <w:bCs/>
+          <w:sz w:val="26"/>
+          <w:szCs w:val="26"/>
+          <w14:ligatures w14:val="standardContextual"/>
+        </w:rPr>
+      </w:pPr>
+    </w:p>
+    <w:p>
+      <w:pPr>
+        <w:widowControl/>
+        <w:adjustRightInd w:val="0"/>
+        <w:jc w:val="center"/>
+        <w:rPr>
+          <w:rFonts w:ascii="Cambria" w:eastAsiaTheme="minorHAnsi" w:hAnsi="Cambria" w:cs="AppleSystemUIFont"/>
+          <w:b/>
+          <w:bCs/>
+          <w:sz w:val="26"/>
+          <w:szCs w:val="26"/>
+          <w14:ligatures w14:val="standardContextual"/>
+        </w:rPr>
+      </w:pPr>
+    </w:p>
+    <w:p>
+      <w:pPr>
+        <w:widowControl/>
+        <w:adjustRightInd w:val="0"/>
+        <w:jc w:val="center"/>
+        <w:rPr>
+          <w:rFonts w:ascii="Cambria" w:eastAsiaTheme="minorHAnsi" w:hAnsi="Cambria" w:cs="AppleSystemUIFont"/>
+          <w:b/>
+          <w:bCs/>
+          <w:sz w:val="26"/>
+          <w:szCs w:val="26"/>
+          <w14:ligatures w14:val="standardContextual"/>
+        </w:rPr>
+      </w:pPr>
+    </w:p>
+    <w:p>
+      <w:pPr>
+        <w:widowControl/>
+        <w:adjustRightInd w:val="0"/>
+        <w:jc w:val="center"/>
+        <w:rPr>
+          <w:rFonts w:ascii="Cambria" w:eastAsiaTheme="minorHAnsi" w:hAnsi="Cambria" w:cs="AppleSystemUIFont"/>
+          <w:b/>
+          <w:bCs/>
+          <w:sz w:val="26"/>
+          <w:szCs w:val="26"/>
+          <w14:ligatures w14:val="standardContextual"/>
+        </w:rPr>
+      </w:pPr>
+    </w:p>
+    <w:p>
+      <w:pPr>
+        <w:widowControl/>
+        <w:adjustRightInd w:val="0"/>
+        <w:jc w:val="center"/>
+        <w:rPr>
+          <w:rFonts w:ascii="Cambria" w:eastAsiaTheme="minorHAnsi" w:hAnsi="Cambria" w:cs="AppleSystemUIFont"/>
+          <w:b/>
+          <w:bCs/>
+          <w:sz w:val="26"/>
+          <w:szCs w:val="26"/>
+          <w14:ligatures w14:val="standardContextual"/>
+        </w:rPr>
+      </w:pPr>
+    </w:p>
+    <w:p>
+      <w:pPr>
+        <w:widowControl/>
+        <w:adjustRightInd w:val="0"/>
+        <w:jc w:val="center"/>
+        <w:rPr>
+          <w:rFonts w:ascii="Cambria" w:eastAsiaTheme="minorHAnsi" w:hAnsi="Cambria" w:cs="AppleSystemUIFont"/>
+          <w:b/>
+          <w:bCs/>
+          <w:sz w:val="26"/>
+          <w:szCs w:val="26"/>
+          <w14:ligatures w14:val="standardContextual"/>
+        </w:rPr>
+      </w:pPr>
+    </w:p>
+    <w:p>
+      <w:pPr>
+        <w:widowControl/>
+        <w:adjustRightInd w:val="0"/>
+        <w:jc w:val="center"/>
+        <w:rPr>
+          <w:rFonts w:ascii="Cambria" w:eastAsiaTheme="minorHAnsi" w:hAnsi="Cambria" w:cs="AppleSystemUIFont"/>
+          <w:b/>
+          <w:bCs/>
+          <w:sz w:val="26"/>
+          <w:szCs w:val="26"/>
+          <w14:ligatures w14:val="standardContextual"/>
+        </w:rPr>
+      </w:pPr>
+    </w:p>
+    <w:p>
+      <w:pPr>
+        <w:widowControl/>
+        <w:adjustRightInd w:val="0"/>
+        <w:jc w:val="center"/>
+        <w:rPr>
+          <w:rFonts w:ascii="Cambria" w:eastAsiaTheme="minorHAnsi" w:hAnsi="Cambria" w:cs="AppleSystemUIFont"/>
+          <w:b/>
+          <w:bCs/>
+          <w:sz w:val="26"/>
+          <w:szCs w:val="26"/>
+          <w14:ligatures w14:val="standardContextual"/>
+        </w:rPr>
+      </w:pPr>
+    </w:p>
+    <w:p>
+      <w:pPr>
+        <w:widowControl/>
+        <w:adjustRightInd w:val="0"/>
+        <w:jc w:val="center"/>
+        <w:rPr>
+          <w:rFonts w:ascii="Cambria" w:eastAsiaTheme="minorHAnsi" w:hAnsi="Cambria" w:cs="AppleSystemUIFont"/>
+          <w:b/>
+          <w:bCs/>
+          <w:sz w:val="26"/>
+          <w:szCs w:val="26"/>
+          <w14:ligatures w14:val="standardContextual"/>
+        </w:rPr>
+      </w:pPr>
+    </w:p>
+    <w:p>
+      <w:pPr>
+        <w:widowControl/>
+        <w:adjustRightInd w:val="0"/>
+        <w:jc w:val="center"/>
+        <w:rPr>
+          <w:rFonts w:ascii="Cambria" w:eastAsiaTheme="minorHAnsi" w:hAnsi="Cambria" w:cs="AppleSystemUIFont"/>
+          <w:b/>
+          <w:bCs/>
+          <w:sz w:val="26"/>
+          <w:szCs w:val="26"/>
+          <w14:ligatures w14:val="standardContextual"/>
+        </w:rPr>
+      </w:pPr>
+    </w:p>
+    <w:p>
+      <w:pPr>
+        <w:widowControl/>
+        <w:adjustRightInd w:val="0"/>
+        <w:jc w:val="center"/>
+        <w:rPr>
+          <w:rFonts w:ascii="Cambria" w:eastAsiaTheme="minorHAnsi" w:hAnsi="Cambria" w:cs="AppleSystemUIFont"/>
+          <w:b/>
+          <w:bCs/>
+          <w:sz w:val="26"/>
+          <w:szCs w:val="26"/>
+          <w14:ligatures w14:val="standardContextual"/>
+        </w:rPr>
+      </w:pPr>
+    </w:p>
+    <w:p>
+      <w:pPr>
+        <w:widowControl/>
+        <w:adjustRightInd w:val="0"/>
+        <w:jc w:val="center"/>
+        <w:rPr>
+          <w:rFonts w:ascii="Cambria" w:eastAsiaTheme="minorHAnsi" w:hAnsi="Cambria" w:cs="AppleSystemUIFont"/>
+          <w:b/>
+          <w:bCs/>
+          <w:sz w:val="26"/>
+          <w:szCs w:val="26"/>
+          <w14:ligatures w14:val="standardContextual"/>
+        </w:rPr>
+      </w:pPr>
+    </w:p>
+    <w:p>
+      <w:pPr>
+        <w:widowControl/>
+        <w:adjustRightInd w:val="0"/>
+        <w:jc w:val="center"/>
+        <w:rPr>
+          <w:rFonts w:ascii="Cambria" w:eastAsiaTheme="minorHAnsi" w:hAnsi="Cambria" w:cs="AppleSystemUIFont"/>
+          <w:b/>
+          <w:bCs/>
+          <w:sz w:val="26"/>
+          <w:szCs w:val="26"/>
+          <w14:ligatures w14:val="standardContextual"/>
+        </w:rPr>
+      </w:pPr>
+    </w:p>
+    <w:p>
+      <w:pPr>
+        <w:widowControl/>
+        <w:adjustRightInd w:val="0"/>
+        <w:jc w:val="center"/>
+        <w:rPr>
+          <w:rFonts w:ascii="Cambria" w:eastAsiaTheme="minorHAnsi" w:hAnsi="Cambria" w:cs="AppleSystemUIFont"/>
+          <w:b/>
+          <w:bCs/>
+          <w:sz w:val="26"/>
+          <w:szCs w:val="26"/>
+          <w14:ligatures w14:val="standardContextual"/>
+        </w:rPr>
+      </w:pPr>
+    </w:p>
+    <w:p>
+      <w:pPr>
+        <w:widowControl/>
+        <w:adjustRightInd w:val="0"/>
+        <w:jc w:val="center"/>
+        <w:rPr>
+          <w:rFonts w:ascii="Cambria" w:eastAsiaTheme="minorHAnsi" w:hAnsi="Cambria" w:cs="AppleSystemUIFont"/>
+          <w:b/>
+          <w:bCs/>
+          <w:sz w:val="26"/>
+          <w:szCs w:val="26"/>
+          <w14:ligatures w14:val="standardContextual"/>
+        </w:rPr>
+      </w:pPr>
+    </w:p>
+    <w:p>
+      <w:pPr>
+        <w:widowControl/>
+        <w:adjustRightInd w:val="0"/>
+        <w:jc w:val="center"/>
+        <w:rPr>
+          <w:rFonts w:ascii="Cambria" w:eastAsiaTheme="minorHAnsi" w:hAnsi="Cambria" w:cs="AppleSystemUIFont"/>
+          <w:b/>
+          <w:bCs/>
+          <w:sz w:val="26"/>
+          <w:szCs w:val="26"/>
+          <w14:ligatures w14:val="standardContextual"/>
+        </w:rPr>
+      </w:pPr>
+    </w:p>
+    <w:p>
+      <w:pPr>
+        <w:widowControl/>
+        <w:adjustRightInd w:val="0"/>
+        <w:jc w:val="center"/>
+        <w:rPr>
+          <w:rFonts w:ascii="Cambria" w:eastAsiaTheme="minorHAnsi" w:hAnsi="Cambria" w:cs="AppleSystemUIFont"/>
+          <w:b/>
+          <w:bCs/>
+          <w:sz w:val="26"/>
+          <w:szCs w:val="26"/>
+          <w14:ligatures w14:val="standardContextual"/>
+        </w:rPr>
+      </w:pPr>
+    </w:p>
+    <w:p>
+      <w:pPr>
+        <w:widowControl/>
+        <w:adjustRightInd w:val="0"/>
+        <w:jc w:val="center"/>
+        <w:rPr>
+          <w:rFonts w:ascii="Cambria" w:eastAsiaTheme="minorHAnsi" w:hAnsi="Cambria" w:cs="AppleSystemUIFont"/>
+          <w:b/>
+          <w:bCs/>
+          <w:sz w:val="26"/>
+          <w:szCs w:val="26"/>
+          <w14:ligatures w14:val="standardContextual"/>
+        </w:rPr>
+      </w:pPr>
+    </w:p>
+    <w:p>
+      <w:pPr>
+        <w:widowControl/>
+        <w:adjustRightInd w:val="0"/>
+        <w:jc w:val="center"/>
+        <w:rPr>
+          <w:rFonts w:ascii="Cambria" w:eastAsiaTheme="minorHAnsi" w:hAnsi="Cambria" w:cs="AppleSystemUIFont"/>
+          <w:b/>
+          <w:bCs/>
+          <w:sz w:val="26"/>
+          <w:szCs w:val="26"/>
+          <w14:ligatures w14:val="standardContextual"/>
+        </w:rPr>
+      </w:pPr>
+    </w:p>
+    <w:p>
+      <w:pPr>
+        <w:widowControl/>
+        <w:adjustRightInd w:val="0"/>
+        <w:jc w:val="center"/>
+        <w:rPr>
+          <w:rFonts w:ascii="Cambria" w:eastAsiaTheme="minorHAnsi" w:hAnsi="Cambria" w:cs="AppleSystemUIFont"/>
+          <w:b/>
+          <w:bCs/>
+          <w:sz w:val="26"/>
+          <w:szCs w:val="26"/>
+          <w14:ligatures w14:val="standardContextual"/>
+        </w:rPr>
+      </w:pPr>
+    </w:p>
+    <w:p>
+      <w:pPr>
+        <w:widowControl/>
+        <w:adjustRightInd w:val="0"/>
+        <w:jc w:val="center"/>
+        <w:rPr>
+          <w:rFonts w:ascii="Cambria" w:eastAsiaTheme="minorHAnsi" w:hAnsi="Cambria" w:cs="AppleSystemUIFont"/>
+          <w:b/>
+          <w:bCs/>
+          <w:sz w:val="26"/>
+          <w:szCs w:val="26"/>
+          <w14:ligatures w14:val="standardContextual"/>
+        </w:rPr>
+      </w:pPr>
+    </w:p>
+    <w:p>
+      <w:pPr>
+        <w:widowControl/>
+        <w:adjustRightInd w:val="0"/>
+        <w:jc w:val="center"/>
+        <w:rPr>
+          <w:rFonts w:ascii="Cambria" w:eastAsiaTheme="minorHAnsi" w:hAnsi="Cambria" w:cs="AppleSystemUIFont"/>
+          <w:b/>
+          <w:bCs/>
+          <w:sz w:val="26"/>
+          <w:szCs w:val="26"/>
+          <w14:ligatures w14:val="standardContextual"/>
+        </w:rPr>
+      </w:pPr>
+      <w:proofErr w:type="spellStart"/>
+      <w:r>
+        <w:rPr>
+          <w:rFonts w:ascii="Cambria" w:eastAsiaTheme="minorHAnsi" w:hAnsi="Cambria" w:cs="AppleSystemUIFont"/>
+          <w:b/>
+          <w:bCs/>
+          <w:sz w:val="26"/>
+          <w:szCs w:val="26"/>
+          <w14:ligatures w14:val="standardContextual"/>
+        </w:rPr>
+        <w:lastRenderedPageBreak/>
+        <w:t>Abstract</w:t>
+      </w:r>
+      <w:proofErr w:type="spellEnd"/>
+    </w:p>
+    <w:p>
+      <w:pPr>
+        <w:widowControl/>
+        <w:adjustRightInd w:val="0"/>
+        <w:jc w:val="center"/>
+        <w:rPr>
+          <w:rFonts w:ascii="Cambria" w:eastAsiaTheme="minorHAnsi" w:hAnsi="Cambria" w:cs="AppleSystemUIFont"/>
+          <w:b/>
+          <w:bCs/>
+          <w:sz w:val="26"/>
+          <w:szCs w:val="26"/>
+          <w14:ligatures w14:val="standardContextual"/>
+        </w:rPr>
+      </w:pPr>
+    </w:p>
+    <w:p>
+      <w:pPr>
+        <w:widowControl/>
+        <w:adjustRightInd w:val="0"/>
+        <w:jc w:val="center"/>
+        <w:rPr>
+          <w:rFonts w:ascii="Cambria" w:eastAsiaTheme="minorHAnsi" w:hAnsi="Cambria" w:cs="AppleSystemUIFont"/>
+          <w:b/>
+          <w:bCs/>
+          <w:sz w:val="26"/>
+          <w:szCs w:val="26"/>
+          <w14:ligatures w14:val="standardContextual"/>
+        </w:rPr>
+      </w:pPr>
+    </w:p>
+    <w:p>
+      <w:pPr>
+        <w:widowControl/>
+        <w:adjustRightInd w:val="0"/>
+        <w:jc w:val="center"/>
+        <w:rPr>
+          <w:rFonts w:ascii="Cambria" w:eastAsiaTheme="minorHAnsi" w:hAnsi="Cambria" w:cs="AppleSystemUIFont"/>
+          <w:b/>
+          <w:bCs/>
+          <w:sz w:val="26"/>
+          <w:szCs w:val="26"/>
+          <w14:ligatures w14:val="standardContextual"/>
+        </w:rPr>
+      </w:pPr>
+    </w:p>
+    <w:p>
+      <w:pPr>
+        <w:widowControl/>
+        <w:adjustRightInd w:val="0"/>
+        <w:jc w:val="center"/>
+        <w:rPr>
+          <w:rFonts w:ascii="Cambria" w:eastAsiaTheme="minorHAnsi" w:hAnsi="Cambria" w:cs="AppleSystemUIFont"/>
+          <w:b/>
+          <w:bCs/>
+          <w:sz w:val="26"/>
+          <w:szCs w:val="26"/>
+          <w14:ligatures w14:val="standardContextual"/>
+        </w:rPr>
+      </w:pPr>
+    </w:p>
+    <w:p>
+      <w:pPr>
+        <w:widowControl/>
+        <w:adjustRightInd w:val="0"/>
+        <w:jc w:val="center"/>
+        <w:rPr>
+          <w:rFonts w:ascii="Cambria" w:eastAsiaTheme="minorHAnsi" w:hAnsi="Cambria" w:cs="AppleSystemUIFont"/>
+          <w:b/>
+          <w:bCs/>
+          <w:sz w:val="26"/>
+          <w:szCs w:val="26"/>
+          <w14:ligatures w14:val="standardContextual"/>
+        </w:rPr>
+      </w:pPr>
+    </w:p>
+    <w:p>
+      <w:pPr>
+        <w:widowControl/>
+        <w:adjustRightInd w:val="0"/>
+        <w:jc w:val="center"/>
+        <w:rPr>
+          <w:rFonts w:ascii="Cambria" w:eastAsiaTheme="minorHAnsi" w:hAnsi="Cambria" w:cs="AppleSystemUIFont"/>
+          <w:b/>
+          <w:bCs/>
+          <w:sz w:val="26"/>
+          <w:szCs w:val="26"/>
+          <w14:ligatures w14:val="standardContextual"/>
+        </w:rPr>
+      </w:pPr>
+    </w:p>
+    <w:p>
+      <w:pPr>
+        <w:widowControl/>
+        <w:adjustRightInd w:val="0"/>
+        <w:jc w:val="center"/>
+        <w:rPr>
+          <w:rFonts w:ascii="Cambria" w:eastAsiaTheme="minorHAnsi" w:hAnsi="Cambria" w:cs="AppleSystemUIFont"/>
+          <w:b/>
+          <w:bCs/>
+          <w:sz w:val="26"/>
+          <w:szCs w:val="26"/>
+          <w14:ligatures w14:val="standardContextual"/>
+        </w:rPr>
+      </w:pPr>
+    </w:p>
+    <w:p>
+      <w:pPr>
+        <w:widowControl/>
+        <w:adjustRightInd w:val="0"/>
+        <w:jc w:val="center"/>
+        <w:rPr>
+          <w:rFonts w:ascii="Cambria" w:eastAsiaTheme="minorHAnsi" w:hAnsi="Cambria" w:cs="AppleSystemUIFont"/>
+          <w:b/>
+          <w:bCs/>
+          <w:sz w:val="26"/>
+          <w:szCs w:val="26"/>
+          <w14:ligatures w14:val="standardContextual"/>
+        </w:rPr>
+      </w:pPr>
+    </w:p>
+    <w:p>
+      <w:pPr>
+        <w:widowControl/>
+        <w:adjustRightInd w:val="0"/>
+        <w:jc w:val="center"/>
+        <w:rPr>
+          <w:rFonts w:ascii="Cambria" w:eastAsiaTheme="minorHAnsi" w:hAnsi="Cambria" w:cs="AppleSystemUIFont"/>
+          <w:b/>
+          <w:bCs/>
+          <w:sz w:val="26"/>
+          <w:szCs w:val="26"/>
+          <w14:ligatures w14:val="standardContextual"/>
+        </w:rPr>
+      </w:pPr>
+    </w:p>
+    <w:p>
+      <w:pPr>
+        <w:widowControl/>
+        <w:adjustRightInd w:val="0"/>
+        <w:jc w:val="center"/>
+        <w:rPr>
+          <w:rFonts w:ascii="Cambria" w:eastAsiaTheme="minorHAnsi" w:hAnsi="Cambria" w:cs="AppleSystemUIFont"/>
+          <w:b/>
+          <w:bCs/>
+          <w:sz w:val="26"/>
+          <w:szCs w:val="26"/>
+          <w14:ligatures w14:val="standardContextual"/>
+        </w:rPr>
+      </w:pPr>
+    </w:p>
+    <w:p>
+      <w:pPr>
+        <w:widowControl/>
+        <w:adjustRightInd w:val="0"/>
+        <w:jc w:val="center"/>
+        <w:rPr>
+          <w:rFonts w:ascii="Cambria" w:eastAsiaTheme="minorHAnsi" w:hAnsi="Cambria" w:cs="AppleSystemUIFont"/>
+          <w:b/>
+          <w:bCs/>
+          <w:sz w:val="26"/>
+          <w:szCs w:val="26"/>
+          <w14:ligatures w14:val="standardContextual"/>
+        </w:rPr>
+      </w:pPr>
+    </w:p>
+    <w:p>
+      <w:pPr>
+        <w:widowControl/>
+        <w:adjustRightInd w:val="0"/>
+        <w:jc w:val="center"/>
+        <w:rPr>
+          <w:rFonts w:ascii="Cambria" w:eastAsiaTheme="minorHAnsi" w:hAnsi="Cambria" w:cs="AppleSystemUIFont"/>
+          <w:b/>
+          <w:bCs/>
+          <w:sz w:val="26"/>
+          <w:szCs w:val="26"/>
+          <w14:ligatures w14:val="standardContextual"/>
+        </w:rPr>
+      </w:pPr>
+    </w:p>
+    <w:p>
+      <w:pPr>
+        <w:widowControl/>
+        <w:adjustRightInd w:val="0"/>
+        <w:jc w:val="center"/>
+        <w:rPr>
+          <w:rFonts w:ascii="Cambria" w:eastAsiaTheme="minorHAnsi" w:hAnsi="Cambria" w:cs="AppleSystemUIFont"/>
+          <w:b/>
+          <w:bCs/>
+          <w:sz w:val="26"/>
+          <w:szCs w:val="26"/>
+          <w14:ligatures w14:val="standardContextual"/>
+        </w:rPr>
+      </w:pPr>
+    </w:p>
+    <w:p>
+      <w:pPr>
+        <w:widowControl/>
+        <w:adjustRightInd w:val="0"/>
+        <w:jc w:val="center"/>
+        <w:rPr>
+          <w:rFonts w:ascii="Cambria" w:eastAsiaTheme="minorHAnsi" w:hAnsi="Cambria" w:cs="AppleSystemUIFont"/>
+          <w:b/>
+          <w:bCs/>
+          <w:sz w:val="26"/>
+          <w:szCs w:val="26"/>
+          <w14:ligatures w14:val="standardContextual"/>
+        </w:rPr>
+      </w:pPr>
+    </w:p>
+    <w:p>
+      <w:pPr>
+        <w:widowControl/>
+        <w:adjustRightInd w:val="0"/>
+        <w:jc w:val="center"/>
+        <w:rPr>
+          <w:rFonts w:ascii="Cambria" w:eastAsiaTheme="minorHAnsi" w:hAnsi="Cambria" w:cs="AppleSystemUIFont"/>
+          <w:b/>
+          <w:bCs/>
+          <w:sz w:val="26"/>
+          <w:szCs w:val="26"/>
+          <w14:ligatures w14:val="standardContextual"/>
+        </w:rPr>
+      </w:pPr>
+    </w:p>
+    <w:p>
+      <w:pPr>
+        <w:widowControl/>
+        <w:adjustRightInd w:val="0"/>
+        <w:jc w:val="center"/>
+        <w:rPr>
+          <w:rFonts w:ascii="Cambria" w:eastAsiaTheme="minorHAnsi" w:hAnsi="Cambria" w:cs="AppleSystemUIFont"/>
+          <w:b/>
+          <w:bCs/>
+          <w:sz w:val="26"/>
+          <w:szCs w:val="26"/>
+          <w14:ligatures w14:val="standardContextual"/>
+        </w:rPr>
+      </w:pPr>
+    </w:p>
+    <w:p>
+      <w:pPr>
+        <w:widowControl/>
+        <w:adjustRightInd w:val="0"/>
+        <w:jc w:val="center"/>
+        <w:rPr>
+          <w:rFonts w:ascii="Cambria" w:eastAsiaTheme="minorHAnsi" w:hAnsi="Cambria" w:cs="AppleSystemUIFont"/>
+          <w:b/>
+          <w:bCs/>
+          <w:sz w:val="26"/>
+          <w:szCs w:val="26"/>
+          <w14:ligatures w14:val="standardContextual"/>
+        </w:rPr>
+      </w:pPr>
+    </w:p>
+    <w:p>
+      <w:pPr>
+        <w:widowControl/>
+        <w:adjustRightInd w:val="0"/>
+        <w:jc w:val="center"/>
+        <w:rPr>
+          <w:rFonts w:ascii="Cambria" w:eastAsiaTheme="minorHAnsi" w:hAnsi="Cambria" w:cs="AppleSystemUIFont"/>
+          <w:b/>
+          <w:bCs/>
+          <w:sz w:val="26"/>
+          <w:szCs w:val="26"/>
+          <w14:ligatures w14:val="standardContextual"/>
+        </w:rPr>
+      </w:pPr>
+    </w:p>
+    <w:p>
+      <w:pPr>
+        <w:widowControl/>
+        <w:adjustRightInd w:val="0"/>
+        <w:jc w:val="center"/>
+        <w:rPr>
+          <w:rFonts w:ascii="Cambria" w:eastAsiaTheme="minorHAnsi" w:hAnsi="Cambria" w:cs="AppleSystemUIFont"/>
+          <w:b/>
+          <w:bCs/>
+          <w:sz w:val="26"/>
+          <w:szCs w:val="26"/>
+          <w14:ligatures w14:val="standardContextual"/>
+        </w:rPr>
+      </w:pPr>
+    </w:p>
+    <w:p>
+      <w:pPr>
+        <w:widowControl/>
+        <w:adjustRightInd w:val="0"/>
+        <w:jc w:val="center"/>
+        <w:rPr>
+          <w:rFonts w:ascii="Cambria" w:eastAsiaTheme="minorHAnsi" w:hAnsi="Cambria" w:cs="AppleSystemUIFont"/>
+          <w:b/>
+          <w:bCs/>
+          <w:sz w:val="26"/>
+          <w:szCs w:val="26"/>
+          <w14:ligatures w14:val="standardContextual"/>
+        </w:rPr>
+      </w:pPr>
+    </w:p>
+    <w:p>
+      <w:pPr>
+        <w:widowControl/>
+        <w:adjustRightInd w:val="0"/>
+        <w:jc w:val="center"/>
+        <w:rPr>
+          <w:rFonts w:ascii="Cambria" w:eastAsiaTheme="minorHAnsi" w:hAnsi="Cambria" w:cs="AppleSystemUIFont"/>
+          <w:b/>
+          <w:bCs/>
+          <w:sz w:val="26"/>
+          <w:szCs w:val="26"/>
+          <w14:ligatures w14:val="standardContextual"/>
+        </w:rPr>
+      </w:pPr>
+    </w:p>
+    <w:p>
+      <w:pPr>
+        <w:widowControl/>
+        <w:adjustRightInd w:val="0"/>
+        <w:jc w:val="center"/>
+        <w:rPr>
+          <w:rFonts w:ascii="Cambria" w:eastAsiaTheme="minorHAnsi" w:hAnsi="Cambria" w:cs="AppleSystemUIFont"/>
+          <w:b/>
+          <w:bCs/>
+          <w:sz w:val="26"/>
+          <w:szCs w:val="26"/>
+          <w14:ligatures w14:val="standardContextual"/>
+        </w:rPr>
+      </w:pPr>
+    </w:p>
+    <w:p>
+      <w:pPr>
+        <w:widowControl/>
+        <w:adjustRightInd w:val="0"/>
+        <w:jc w:val="center"/>
+        <w:rPr>
+          <w:rFonts w:ascii="Cambria" w:eastAsiaTheme="minorHAnsi" w:hAnsi="Cambria" w:cs="AppleSystemUIFont"/>
+          <w:b/>
+          <w:bCs/>
+          <w:sz w:val="26"/>
+          <w:szCs w:val="26"/>
+          <w14:ligatures w14:val="standardContextual"/>
+        </w:rPr>
+      </w:pPr>
+    </w:p>
+    <w:p>
+      <w:pPr>
+        <w:widowControl/>
+        <w:adjustRightInd w:val="0"/>
+        <w:jc w:val="center"/>
+        <w:rPr>
+          <w:rFonts w:ascii="Cambria" w:eastAsiaTheme="minorHAnsi" w:hAnsi="Cambria" w:cs="AppleSystemUIFont"/>
+          <w:b/>
+          <w:bCs/>
+          <w:sz w:val="26"/>
+          <w:szCs w:val="26"/>
+          <w14:ligatures w14:val="standardContextual"/>
+        </w:rPr>
+      </w:pPr>
+    </w:p>
+    <w:p>
+      <w:pPr>
+        <w:widowControl/>
+        <w:adjustRightInd w:val="0"/>
+        <w:jc w:val="center"/>
+        <w:rPr>
+          <w:rFonts w:ascii="Cambria" w:eastAsiaTheme="minorHAnsi" w:hAnsi="Cambria" w:cs="AppleSystemUIFont"/>
+          <w:b/>
+          <w:bCs/>
+          <w:sz w:val="26"/>
+          <w:szCs w:val="26"/>
+          <w14:ligatures w14:val="standardContextual"/>
+        </w:rPr>
+      </w:pPr>
+    </w:p>
+    <w:p>
+      <w:pPr>
+        <w:widowControl/>
+        <w:adjustRightInd w:val="0"/>
+        <w:jc w:val="center"/>
+        <w:rPr>
+          <w:rFonts w:ascii="Cambria" w:eastAsiaTheme="minorHAnsi" w:hAnsi="Cambria" w:cs="AppleSystemUIFont"/>
+          <w:b/>
+          <w:bCs/>
+          <w:sz w:val="26"/>
+          <w:szCs w:val="26"/>
+          <w14:ligatures w14:val="standardContextual"/>
+        </w:rPr>
+      </w:pPr>
+    </w:p>
+    <w:p>
+      <w:pPr>
+        <w:widowControl/>
+        <w:adjustRightInd w:val="0"/>
+        <w:jc w:val="center"/>
+        <w:rPr>
+          <w:rFonts w:ascii="Cambria" w:eastAsiaTheme="minorHAnsi" w:hAnsi="Cambria" w:cs="AppleSystemUIFont"/>
+          <w:b/>
+          <w:bCs/>
+          <w:sz w:val="26"/>
+          <w:szCs w:val="26"/>
+          <w14:ligatures w14:val="standardContextual"/>
+        </w:rPr>
+      </w:pPr>
+    </w:p>
+    <w:p>
+      <w:pPr>
+        <w:widowControl/>
+        <w:adjustRightInd w:val="0"/>
+        <w:jc w:val="center"/>
+        <w:rPr>
+          <w:rFonts w:ascii="Cambria" w:eastAsiaTheme="minorHAnsi" w:hAnsi="Cambria" w:cs="AppleSystemUIFont"/>
+          <w:b/>
+          <w:bCs/>
+          <w:sz w:val="26"/>
+          <w:szCs w:val="26"/>
+          <w14:ligatures w14:val="standardContextual"/>
+        </w:rPr>
+      </w:pPr>
+    </w:p>
+    <w:p>
+      <w:pPr>
+        <w:widowControl/>
+        <w:adjustRightInd w:val="0"/>
+        <w:jc w:val="center"/>
+        <w:rPr>
+          <w:rFonts w:ascii="Cambria" w:eastAsiaTheme="minorHAnsi" w:hAnsi="Cambria" w:cs="AppleSystemUIFont"/>
+          <w:b/>
+          <w:bCs/>
+          <w:sz w:val="26"/>
+          <w:szCs w:val="26"/>
+          <w14:ligatures w14:val="standardContextual"/>
+        </w:rPr>
+      </w:pPr>
+    </w:p>
+    <w:p>
+      <w:pPr>
+        <w:widowControl/>
+        <w:adjustRightInd w:val="0"/>
+        <w:jc w:val="center"/>
+        <w:rPr>
+          <w:rFonts w:ascii="Cambria" w:eastAsiaTheme="minorHAnsi" w:hAnsi="Cambria" w:cs="AppleSystemUIFont"/>
+          <w:b/>
+          <w:bCs/>
+          <w:sz w:val="26"/>
+          <w:szCs w:val="26"/>
+          <w14:ligatures w14:val="standardContextual"/>
+        </w:rPr>
+      </w:pPr>
+    </w:p>
+    <w:p>
+      <w:pPr>
+        <w:widowControl/>
+        <w:adjustRightInd w:val="0"/>
+        <w:jc w:val="center"/>
+        <w:rPr>
+          <w:rFonts w:ascii="Cambria" w:eastAsiaTheme="minorHAnsi" w:hAnsi="Cambria" w:cs="AppleSystemUIFont"/>
+          <w:b/>
+          <w:bCs/>
+          <w:sz w:val="26"/>
+          <w:szCs w:val="26"/>
+          <w14:ligatures w14:val="standardContextual"/>
+        </w:rPr>
+      </w:pPr>
+    </w:p>
+    <w:p>
+      <w:pPr>
+        <w:widowControl/>
+        <w:adjustRightInd w:val="0"/>
+        <w:jc w:val="center"/>
+        <w:rPr>
+          <w:rFonts w:ascii="Cambria" w:eastAsiaTheme="minorHAnsi" w:hAnsi="Cambria" w:cs="AppleSystemUIFont"/>
+          <w:b/>
+          <w:bCs/>
+          <w:sz w:val="26"/>
+          <w:szCs w:val="26"/>
+          <w14:ligatures w14:val="standardContextual"/>
+        </w:rPr>
+      </w:pPr>
+    </w:p>
+    <w:p>
+      <w:pPr>
+        <w:widowControl/>
+        <w:adjustRightInd w:val="0"/>
+        <w:jc w:val="center"/>
+        <w:rPr>
+          <w:rFonts w:ascii="Cambria" w:eastAsiaTheme="minorHAnsi" w:hAnsi="Cambria" w:cs="AppleSystemUIFont"/>
+          <w:b/>
+          <w:bCs/>
+          <w:sz w:val="26"/>
+          <w:szCs w:val="26"/>
+          <w14:ligatures w14:val="standardContextual"/>
+        </w:rPr>
+      </w:pPr>
+    </w:p>
+    <w:p>
+      <w:pPr>
+        <w:widowControl/>
+        <w:adjustRightInd w:val="0"/>
+        <w:jc w:val="center"/>
+        <w:rPr>
+          <w:rFonts w:ascii="Cambria" w:eastAsiaTheme="minorHAnsi" w:hAnsi="Cambria" w:cs="AppleSystemUIFont"/>
+          <w:b/>
+          <w:bCs/>
+          <w:sz w:val="26"/>
+          <w:szCs w:val="26"/>
+          <w14:ligatures w14:val="standardContextual"/>
+        </w:rPr>
+      </w:pPr>
+    </w:p>
+    <w:p>
+      <w:pPr>
+        <w:widowControl/>
+        <w:adjustRightInd w:val="0"/>
+        <w:jc w:val="center"/>
+        <w:rPr>
+          <w:rFonts w:ascii="Cambria" w:eastAsiaTheme="minorHAnsi" w:hAnsi="Cambria" w:cs="AppleSystemUIFont"/>
+          <w:b/>
+          <w:bCs/>
+          <w:sz w:val="26"/>
+          <w:szCs w:val="26"/>
+          <w14:ligatures w14:val="standardContextual"/>
+        </w:rPr>
+      </w:pPr>
+    </w:p>
+    <w:p>
+      <w:pPr>
+        <w:widowControl/>
+        <w:adjustRightInd w:val="0"/>
+        <w:jc w:val="center"/>
+        <w:rPr>
+          <w:rFonts w:ascii="Cambria" w:eastAsiaTheme="minorHAnsi" w:hAnsi="Cambria" w:cs="AppleSystemUIFont"/>
+          <w:b/>
+          <w:bCs/>
+          <w:sz w:val="26"/>
+          <w:szCs w:val="26"/>
+          <w14:ligatures w14:val="standardContextual"/>
+        </w:rPr>
+      </w:pPr>
+    </w:p>
+    <w:p>
+      <w:pPr>
+        <w:widowControl/>
+        <w:adjustRightInd w:val="0"/>
+        <w:jc w:val="center"/>
+        <w:rPr>
+          <w:rFonts w:ascii="Cambria" w:eastAsiaTheme="minorHAnsi" w:hAnsi="Cambria" w:cs="AppleSystemUIFont"/>
+          <w:b/>
+          <w:bCs/>
+          <w:sz w:val="26"/>
+          <w:szCs w:val="26"/>
+          <w14:ligatures w14:val="standardContextual"/>
+        </w:rPr>
+      </w:pPr>
+    </w:p>
+    <w:p>
+      <w:pPr>
+        <w:widowControl/>
+        <w:adjustRightInd w:val="0"/>
+        <w:jc w:val="center"/>
+        <w:rPr>
+          <w:rFonts w:ascii="Cambria" w:eastAsiaTheme="minorHAnsi" w:hAnsi="Cambria" w:cs="AppleSystemUIFont"/>
+          <w:b/>
+          <w:bCs/>
+          <w:sz w:val="26"/>
+          <w:szCs w:val="26"/>
+          <w14:ligatures w14:val="standardContextual"/>
+        </w:rPr>
+      </w:pPr>
+    </w:p>
+    <w:p>
+      <w:pPr>
+        <w:widowControl/>
+        <w:adjustRightInd w:val="0"/>
+        <w:jc w:val="center"/>
+        <w:rPr>
+          <w:rFonts w:ascii="Cambria" w:eastAsiaTheme="minorHAnsi" w:hAnsi="Cambria" w:cs="AppleSystemUIFont"/>
+          <w:b/>
+          <w:bCs/>
+          <w:sz w:val="26"/>
+          <w:szCs w:val="26"/>
+          <w14:ligatures w14:val="standardContextual"/>
+        </w:rPr>
+      </w:pPr>
+    </w:p>
+    <w:p>
+      <w:pPr>
+        <w:widowControl/>
+        <w:adjustRightInd w:val="0"/>
+        <w:jc w:val="center"/>
+        <w:rPr>
+          <w:rFonts w:ascii="Cambria" w:eastAsiaTheme="minorHAnsi" w:hAnsi="Cambria" w:cs="AppleSystemUIFont"/>
+          <w:b/>
+          <w:bCs/>
+          <w:sz w:val="26"/>
+          <w:szCs w:val="26"/>
+          <w14:ligatures w14:val="standardContextual"/>
+        </w:rPr>
+      </w:pPr>
+    </w:p>
+    <w:p>
+      <w:pPr>
+        <w:widowControl/>
+        <w:adjustRightInd w:val="0"/>
+        <w:jc w:val="center"/>
+        <w:rPr>
+          <w:rFonts w:ascii="Cambria" w:eastAsiaTheme="minorHAnsi" w:hAnsi="Cambria" w:cs="AppleSystemUIFont"/>
+          <w:b/>
+          <w:bCs/>
+          <w:sz w:val="26"/>
+          <w:szCs w:val="26"/>
+          <w14:ligatures w14:val="standardContextual"/>
+        </w:rPr>
+      </w:pPr>
+    </w:p>
+    <w:p>
+      <w:pPr>
+        <w:widowControl/>
+        <w:adjustRightInd w:val="0"/>
+        <w:jc w:val="center"/>
+        <w:rPr>
+          <w:rFonts w:ascii="Cambria" w:eastAsiaTheme="minorHAnsi" w:hAnsi="Cambria" w:cs="AppleSystemUIFont"/>
+          <w:b/>
+          <w:bCs/>
+          <w:sz w:val="26"/>
+          <w:szCs w:val="26"/>
+          <w14:ligatures w14:val="standardContextual"/>
+        </w:rPr>
+      </w:pPr>
+    </w:p>
+    <w:p>
+      <w:pPr>
+        <w:widowControl/>
+        <w:adjustRightInd w:val="0"/>
+        <w:jc w:val="center"/>
+        <w:rPr>
+          <w:rFonts w:ascii="Cambria" w:eastAsiaTheme="minorHAnsi" w:hAnsi="Cambria" w:cs="AppleSystemUIFont"/>
+          <w:b/>
+          <w:bCs/>
+          <w:sz w:val="26"/>
+          <w:szCs w:val="26"/>
+          <w14:ligatures w14:val="standardContextual"/>
+        </w:rPr>
+      </w:pPr>
+    </w:p>
+    <w:p>
+      <w:pPr>
+        <w:widowControl/>
+        <w:adjustRightInd w:val="0"/>
+        <w:jc w:val="center"/>
+        <w:rPr>
+          <w:rFonts w:ascii="Cambria" w:eastAsiaTheme="minorHAnsi" w:hAnsi="Cambria" w:cs="AppleSystemUIFont"/>
+          <w:b/>
+          <w:bCs/>
+          <w:sz w:val="26"/>
+          <w:szCs w:val="26"/>
+          <w14:ligatures w14:val="standardContextual"/>
+        </w:rPr>
+      </w:pPr>
+    </w:p>
+    <w:p>
+      <w:pPr>
+        <w:widowControl/>
+        <w:adjustRightInd w:val="0"/>
+        <w:jc w:val="center"/>
+        <w:rPr>
+          <w:rFonts w:ascii="Cambria" w:eastAsiaTheme="minorHAnsi" w:hAnsi="Cambria" w:cs="AppleSystemUIFont"/>
+          <w:b/>
+          <w:bCs/>
+          <w:sz w:val="26"/>
+          <w:szCs w:val="26"/>
+          <w14:ligatures w14:val="standardContextual"/>
+        </w:rPr>
+      </w:pPr>
+    </w:p>
+    <w:sdt>
+      <w:sdtPr>
+        <w:id w:val="-868211234"/>
+        <w:docPartObj>
+          <w:docPartGallery w:val="Table of Contents"/>
+          <w:docPartUnique/>
+        </w:docPartObj>
+      </w:sdtPr>
+      <w:sdtEndPr>
+        <w:rPr>
+          <w:rFonts w:ascii="Calibri" w:eastAsia="Calibri" w:hAnsi="Calibri" w:cs="Calibri"/>
+          <w:b/>
+          <w:bCs/>
+          <w:color w:val="auto"/>
+          <w:sz w:val="22"/>
+          <w:szCs w:val="22"/>
+          <w:lang w:eastAsia="en-US"/>
+        </w:rPr>
+      </w:sdtEndPr>
+      <w:sdtContent>
+        <w:p>
+          <w:pPr>
+            <w:pStyle w:val="ad"/>
+          </w:pPr>
+          <w:r>
+            <w:t>Περιεχόμενα</w:t>
+          </w:r>
+        </w:p>
+        <w:p>
+          <w:pPr>
+            <w:pStyle w:val="10"/>
+            <w:tabs>
+              <w:tab w:val="left" w:pos="480"/>
+              <w:tab w:val="right" w:leader="dot" w:pos="8494"/>
+            </w:tabs>
+            <w:rPr>
+              <w:rFonts w:asciiTheme="minorHAnsi" w:eastAsiaTheme="minorEastAsia" w:hAnsiTheme="minorHAnsi" w:cstheme="minorBidi"/>
+              <w:noProof/>
+              <w:kern w:val="2"/>
+              <w:sz w:val="24"/>
+              <w:szCs w:val="24"/>
+              <w:lang w:eastAsia="el-GR"/>
+              <w14:ligatures w14:val="standardContextual"/>
+            </w:rPr>
+          </w:pPr>
+          <w:r>
+            <w:fldChar w:fldCharType="begin"/>
+          </w:r>
+          <w:r>
+            <w:instrText xml:space="preserve"> TOC \o "1-3" \h \z \u </w:instrText>
+          </w:r>
+          <w:r>
+            <w:fldChar w:fldCharType="separate"/>
+          </w:r>
+          <w:hyperlink w:anchor="_Toc226479031" w:history="1">
+            <w:r>
+              <w:rPr>
+                <w:rStyle w:val="-"/>
+                <w:b/>
+                <w:bCs/>
+                <w:noProof/>
+              </w:rPr>
+              <w:t>1.</w:t>
+            </w:r>
+            <w:r>
+              <w:rPr>
+                <w:rFonts w:asciiTheme="minorHAnsi" w:eastAsiaTheme="minorEastAsia" w:hAnsiTheme="minorHAnsi" w:cstheme="minorBidi"/>
+                <w:noProof/>
+                <w:kern w:val="2"/>
+                <w:sz w:val="24"/>
+                <w:szCs w:val="24"/>
+                <w:lang w:eastAsia="el-GR"/>
+                <w14:ligatures w14:val="standardContextual"/>
+              </w:rPr>
+              <w:tab/>
+            </w:r>
+            <w:r>
+              <w:rPr>
+                <w:rStyle w:val="-"/>
+                <w:b/>
+                <w:bCs/>
+                <w:noProof/>
+              </w:rPr>
+              <w:t>Εισαγωγή</w:t>
+            </w:r>
+            <w:r>
+              <w:rPr>
+                <w:noProof/>
+                <w:webHidden/>
+              </w:rPr>
+              <w:tab/>
+            </w:r>
+            <w:r>
+              <w:rPr>
+                <w:noProof/>
+                <w:webHidden/>
+              </w:rPr>
+              <w:fldChar w:fldCharType="begin"/>
+            </w:r>
+            <w:r>
+              <w:rPr>
+                <w:noProof/>
+                <w:webHidden/>
+              </w:rPr>
+              <w:instrText xml:space="preserve"> PAGEREF _Toc226479031 \h </w:instrText>
+            </w:r>
+            <w:r>
+              <w:rPr>
+                <w:noProof/>
+                <w:webHidden/>
+              </w:rPr>
+            </w:r>
+            <w:r>
+              <w:rPr>
+                <w:noProof/>
+                <w:webHidden/>
+              </w:rPr>
+              <w:fldChar w:fldCharType="separate"/>
+            </w:r>
+            <w:r>
+              <w:rPr>
+                <w:noProof/>
+                <w:webHidden/>
+              </w:rPr>
+              <w:t>6</w:t>
+            </w:r>
+            <w:r>
+              <w:rPr>
+                <w:noProof/>
+                <w:webHidden/>
+              </w:rPr>
+              <w:fldChar w:fldCharType="end"/>
+            </w:r>
+          </w:hyperlink>
+        </w:p>
+        <w:p>
+          <w:pPr>
+            <w:pStyle w:val="20"/>
+            <w:tabs>
+              <w:tab w:val="left" w:pos="960"/>
+              <w:tab w:val="right" w:leader="dot" w:pos="8494"/>
+            </w:tabs>
+            <w:rPr>
+              <w:rFonts w:asciiTheme="minorHAnsi" w:eastAsiaTheme="minorEastAsia" w:hAnsiTheme="minorHAnsi" w:cstheme="minorBidi"/>
+              <w:noProof/>
+              <w:kern w:val="2"/>
+              <w:sz w:val="24"/>
+              <w:szCs w:val="24"/>
+              <w:lang w:eastAsia="el-GR"/>
+              <w14:ligatures w14:val="standardContextual"/>
+            </w:rPr>
+          </w:pPr>
+          <w:hyperlink w:anchor="_Toc226479032" w:history="1">
+            <w:r>
+              <w:rPr>
+                <w:rStyle w:val="-"/>
+                <w:noProof/>
+              </w:rPr>
+              <w:t>1.1</w:t>
+            </w:r>
+            <w:r>
+              <w:rPr>
+                <w:rFonts w:asciiTheme="minorHAnsi" w:eastAsiaTheme="minorEastAsia" w:hAnsiTheme="minorHAnsi" w:cstheme="minorBidi"/>
+                <w:noProof/>
+                <w:kern w:val="2"/>
+                <w:sz w:val="24"/>
+                <w:szCs w:val="24"/>
+                <w:lang w:eastAsia="el-GR"/>
+                <w14:ligatures w14:val="standardContextual"/>
+              </w:rPr>
+              <w:tab/>
+            </w:r>
+            <w:r>
+              <w:rPr>
+                <w:rStyle w:val="-"/>
+                <w:noProof/>
+              </w:rPr>
+              <w:t>Σημασία του προβλήματος και στόχοι εργασίας</w:t>
+            </w:r>
+            <w:r>
+              <w:rPr>
+                <w:noProof/>
+                <w:webHidden/>
+              </w:rPr>
+              <w:tab/>
+            </w:r>
+            <w:r>
+              <w:rPr>
+                <w:noProof/>
+                <w:webHidden/>
+              </w:rPr>
+              <w:fldChar w:fldCharType="begin"/>
+            </w:r>
+            <w:r>
+              <w:rPr>
+                <w:noProof/>
+                <w:webHidden/>
+              </w:rPr>
+              <w:instrText xml:space="preserve"> PAGEREF _Toc226479032 \h </w:instrText>
+            </w:r>
+            <w:r>
+              <w:rPr>
+                <w:noProof/>
+                <w:webHidden/>
+              </w:rPr>
+            </w:r>
+            <w:r>
+              <w:rPr>
+                <w:noProof/>
+                <w:webHidden/>
+              </w:rPr>
+              <w:fldChar w:fldCharType="separate"/>
+            </w:r>
+            <w:r>
+              <w:rPr>
+                <w:noProof/>
+                <w:webHidden/>
+              </w:rPr>
+              <w:t>6</w:t>
+            </w:r>
+            <w:r>
+              <w:rPr>
+                <w:noProof/>
+                <w:webHidden/>
+              </w:rPr>
+              <w:fldChar w:fldCharType="end"/>
+            </w:r>
+          </w:hyperlink>
+        </w:p>
+        <w:p>
+          <w:pPr>
+            <w:pStyle w:val="20"/>
+            <w:tabs>
+              <w:tab w:val="left" w:pos="960"/>
+              <w:tab w:val="right" w:leader="dot" w:pos="8494"/>
+            </w:tabs>
+            <w:rPr>
+              <w:rFonts w:asciiTheme="minorHAnsi" w:eastAsiaTheme="minorEastAsia" w:hAnsiTheme="minorHAnsi" w:cstheme="minorBidi"/>
+              <w:noProof/>
+              <w:kern w:val="2"/>
+              <w:sz w:val="24"/>
+              <w:szCs w:val="24"/>
+              <w:lang w:eastAsia="el-GR"/>
+              <w14:ligatures w14:val="standardContextual"/>
+            </w:rPr>
+          </w:pPr>
+          <w:hyperlink w:anchor="_Toc226479033" w:history="1">
+            <w:r>
+              <w:rPr>
+                <w:rStyle w:val="-"/>
+                <w:noProof/>
+              </w:rPr>
+              <w:t>1.2</w:t>
+            </w:r>
+            <w:r>
+              <w:rPr>
+                <w:rFonts w:asciiTheme="minorHAnsi" w:eastAsiaTheme="minorEastAsia" w:hAnsiTheme="minorHAnsi" w:cstheme="minorBidi"/>
+                <w:noProof/>
+                <w:kern w:val="2"/>
+                <w:sz w:val="24"/>
+                <w:szCs w:val="24"/>
+                <w:lang w:eastAsia="el-GR"/>
+                <w14:ligatures w14:val="standardContextual"/>
+              </w:rPr>
+              <w:tab/>
+            </w:r>
+            <w:r>
+              <w:rPr>
+                <w:rStyle w:val="-"/>
+                <w:noProof/>
+              </w:rPr>
+              <w:t>Συνεισφορά</w:t>
+            </w:r>
+            <w:r>
+              <w:rPr>
+                <w:noProof/>
+                <w:webHidden/>
+              </w:rPr>
+              <w:tab/>
+            </w:r>
+            <w:r>
+              <w:rPr>
+                <w:noProof/>
+                <w:webHidden/>
+              </w:rPr>
+              <w:fldChar w:fldCharType="begin"/>
+            </w:r>
+            <w:r>
+              <w:rPr>
+                <w:noProof/>
+                <w:webHidden/>
+              </w:rPr>
+              <w:instrText xml:space="preserve"> PAGEREF _Toc226479033 \h </w:instrText>
+            </w:r>
+            <w:r>
+              <w:rPr>
+                <w:noProof/>
+                <w:webHidden/>
+              </w:rPr>
+            </w:r>
+            <w:r>
+              <w:rPr>
+                <w:noProof/>
+                <w:webHidden/>
+              </w:rPr>
+              <w:fldChar w:fldCharType="separate"/>
+            </w:r>
+            <w:r>
+              <w:rPr>
+                <w:noProof/>
+                <w:webHidden/>
+              </w:rPr>
+              <w:t>6</w:t>
+            </w:r>
+            <w:r>
+              <w:rPr>
+                <w:noProof/>
+                <w:webHidden/>
+              </w:rPr>
+              <w:fldChar w:fldCharType="end"/>
+            </w:r>
+          </w:hyperlink>
+        </w:p>
+        <w:p>
+          <w:pPr>
+            <w:pStyle w:val="20"/>
+            <w:tabs>
+              <w:tab w:val="left" w:pos="960"/>
+              <w:tab w:val="right" w:leader="dot" w:pos="8494"/>
+            </w:tabs>
+            <w:rPr>
+              <w:rFonts w:asciiTheme="minorHAnsi" w:eastAsiaTheme="minorEastAsia" w:hAnsiTheme="minorHAnsi" w:cstheme="minorBidi"/>
+              <w:noProof/>
+              <w:kern w:val="2"/>
+              <w:sz w:val="24"/>
+              <w:szCs w:val="24"/>
+              <w:lang w:eastAsia="el-GR"/>
+              <w14:ligatures w14:val="standardContextual"/>
+            </w:rPr>
+          </w:pPr>
+          <w:hyperlink w:anchor="_Toc226479034" w:history="1">
+            <w:r>
+              <w:rPr>
+                <w:rStyle w:val="-"/>
+                <w:rFonts w:ascii="Cambria" w:hAnsi="Cambria"/>
+                <w:noProof/>
+              </w:rPr>
+              <w:t>1.3</w:t>
+            </w:r>
+            <w:r>
+              <w:rPr>
+                <w:rFonts w:asciiTheme="minorHAnsi" w:eastAsiaTheme="minorEastAsia" w:hAnsiTheme="minorHAnsi" w:cstheme="minorBidi"/>
+                <w:noProof/>
+                <w:kern w:val="2"/>
+                <w:sz w:val="24"/>
+                <w:szCs w:val="24"/>
+                <w:lang w:eastAsia="el-GR"/>
+                <w14:ligatures w14:val="standardContextual"/>
+              </w:rPr>
+              <w:tab/>
+            </w:r>
+            <w:r>
+              <w:rPr>
+                <w:rStyle w:val="-"/>
+                <w:noProof/>
+              </w:rPr>
+              <w:t>Διάρθρωση διπλωματικής εργασίας</w:t>
+            </w:r>
+            <w:r>
+              <w:rPr>
+                <w:noProof/>
+                <w:webHidden/>
+              </w:rPr>
+              <w:tab/>
+            </w:r>
+            <w:r>
+              <w:rPr>
+                <w:noProof/>
+                <w:webHidden/>
+              </w:rPr>
+              <w:fldChar w:fldCharType="begin"/>
+            </w:r>
+            <w:r>
+              <w:rPr>
+                <w:noProof/>
+                <w:webHidden/>
+              </w:rPr>
+              <w:instrText xml:space="preserve"> PAGEREF _Toc226479034 \h </w:instrText>
+            </w:r>
+            <w:r>
+              <w:rPr>
+                <w:noProof/>
+                <w:webHidden/>
+              </w:rPr>
+            </w:r>
+            <w:r>
+              <w:rPr>
+                <w:noProof/>
+                <w:webHidden/>
+              </w:rPr>
+              <w:fldChar w:fldCharType="separate"/>
+            </w:r>
+            <w:r>
+              <w:rPr>
+                <w:noProof/>
+                <w:webHidden/>
+              </w:rPr>
+              <w:t>6</w:t>
+            </w:r>
+            <w:r>
+              <w:rPr>
+                <w:noProof/>
+                <w:webHidden/>
+              </w:rPr>
+              <w:fldChar w:fldCharType="end"/>
+            </w:r>
+          </w:hyperlink>
+        </w:p>
+        <w:p>
+          <w:pPr>
+            <w:pStyle w:val="10"/>
+            <w:tabs>
+              <w:tab w:val="left" w:pos="480"/>
+              <w:tab w:val="right" w:leader="dot" w:pos="8494"/>
+            </w:tabs>
+            <w:rPr>
+              <w:rFonts w:asciiTheme="minorHAnsi" w:eastAsiaTheme="minorEastAsia" w:hAnsiTheme="minorHAnsi" w:cstheme="minorBidi"/>
+              <w:noProof/>
+              <w:kern w:val="2"/>
+              <w:sz w:val="24"/>
+              <w:szCs w:val="24"/>
+              <w:lang w:eastAsia="el-GR"/>
+              <w14:ligatures w14:val="standardContextual"/>
+            </w:rPr>
+          </w:pPr>
+          <w:hyperlink w:anchor="_Toc226479035" w:history="1">
+            <w:r>
+              <w:rPr>
+                <w:rStyle w:val="-"/>
+                <w:b/>
+                <w:bCs/>
+                <w:noProof/>
+              </w:rPr>
+              <w:t>2.</w:t>
+            </w:r>
+            <w:r>
+              <w:rPr>
+                <w:rFonts w:asciiTheme="minorHAnsi" w:eastAsiaTheme="minorEastAsia" w:hAnsiTheme="minorHAnsi" w:cstheme="minorBidi"/>
+                <w:noProof/>
+                <w:kern w:val="2"/>
+                <w:sz w:val="24"/>
+                <w:szCs w:val="24"/>
+                <w:lang w:eastAsia="el-GR"/>
+                <w14:ligatures w14:val="standardContextual"/>
+              </w:rPr>
+              <w:tab/>
+            </w:r>
+            <w:r>
+              <w:rPr>
+                <w:rStyle w:val="-"/>
+                <w:b/>
+                <w:bCs/>
+                <w:noProof/>
+              </w:rPr>
+              <w:t>Σημερινή εικόνα στους δρόμους για τους πεζούς</w:t>
+            </w:r>
+            <w:r>
+              <w:rPr>
+                <w:noProof/>
+                <w:webHidden/>
+              </w:rPr>
+              <w:tab/>
+            </w:r>
+            <w:r>
+              <w:rPr>
+                <w:noProof/>
+                <w:webHidden/>
+              </w:rPr>
+              <w:fldChar w:fldCharType="begin"/>
+            </w:r>
+            <w:r>
+              <w:rPr>
+                <w:noProof/>
+                <w:webHidden/>
+              </w:rPr>
+              <w:instrText xml:space="preserve"> PAGEREF _Toc226479035 \h </w:instrText>
+            </w:r>
+            <w:r>
+              <w:rPr>
+                <w:noProof/>
+                <w:webHidden/>
+              </w:rPr>
+            </w:r>
+            <w:r>
+              <w:rPr>
+                <w:noProof/>
+                <w:webHidden/>
+              </w:rPr>
+              <w:fldChar w:fldCharType="separate"/>
+            </w:r>
+            <w:r>
+              <w:rPr>
+                <w:noProof/>
+                <w:webHidden/>
+              </w:rPr>
+              <w:t>6</w:t>
+            </w:r>
+            <w:r>
+              <w:rPr>
+                <w:noProof/>
+                <w:webHidden/>
+              </w:rPr>
+              <w:fldChar w:fldCharType="end"/>
+            </w:r>
+          </w:hyperlink>
+        </w:p>
+        <w:p>
+          <w:pPr>
+            <w:pStyle w:val="10"/>
+            <w:tabs>
+              <w:tab w:val="left" w:pos="480"/>
+              <w:tab w:val="right" w:leader="dot" w:pos="8494"/>
+            </w:tabs>
+            <w:rPr>
+              <w:rFonts w:asciiTheme="minorHAnsi" w:eastAsiaTheme="minorEastAsia" w:hAnsiTheme="minorHAnsi" w:cstheme="minorBidi"/>
+              <w:noProof/>
+              <w:kern w:val="2"/>
+              <w:sz w:val="24"/>
+              <w:szCs w:val="24"/>
+              <w:lang w:eastAsia="el-GR"/>
+              <w14:ligatures w14:val="standardContextual"/>
+            </w:rPr>
+          </w:pPr>
+          <w:hyperlink w:anchor="_Toc226479036" w:history="1">
+            <w:r>
+              <w:rPr>
+                <w:rStyle w:val="-"/>
+                <w:b/>
+                <w:bCs/>
+                <w:noProof/>
+              </w:rPr>
+              <w:t>3.</w:t>
+            </w:r>
+            <w:r>
+              <w:rPr>
+                <w:rFonts w:asciiTheme="minorHAnsi" w:eastAsiaTheme="minorEastAsia" w:hAnsiTheme="minorHAnsi" w:cstheme="minorBidi"/>
+                <w:noProof/>
+                <w:kern w:val="2"/>
+                <w:sz w:val="24"/>
+                <w:szCs w:val="24"/>
+                <w:lang w:eastAsia="el-GR"/>
+                <w14:ligatures w14:val="standardContextual"/>
+              </w:rPr>
+              <w:tab/>
+            </w:r>
+            <w:r>
+              <w:rPr>
+                <w:rStyle w:val="-"/>
+                <w:b/>
+                <w:bCs/>
+                <w:noProof/>
+              </w:rPr>
+              <w:t>Εργαλεία που χρησιμοποιήθηκαν</w:t>
+            </w:r>
+            <w:r>
+              <w:rPr>
+                <w:noProof/>
+                <w:webHidden/>
+              </w:rPr>
+              <w:tab/>
+            </w:r>
+            <w:r>
+              <w:rPr>
+                <w:noProof/>
+                <w:webHidden/>
+              </w:rPr>
+              <w:fldChar w:fldCharType="begin"/>
+            </w:r>
+            <w:r>
+              <w:rPr>
+                <w:noProof/>
+                <w:webHidden/>
+              </w:rPr>
+              <w:instrText xml:space="preserve"> PAGEREF _Toc226479036 \h </w:instrText>
+            </w:r>
+            <w:r>
+              <w:rPr>
+                <w:noProof/>
+                <w:webHidden/>
+              </w:rPr>
+            </w:r>
+            <w:r>
+              <w:rPr>
+                <w:noProof/>
+                <w:webHidden/>
+              </w:rPr>
+              <w:fldChar w:fldCharType="separate"/>
+            </w:r>
+            <w:r>
+              <w:rPr>
+                <w:noProof/>
+                <w:webHidden/>
+              </w:rPr>
+              <w:t>6</w:t>
+            </w:r>
+            <w:r>
+              <w:rPr>
+                <w:noProof/>
+                <w:webHidden/>
+              </w:rPr>
+              <w:fldChar w:fldCharType="end"/>
+            </w:r>
+          </w:hyperlink>
+        </w:p>
+        <w:p>
+          <w:pPr>
+            <w:pStyle w:val="20"/>
+            <w:tabs>
+              <w:tab w:val="left" w:pos="960"/>
+              <w:tab w:val="right" w:leader="dot" w:pos="8494"/>
+            </w:tabs>
+            <w:rPr>
+              <w:rFonts w:asciiTheme="minorHAnsi" w:eastAsiaTheme="minorEastAsia" w:hAnsiTheme="minorHAnsi" w:cstheme="minorBidi"/>
+              <w:noProof/>
+              <w:kern w:val="2"/>
+              <w:sz w:val="24"/>
+              <w:szCs w:val="24"/>
+              <w:lang w:eastAsia="el-GR"/>
+              <w14:ligatures w14:val="standardContextual"/>
+            </w:rPr>
+          </w:pPr>
+          <w:hyperlink w:anchor="_Toc226479037" w:history="1">
+            <w:r>
+              <w:rPr>
+                <w:rStyle w:val="-"/>
+                <w:noProof/>
+              </w:rPr>
+              <w:t>3.1</w:t>
+            </w:r>
+            <w:r>
+              <w:rPr>
+                <w:rFonts w:asciiTheme="minorHAnsi" w:eastAsiaTheme="minorEastAsia" w:hAnsiTheme="minorHAnsi" w:cstheme="minorBidi"/>
+                <w:noProof/>
+                <w:kern w:val="2"/>
+                <w:sz w:val="24"/>
+                <w:szCs w:val="24"/>
+                <w:lang w:eastAsia="el-GR"/>
+                <w14:ligatures w14:val="standardContextual"/>
+              </w:rPr>
+              <w:tab/>
+            </w:r>
+            <w:r>
+              <w:rPr>
+                <w:rStyle w:val="-"/>
+                <w:noProof/>
+              </w:rPr>
+              <w:t>Unity</w:t>
+            </w:r>
+            <w:r>
+              <w:rPr>
+                <w:noProof/>
+                <w:webHidden/>
+              </w:rPr>
+              <w:tab/>
+            </w:r>
+            <w:r>
+              <w:rPr>
+                <w:noProof/>
+                <w:webHidden/>
+              </w:rPr>
+              <w:fldChar w:fldCharType="begin"/>
+            </w:r>
+            <w:r>
+              <w:rPr>
+                <w:noProof/>
+                <w:webHidden/>
+              </w:rPr>
+              <w:instrText xml:space="preserve"> PAGEREF _Toc226479037 \h </w:instrText>
+            </w:r>
+            <w:r>
+              <w:rPr>
+                <w:noProof/>
+                <w:webHidden/>
+              </w:rPr>
+            </w:r>
+            <w:r>
+              <w:rPr>
+                <w:noProof/>
+                <w:webHidden/>
+              </w:rPr>
+              <w:fldChar w:fldCharType="separate"/>
+            </w:r>
+            <w:r>
+              <w:rPr>
+                <w:noProof/>
+                <w:webHidden/>
+              </w:rPr>
+              <w:t>6</w:t>
+            </w:r>
+            <w:r>
+              <w:rPr>
+                <w:noProof/>
+                <w:webHidden/>
+              </w:rPr>
+              <w:fldChar w:fldCharType="end"/>
+            </w:r>
+          </w:hyperlink>
+        </w:p>
+        <w:p>
+          <w:pPr>
+            <w:pStyle w:val="10"/>
+            <w:tabs>
+              <w:tab w:val="left" w:pos="480"/>
+              <w:tab w:val="right" w:leader="dot" w:pos="8494"/>
+            </w:tabs>
+            <w:rPr>
+              <w:rFonts w:asciiTheme="minorHAnsi" w:eastAsiaTheme="minorEastAsia" w:hAnsiTheme="minorHAnsi" w:cstheme="minorBidi"/>
+              <w:noProof/>
+              <w:kern w:val="2"/>
+              <w:sz w:val="24"/>
+              <w:szCs w:val="24"/>
+              <w:lang w:eastAsia="el-GR"/>
+              <w14:ligatures w14:val="standardContextual"/>
+            </w:rPr>
+          </w:pPr>
+          <w:hyperlink w:anchor="_Toc226479038" w:history="1">
+            <w:r>
+              <w:rPr>
+                <w:rStyle w:val="-"/>
+                <w:b/>
+                <w:bCs/>
+                <w:noProof/>
+              </w:rPr>
+              <w:t>4.</w:t>
+            </w:r>
+            <w:r>
+              <w:rPr>
+                <w:rFonts w:asciiTheme="minorHAnsi" w:eastAsiaTheme="minorEastAsia" w:hAnsiTheme="minorHAnsi" w:cstheme="minorBidi"/>
+                <w:noProof/>
+                <w:kern w:val="2"/>
+                <w:sz w:val="24"/>
+                <w:szCs w:val="24"/>
+                <w:lang w:eastAsia="el-GR"/>
+                <w14:ligatures w14:val="standardContextual"/>
+              </w:rPr>
+              <w:tab/>
+            </w:r>
+            <w:r>
+              <w:rPr>
+                <w:rStyle w:val="-"/>
+                <w:b/>
+                <w:bCs/>
+                <w:noProof/>
+              </w:rPr>
+              <w:t>Δημιουργία περιβάλλοντος</w:t>
+            </w:r>
+            <w:r>
+              <w:rPr>
+                <w:noProof/>
+                <w:webHidden/>
+              </w:rPr>
+              <w:tab/>
+            </w:r>
+            <w:r>
+              <w:rPr>
+                <w:noProof/>
+                <w:webHidden/>
+              </w:rPr>
+              <w:fldChar w:fldCharType="begin"/>
+            </w:r>
+            <w:r>
+              <w:rPr>
+                <w:noProof/>
+                <w:webHidden/>
+              </w:rPr>
+              <w:instrText xml:space="preserve"> PAGEREF _Toc226479038 \h </w:instrText>
+            </w:r>
+            <w:r>
+              <w:rPr>
+                <w:noProof/>
+                <w:webHidden/>
+              </w:rPr>
+            </w:r>
+            <w:r>
+              <w:rPr>
+                <w:noProof/>
+                <w:webHidden/>
+              </w:rPr>
+              <w:fldChar w:fldCharType="separate"/>
+            </w:r>
+            <w:r>
+              <w:rPr>
+                <w:noProof/>
+                <w:webHidden/>
+              </w:rPr>
+              <w:t>7</w:t>
+            </w:r>
+            <w:r>
+              <w:rPr>
+                <w:noProof/>
+                <w:webHidden/>
+              </w:rPr>
+              <w:fldChar w:fldCharType="end"/>
+            </w:r>
+          </w:hyperlink>
+        </w:p>
+        <w:p>
+          <w:pPr>
+            <w:pStyle w:val="10"/>
+            <w:tabs>
+              <w:tab w:val="left" w:pos="480"/>
+              <w:tab w:val="right" w:leader="dot" w:pos="8494"/>
+            </w:tabs>
+            <w:rPr>
+              <w:rFonts w:asciiTheme="minorHAnsi" w:eastAsiaTheme="minorEastAsia" w:hAnsiTheme="minorHAnsi" w:cstheme="minorBidi"/>
+              <w:noProof/>
+              <w:kern w:val="2"/>
+              <w:sz w:val="24"/>
+              <w:szCs w:val="24"/>
+              <w:lang w:eastAsia="el-GR"/>
+              <w14:ligatures w14:val="standardContextual"/>
+            </w:rPr>
+          </w:pPr>
+          <w:hyperlink w:anchor="_Toc226479039" w:history="1">
+            <w:r>
+              <w:rPr>
+                <w:rStyle w:val="-"/>
+                <w:b/>
+                <w:bCs/>
+                <w:noProof/>
+              </w:rPr>
+              <w:t>5.</w:t>
+            </w:r>
+            <w:r>
+              <w:rPr>
+                <w:rFonts w:asciiTheme="minorHAnsi" w:eastAsiaTheme="minorEastAsia" w:hAnsiTheme="minorHAnsi" w:cstheme="minorBidi"/>
+                <w:noProof/>
+                <w:kern w:val="2"/>
+                <w:sz w:val="24"/>
+                <w:szCs w:val="24"/>
+                <w:lang w:eastAsia="el-GR"/>
+                <w14:ligatures w14:val="standardContextual"/>
+              </w:rPr>
+              <w:tab/>
+            </w:r>
+            <w:r>
+              <w:rPr>
+                <w:rStyle w:val="-"/>
+                <w:b/>
+                <w:bCs/>
+                <w:noProof/>
+              </w:rPr>
+              <w:t>Πείραμα</w:t>
+            </w:r>
+            <w:r>
+              <w:rPr>
+                <w:noProof/>
+                <w:webHidden/>
+              </w:rPr>
+              <w:tab/>
+            </w:r>
+            <w:r>
+              <w:rPr>
+                <w:noProof/>
+                <w:webHidden/>
+              </w:rPr>
+              <w:fldChar w:fldCharType="begin"/>
+            </w:r>
+            <w:r>
+              <w:rPr>
+                <w:noProof/>
+                <w:webHidden/>
+              </w:rPr>
+              <w:instrText xml:space="preserve"> PAGEREF _Toc226479039 \h </w:instrText>
+            </w:r>
+            <w:r>
+              <w:rPr>
+                <w:noProof/>
+                <w:webHidden/>
+              </w:rPr>
+            </w:r>
+            <w:r>
+              <w:rPr>
+                <w:noProof/>
+                <w:webHidden/>
+              </w:rPr>
+              <w:fldChar w:fldCharType="separate"/>
+            </w:r>
+            <w:r>
+              <w:rPr>
+                <w:noProof/>
+                <w:webHidden/>
+              </w:rPr>
+              <w:t>7</w:t>
+            </w:r>
+            <w:r>
+              <w:rPr>
+                <w:noProof/>
+                <w:webHidden/>
+              </w:rPr>
+              <w:fldChar w:fldCharType="end"/>
+            </w:r>
+          </w:hyperlink>
+        </w:p>
+        <w:p>
+          <w:pPr>
+            <w:pStyle w:val="10"/>
+            <w:tabs>
+              <w:tab w:val="left" w:pos="480"/>
+              <w:tab w:val="right" w:leader="dot" w:pos="8494"/>
+            </w:tabs>
+            <w:rPr>
+              <w:rFonts w:asciiTheme="minorHAnsi" w:eastAsiaTheme="minorEastAsia" w:hAnsiTheme="minorHAnsi" w:cstheme="minorBidi"/>
+              <w:noProof/>
+              <w:kern w:val="2"/>
+              <w:sz w:val="24"/>
+              <w:szCs w:val="24"/>
+              <w:lang w:eastAsia="el-GR"/>
+              <w14:ligatures w14:val="standardContextual"/>
+            </w:rPr>
+          </w:pPr>
+          <w:hyperlink w:anchor="_Toc226479040" w:history="1">
+            <w:r>
+              <w:rPr>
+                <w:rStyle w:val="-"/>
+                <w:b/>
+                <w:bCs/>
+                <w:noProof/>
+              </w:rPr>
+              <w:t>6.</w:t>
+            </w:r>
+            <w:r>
+              <w:rPr>
+                <w:rFonts w:asciiTheme="minorHAnsi" w:eastAsiaTheme="minorEastAsia" w:hAnsiTheme="minorHAnsi" w:cstheme="minorBidi"/>
+                <w:noProof/>
+                <w:kern w:val="2"/>
+                <w:sz w:val="24"/>
+                <w:szCs w:val="24"/>
+                <w:lang w:eastAsia="el-GR"/>
+                <w14:ligatures w14:val="standardContextual"/>
+              </w:rPr>
+              <w:tab/>
+            </w:r>
+            <w:r>
+              <w:rPr>
+                <w:rStyle w:val="-"/>
+                <w:b/>
+                <w:bCs/>
+                <w:noProof/>
+              </w:rPr>
+              <w:t>Ανάλυση δεδομένων</w:t>
+            </w:r>
+            <w:r>
+              <w:rPr>
+                <w:noProof/>
+                <w:webHidden/>
+              </w:rPr>
+              <w:tab/>
+            </w:r>
+            <w:r>
+              <w:rPr>
+                <w:noProof/>
+                <w:webHidden/>
+              </w:rPr>
+              <w:fldChar w:fldCharType="begin"/>
+            </w:r>
+            <w:r>
+              <w:rPr>
+                <w:noProof/>
+                <w:webHidden/>
+              </w:rPr>
+              <w:instrText xml:space="preserve"> PAGEREF _Toc226479040 \h </w:instrText>
+            </w:r>
+            <w:r>
+              <w:rPr>
+                <w:noProof/>
+                <w:webHidden/>
+              </w:rPr>
+            </w:r>
+            <w:r>
+              <w:rPr>
+                <w:noProof/>
+                <w:webHidden/>
+              </w:rPr>
+              <w:fldChar w:fldCharType="separate"/>
+            </w:r>
+            <w:r>
+              <w:rPr>
+                <w:noProof/>
+                <w:webHidden/>
+              </w:rPr>
+              <w:t>7</w:t>
+            </w:r>
+            <w:r>
+              <w:rPr>
+                <w:noProof/>
+                <w:webHidden/>
+              </w:rPr>
+              <w:fldChar w:fldCharType="end"/>
+            </w:r>
+          </w:hyperlink>
+        </w:p>
+        <w:p>
+          <w:pPr>
+            <w:pStyle w:val="10"/>
+            <w:tabs>
+              <w:tab w:val="left" w:pos="480"/>
+              <w:tab w:val="right" w:leader="dot" w:pos="8494"/>
+            </w:tabs>
+            <w:rPr>
+              <w:rFonts w:asciiTheme="minorHAnsi" w:eastAsiaTheme="minorEastAsia" w:hAnsiTheme="minorHAnsi" w:cstheme="minorBidi"/>
+              <w:noProof/>
+              <w:kern w:val="2"/>
+              <w:sz w:val="24"/>
+              <w:szCs w:val="24"/>
+              <w:lang w:eastAsia="el-GR"/>
+              <w14:ligatures w14:val="standardContextual"/>
+            </w:rPr>
+          </w:pPr>
+          <w:hyperlink w:anchor="_Toc226479041" w:history="1">
+            <w:r>
+              <w:rPr>
+                <w:rStyle w:val="-"/>
+                <w:b/>
+                <w:bCs/>
+                <w:noProof/>
+              </w:rPr>
+              <w:t>7.</w:t>
+            </w:r>
+            <w:r>
+              <w:rPr>
+                <w:rFonts w:asciiTheme="minorHAnsi" w:eastAsiaTheme="minorEastAsia" w:hAnsiTheme="minorHAnsi" w:cstheme="minorBidi"/>
+                <w:noProof/>
+                <w:kern w:val="2"/>
+                <w:sz w:val="24"/>
+                <w:szCs w:val="24"/>
+                <w:lang w:eastAsia="el-GR"/>
+                <w14:ligatures w14:val="standardContextual"/>
+              </w:rPr>
+              <w:tab/>
+            </w:r>
+            <w:r>
+              <w:rPr>
+                <w:rStyle w:val="-"/>
+                <w:b/>
+                <w:bCs/>
+                <w:noProof/>
+              </w:rPr>
+              <w:t>Συμπεράσματα</w:t>
+            </w:r>
+            <w:r>
+              <w:rPr>
+                <w:noProof/>
+                <w:webHidden/>
+              </w:rPr>
+              <w:tab/>
+            </w:r>
+            <w:r>
+              <w:rPr>
+                <w:noProof/>
+                <w:webHidden/>
+              </w:rPr>
+              <w:fldChar w:fldCharType="begin"/>
+            </w:r>
+            <w:r>
+              <w:rPr>
+                <w:noProof/>
+                <w:webHidden/>
+              </w:rPr>
+              <w:instrText xml:space="preserve"> PAGEREF _Toc226479041 \h </w:instrText>
+            </w:r>
+            <w:r>
+              <w:rPr>
+                <w:noProof/>
+                <w:webHidden/>
+              </w:rPr>
+            </w:r>
+            <w:r>
+              <w:rPr>
+                <w:noProof/>
+                <w:webHidden/>
+              </w:rPr>
+              <w:fldChar w:fldCharType="separate"/>
+            </w:r>
+            <w:r>
+              <w:rPr>
+                <w:noProof/>
+                <w:webHidden/>
+              </w:rPr>
+              <w:t>7</w:t>
+            </w:r>
+            <w:r>
+              <w:rPr>
+                <w:noProof/>
+                <w:webHidden/>
+              </w:rPr>
+              <w:fldChar w:fldCharType="end"/>
+            </w:r>
+          </w:hyperlink>
+        </w:p>
+        <w:p>
+          <w:pPr>
+            <w:pStyle w:val="10"/>
+            <w:tabs>
+              <w:tab w:val="left" w:pos="480"/>
+              <w:tab w:val="right" w:leader="dot" w:pos="8494"/>
+            </w:tabs>
+            <w:rPr>
+              <w:rFonts w:asciiTheme="minorHAnsi" w:eastAsiaTheme="minorEastAsia" w:hAnsiTheme="minorHAnsi" w:cstheme="minorBidi"/>
+              <w:noProof/>
+              <w:kern w:val="2"/>
+              <w:sz w:val="24"/>
+              <w:szCs w:val="24"/>
+              <w:lang w:eastAsia="el-GR"/>
+              <w14:ligatures w14:val="standardContextual"/>
+            </w:rPr>
+          </w:pPr>
+          <w:hyperlink w:anchor="_Toc226479042" w:history="1">
+            <w:r>
+              <w:rPr>
+                <w:rStyle w:val="-"/>
+                <w:b/>
+                <w:bCs/>
+                <w:noProof/>
+              </w:rPr>
+              <w:t>8.</w:t>
+            </w:r>
+            <w:r>
+              <w:rPr>
+                <w:rFonts w:asciiTheme="minorHAnsi" w:eastAsiaTheme="minorEastAsia" w:hAnsiTheme="minorHAnsi" w:cstheme="minorBidi"/>
+                <w:noProof/>
+                <w:kern w:val="2"/>
+                <w:sz w:val="24"/>
+                <w:szCs w:val="24"/>
+                <w:lang w:eastAsia="el-GR"/>
+                <w14:ligatures w14:val="standardContextual"/>
+              </w:rPr>
+              <w:tab/>
+            </w:r>
+            <w:r>
+              <w:rPr>
+                <w:rStyle w:val="-"/>
+                <w:b/>
+                <w:bCs/>
+                <w:noProof/>
+              </w:rPr>
+              <w:t>Παράρτημα κώδικας</w:t>
+            </w:r>
+            <w:r>
+              <w:rPr>
+                <w:noProof/>
+                <w:webHidden/>
+              </w:rPr>
+              <w:tab/>
+            </w:r>
+            <w:r>
+              <w:rPr>
+                <w:noProof/>
+                <w:webHidden/>
+              </w:rPr>
+              <w:fldChar w:fldCharType="begin"/>
+            </w:r>
+            <w:r>
+              <w:rPr>
+                <w:noProof/>
+                <w:webHidden/>
+              </w:rPr>
+              <w:instrText xml:space="preserve"> PAGEREF _Toc226479042 \h </w:instrText>
+            </w:r>
+            <w:r>
+              <w:rPr>
+                <w:noProof/>
+                <w:webHidden/>
+              </w:rPr>
+            </w:r>
+            <w:r>
+              <w:rPr>
+                <w:noProof/>
+                <w:webHidden/>
+              </w:rPr>
+              <w:fldChar w:fldCharType="separate"/>
+            </w:r>
+            <w:r>
+              <w:rPr>
+                <w:noProof/>
+                <w:webHidden/>
+              </w:rPr>
+              <w:t>7</w:t>
+            </w:r>
+            <w:r>
+              <w:rPr>
+                <w:noProof/>
+                <w:webHidden/>
+              </w:rPr>
+              <w:fldChar w:fldCharType="end"/>
+            </w:r>
+          </w:hyperlink>
+        </w:p>
+        <w:p>
+          <w:pPr>
+            <w:pStyle w:val="10"/>
+            <w:tabs>
+              <w:tab w:val="left" w:pos="480"/>
+              <w:tab w:val="right" w:leader="dot" w:pos="8494"/>
+            </w:tabs>
+            <w:rPr>
+              <w:rFonts w:asciiTheme="minorHAnsi" w:eastAsiaTheme="minorEastAsia" w:hAnsiTheme="minorHAnsi" w:cstheme="minorBidi"/>
+              <w:noProof/>
+              <w:kern w:val="2"/>
+              <w:sz w:val="24"/>
+              <w:szCs w:val="24"/>
+              <w:lang w:eastAsia="el-GR"/>
+              <w14:ligatures w14:val="standardContextual"/>
+            </w:rPr>
+          </w:pPr>
+          <w:hyperlink w:anchor="_Toc226479043" w:history="1">
+            <w:r>
+              <w:rPr>
+                <w:rStyle w:val="-"/>
+                <w:b/>
+                <w:bCs/>
+                <w:noProof/>
+              </w:rPr>
+              <w:t>9.</w:t>
+            </w:r>
+            <w:r>
+              <w:rPr>
+                <w:rFonts w:asciiTheme="minorHAnsi" w:eastAsiaTheme="minorEastAsia" w:hAnsiTheme="minorHAnsi" w:cstheme="minorBidi"/>
+                <w:noProof/>
+                <w:kern w:val="2"/>
+                <w:sz w:val="24"/>
+                <w:szCs w:val="24"/>
+                <w:lang w:eastAsia="el-GR"/>
+                <w14:ligatures w14:val="standardContextual"/>
+              </w:rPr>
+              <w:tab/>
+            </w:r>
+            <w:r>
+              <w:rPr>
+                <w:rStyle w:val="-"/>
+                <w:b/>
+                <w:bCs/>
+                <w:noProof/>
+              </w:rPr>
+              <w:t>Παράρτημα github</w:t>
+            </w:r>
+            <w:r>
+              <w:rPr>
+                <w:noProof/>
+                <w:webHidden/>
+              </w:rPr>
+              <w:tab/>
+            </w:r>
+            <w:r>
+              <w:rPr>
+                <w:noProof/>
+                <w:webHidden/>
+              </w:rPr>
+              <w:fldChar w:fldCharType="begin"/>
+            </w:r>
+            <w:r>
+              <w:rPr>
+                <w:noProof/>
+                <w:webHidden/>
+              </w:rPr>
+              <w:instrText xml:space="preserve"> PAGEREF _Toc226479043 \h </w:instrText>
+            </w:r>
+            <w:r>
+              <w:rPr>
+                <w:noProof/>
+                <w:webHidden/>
+              </w:rPr>
+            </w:r>
+            <w:r>
+              <w:rPr>
+                <w:noProof/>
+                <w:webHidden/>
+              </w:rPr>
+              <w:fldChar w:fldCharType="separate"/>
+            </w:r>
+            <w:r>
+              <w:rPr>
+                <w:noProof/>
+                <w:webHidden/>
+              </w:rPr>
+              <w:t>7</w:t>
+            </w:r>
+            <w:r>
+              <w:rPr>
+                <w:noProof/>
+                <w:webHidden/>
+              </w:rPr>
+              <w:fldChar w:fldCharType="end"/>
+            </w:r>
+          </w:hyperlink>
+        </w:p>
+        <w:p>
+          <w:pPr>
+            <w:pStyle w:val="10"/>
+            <w:tabs>
+              <w:tab w:val="left" w:pos="720"/>
+              <w:tab w:val="right" w:leader="dot" w:pos="8494"/>
+            </w:tabs>
+            <w:rPr>
+              <w:rFonts w:asciiTheme="minorHAnsi" w:eastAsiaTheme="minorEastAsia" w:hAnsiTheme="minorHAnsi" w:cstheme="minorBidi"/>
+              <w:noProof/>
+              <w:kern w:val="2"/>
+              <w:sz w:val="24"/>
+              <w:szCs w:val="24"/>
+              <w:lang w:eastAsia="el-GR"/>
+              <w14:ligatures w14:val="standardContextual"/>
+            </w:rPr>
+          </w:pPr>
+          <w:hyperlink w:anchor="_Toc226479044" w:history="1">
+            <w:r>
+              <w:rPr>
+                <w:rStyle w:val="-"/>
+                <w:b/>
+                <w:bCs/>
+                <w:noProof/>
+              </w:rPr>
+              <w:t>10.</w:t>
+            </w:r>
+            <w:r>
+              <w:rPr>
+                <w:rStyle w:val="-"/>
+                <w:b/>
+                <w:bCs/>
+                <w:noProof/>
+              </w:rPr>
+              <w:t xml:space="preserve">    </w:t>
+            </w:r>
+            <w:r>
+              <w:rPr>
+                <w:rStyle w:val="-"/>
+                <w:b/>
+                <w:bCs/>
+                <w:noProof/>
+              </w:rPr>
+              <w:t>Βιβλιογραφία (50)</w:t>
+            </w:r>
+            <w:r>
+              <w:rPr>
+                <w:noProof/>
+                <w:webHidden/>
+              </w:rPr>
+              <w:tab/>
+            </w:r>
+            <w:r>
+              <w:rPr>
+                <w:noProof/>
+                <w:webHidden/>
+              </w:rPr>
+              <w:fldChar w:fldCharType="begin"/>
+            </w:r>
+            <w:r>
+              <w:rPr>
+                <w:noProof/>
+                <w:webHidden/>
+              </w:rPr>
+              <w:instrText xml:space="preserve"> PAGEREF _Toc226479044 \h </w:instrText>
+            </w:r>
+            <w:r>
+              <w:rPr>
+                <w:noProof/>
+                <w:webHidden/>
+              </w:rPr>
+            </w:r>
+            <w:r>
+              <w:rPr>
+                <w:noProof/>
+                <w:webHidden/>
+              </w:rPr>
+              <w:fldChar w:fldCharType="separate"/>
+            </w:r>
+            <w:r>
+              <w:rPr>
+                <w:noProof/>
+                <w:webHidden/>
+              </w:rPr>
+              <w:t>7</w:t>
+            </w:r>
+            <w:r>
+              <w:rPr>
+                <w:noProof/>
+                <w:webHidden/>
+              </w:rPr>
+              <w:fldChar w:fldCharType="end"/>
+            </w:r>
+          </w:hyperlink>
+        </w:p>
+        <w:p>
+          <w:r>
+            <w:rPr>
+              <w:b/>
+              <w:bCs/>
+            </w:rPr>
+            <w:fldChar w:fldCharType="end"/>
+          </w:r>
+        </w:p>
+      </w:sdtContent>
+    </w:sdt>
+    <w:p>
+      <w:pPr>
+        <w:widowControl/>
+        <w:adjustRightInd w:val="0"/>
+        <w:jc w:val="center"/>
+        <w:rPr>
+          <w:rFonts w:ascii="Cambria" w:eastAsiaTheme="minorHAnsi" w:hAnsi="Cambria" w:cs="AppleSystemUIFont"/>
+          <w:b/>
+          <w:bCs/>
+          <w:sz w:val="26"/>
+          <w:szCs w:val="26"/>
+          <w14:ligatures w14:val="standardContextual"/>
+        </w:rPr>
+      </w:pPr>
+    </w:p>
+    <w:p>
+      <w:pPr>
+        <w:widowControl/>
+        <w:adjustRightInd w:val="0"/>
+        <w:jc w:val="center"/>
+        <w:rPr>
+          <w:rFonts w:ascii="Cambria" w:eastAsiaTheme="minorHAnsi" w:hAnsi="Cambria" w:cs="AppleSystemUIFont"/>
+          <w:b/>
+          <w:bCs/>
+          <w:sz w:val="26"/>
+          <w:szCs w:val="26"/>
+          <w14:ligatures w14:val="standardContextual"/>
+        </w:rPr>
+      </w:pPr>
+    </w:p>
+    <w:p>
+      <w:pPr>
+        <w:widowControl/>
+        <w:adjustRightInd w:val="0"/>
+        <w:jc w:val="center"/>
+        <w:rPr>
+          <w:rFonts w:ascii="Cambria" w:eastAsiaTheme="minorHAnsi" w:hAnsi="Cambria" w:cs="AppleSystemUIFont"/>
+          <w:b/>
+          <w:bCs/>
+          <w:sz w:val="26"/>
+          <w:szCs w:val="26"/>
+          <w14:ligatures w14:val="standardContextual"/>
+        </w:rPr>
+      </w:pPr>
+    </w:p>
+    <w:p>
+      <w:pPr>
+        <w:widowControl/>
+        <w:adjustRightInd w:val="0"/>
+        <w:jc w:val="center"/>
+        <w:rPr>
+          <w:rFonts w:ascii="Cambria" w:eastAsiaTheme="minorHAnsi" w:hAnsi="Cambria" w:cs="AppleSystemUIFont"/>
+          <w:b/>
+          <w:bCs/>
+          <w:sz w:val="26"/>
+          <w:szCs w:val="26"/>
+          <w14:ligatures w14:val="standardContextual"/>
+        </w:rPr>
+      </w:pPr>
+    </w:p>
+    <w:p>
+      <w:pPr>
+        <w:widowControl/>
+        <w:adjustRightInd w:val="0"/>
+        <w:jc w:val="center"/>
+        <w:rPr>
+          <w:rFonts w:ascii="Cambria" w:eastAsiaTheme="minorHAnsi" w:hAnsi="Cambria" w:cs="AppleSystemUIFont"/>
+          <w:b/>
+          <w:bCs/>
+          <w:sz w:val="26"/>
+          <w:szCs w:val="26"/>
+          <w14:ligatures w14:val="standardContextual"/>
+        </w:rPr>
+      </w:pPr>
+    </w:p>
+    <w:p>
+      <w:pPr>
+        <w:widowControl/>
+        <w:adjustRightInd w:val="0"/>
+        <w:jc w:val="center"/>
+        <w:rPr>
+          <w:rFonts w:ascii="Cambria" w:eastAsiaTheme="minorHAnsi" w:hAnsi="Cambria" w:cs="AppleSystemUIFont"/>
+          <w:b/>
+          <w:bCs/>
+          <w:sz w:val="26"/>
+          <w:szCs w:val="26"/>
+          <w14:ligatures w14:val="standardContextual"/>
+        </w:rPr>
+      </w:pPr>
+    </w:p>
+    <w:p/>
+    <w:p/>
+    <w:p/>
+    <w:p/>
+    <w:p/>
+    <w:p/>
+    <w:p/>
+    <w:p/>
+    <w:p/>
+    <w:p/>
+    <w:p/>
+    <w:p/>
+    <w:p/>
+    <w:p/>
+    <w:p/>
+    <w:p/>
+    <w:p/>
+    <w:p/>
+    <w:p/>
+    <w:p/>
+    <w:p/>
+    <w:p/>
+    <w:p/>
+    <w:p/>
+    <w:p/>
+    <w:p/>
+    <w:p/>
+    <w:p/>
+    <w:p/>
+    <w:p/>
+    <w:p/>
+    <w:p/>
+    <w:p>
+      <w:pPr>
+        <w:pStyle w:val="1"/>
+        <w:numPr>
+          <w:ilvl w:val="0"/>
+          <w:numId w:val="1"/>
+        </w:numPr>
+        <w:ind w:left="426" w:hanging="426"/>
+        <w:rPr>
+          <w:b/>
+          <w:bCs/>
+          <w:color w:val="auto"/>
+          <w:sz w:val="28"/>
+          <w:szCs w:val="28"/>
+        </w:rPr>
+      </w:pPr>
+      <w:bookmarkStart w:id="0" w:name="_Toc226476946"/>
+      <w:bookmarkStart w:id="1" w:name="_Toc226477510"/>
+      <w:bookmarkStart w:id="2" w:name="_Toc226477557"/>
+      <w:bookmarkStart w:id="3" w:name="_Toc226479031"/>
+      <w:r>
+        <w:rPr>
+          <w:b/>
+          <w:bCs/>
+          <w:color w:val="auto"/>
+          <w:sz w:val="28"/>
+          <w:szCs w:val="28"/>
+        </w:rPr>
+        <w:t>Εισαγωγή</w:t>
+      </w:r>
+      <w:bookmarkEnd w:id="0"/>
+      <w:bookmarkEnd w:id="1"/>
+      <w:bookmarkEnd w:id="2"/>
+      <w:bookmarkEnd w:id="3"/>
+      <w:r>
+        <w:rPr>
+          <w:b/>
+          <w:bCs/>
+          <w:color w:val="auto"/>
+          <w:sz w:val="28"/>
+          <w:szCs w:val="28"/>
+        </w:rPr>
+        <w:t xml:space="preserve"> </w:t>
+      </w:r>
+    </w:p>
+    <w:p/>
+    <w:p>
+      <w:pPr>
+        <w:pStyle w:val="2"/>
+        <w:numPr>
+          <w:ilvl w:val="1"/>
+          <w:numId w:val="1"/>
+        </w:numPr>
+        <w:rPr>
+          <w:color w:val="auto"/>
+          <w:sz w:val="26"/>
+          <w:szCs w:val="26"/>
+        </w:rPr>
+      </w:pPr>
+      <w:bookmarkStart w:id="4" w:name="_Toc226476947"/>
+      <w:bookmarkStart w:id="5" w:name="_Toc226477511"/>
+      <w:bookmarkStart w:id="6" w:name="_Toc226477558"/>
+      <w:bookmarkStart w:id="7" w:name="_Toc226479032"/>
+      <w:r>
+        <w:rPr>
+          <w:color w:val="auto"/>
+          <w:sz w:val="26"/>
+          <w:szCs w:val="26"/>
+        </w:rPr>
+        <w:t>Σημασία του προβλήματος και στόχοι εργασίας</w:t>
+      </w:r>
+      <w:bookmarkEnd w:id="4"/>
+      <w:bookmarkEnd w:id="5"/>
+      <w:bookmarkEnd w:id="6"/>
+      <w:bookmarkEnd w:id="7"/>
+    </w:p>
+    <w:p/>
+    <w:p/>
+    <w:p>
+      <w:pPr>
+        <w:pStyle w:val="2"/>
+        <w:numPr>
+          <w:ilvl w:val="1"/>
+          <w:numId w:val="1"/>
+        </w:numPr>
+        <w:rPr>
+          <w:color w:val="auto"/>
+          <w:sz w:val="26"/>
+          <w:szCs w:val="26"/>
+        </w:rPr>
+      </w:pPr>
+      <w:bookmarkStart w:id="8" w:name="_Toc226476948"/>
+      <w:bookmarkStart w:id="9" w:name="_Toc226477512"/>
+      <w:bookmarkStart w:id="10" w:name="_Toc226477559"/>
+      <w:bookmarkStart w:id="11" w:name="_Toc226479033"/>
+      <w:r>
+        <w:rPr>
+          <w:color w:val="auto"/>
+          <w:sz w:val="26"/>
+          <w:szCs w:val="26"/>
+        </w:rPr>
+        <w:t>Συνεισφορά</w:t>
+      </w:r>
+      <w:bookmarkEnd w:id="8"/>
+      <w:bookmarkEnd w:id="9"/>
+      <w:bookmarkEnd w:id="10"/>
+      <w:bookmarkEnd w:id="11"/>
+    </w:p>
+    <w:p>
+      <w:pPr>
+        <w:pStyle w:val="2"/>
+        <w:numPr>
+          <w:ilvl w:val="1"/>
+          <w:numId w:val="1"/>
+        </w:numPr>
+        <w:rPr>
+          <w:rFonts w:ascii="Cambria" w:hAnsi="Cambria"/>
+          <w:sz w:val="26"/>
+          <w:szCs w:val="26"/>
+        </w:rPr>
+      </w:pPr>
+      <w:bookmarkStart w:id="12" w:name="_Toc226476949"/>
+      <w:bookmarkStart w:id="13" w:name="_Toc226477513"/>
+      <w:bookmarkStart w:id="14" w:name="_Toc226477560"/>
+      <w:bookmarkStart w:id="15" w:name="_Toc226479034"/>
+      <w:r>
+        <w:rPr>
+          <w:color w:val="auto"/>
+          <w:sz w:val="26"/>
+          <w:szCs w:val="26"/>
+        </w:rPr>
+        <w:t>Διάρθρωση διπλωματικής εργασίας</w:t>
+      </w:r>
+      <w:bookmarkEnd w:id="12"/>
+      <w:bookmarkEnd w:id="13"/>
+      <w:bookmarkEnd w:id="14"/>
+      <w:bookmarkEnd w:id="15"/>
+      <w:r>
+        <w:rPr>
+          <w:color w:val="auto"/>
+          <w:sz w:val="26"/>
+          <w:szCs w:val="26"/>
+        </w:rPr>
+        <w:t xml:space="preserve"> </w:t>
+      </w:r>
+    </w:p>
+    <w:p>
+      <w:pPr>
+        <w:pStyle w:val="1"/>
+        <w:numPr>
+          <w:ilvl w:val="0"/>
+          <w:numId w:val="1"/>
+        </w:numPr>
+        <w:ind w:left="426" w:hanging="426"/>
+        <w:rPr>
+          <w:b/>
+          <w:bCs/>
+          <w:color w:val="auto"/>
+          <w:sz w:val="28"/>
+          <w:szCs w:val="28"/>
+        </w:rPr>
+      </w:pPr>
+      <w:bookmarkStart w:id="16" w:name="_Toc226476950"/>
+      <w:bookmarkStart w:id="17" w:name="_Toc226477514"/>
+      <w:bookmarkStart w:id="18" w:name="_Toc226477561"/>
+      <w:bookmarkStart w:id="19" w:name="_Toc226479035"/>
+      <w:r>
+        <w:rPr>
+          <w:b/>
+          <w:bCs/>
+          <w:color w:val="auto"/>
+          <w:sz w:val="28"/>
+          <w:szCs w:val="28"/>
+        </w:rPr>
+        <w:t>Σημερινή εικόνα στους δρόμους για τους πεζούς</w:t>
+      </w:r>
+      <w:bookmarkEnd w:id="16"/>
+      <w:bookmarkEnd w:id="17"/>
+      <w:bookmarkEnd w:id="18"/>
+      <w:bookmarkEnd w:id="19"/>
+      <w:r>
+        <w:rPr>
+          <w:b/>
+          <w:bCs/>
+          <w:color w:val="auto"/>
+          <w:sz w:val="28"/>
+          <w:szCs w:val="28"/>
+        </w:rPr>
+        <w:t xml:space="preserve"> </w:t>
+      </w:r>
+    </w:p>
+    <w:p>
+      <w:pPr>
+        <w:rPr>
+          <w:rFonts w:ascii="Cambria" w:hAnsi="Cambria"/>
+          <w:sz w:val="26"/>
+          <w:szCs w:val="26"/>
+        </w:rPr>
+      </w:pPr>
+      <w:bookmarkStart w:id="20" w:name="_Toc226477515"/>
+      <w:bookmarkStart w:id="21" w:name="_Toc226477562"/>
+      <w:bookmarkEnd w:id="20"/>
+      <w:bookmarkEnd w:id="21"/>
+    </w:p>
+    <w:p>
+      <w:pPr>
+        <w:pStyle w:val="1"/>
+        <w:rPr>
+          <w:b/>
+          <w:bCs/>
+          <w:color w:val="auto"/>
+          <w:sz w:val="28"/>
+          <w:szCs w:val="28"/>
+        </w:rPr>
+      </w:pPr>
+    </w:p>
+    <w:p>
+      <w:pPr>
+        <w:pStyle w:val="1"/>
+        <w:numPr>
+          <w:ilvl w:val="0"/>
+          <w:numId w:val="1"/>
+        </w:numPr>
+        <w:ind w:left="426" w:hanging="426"/>
+        <w:rPr>
+          <w:b/>
+          <w:bCs/>
+          <w:color w:val="auto"/>
+          <w:sz w:val="28"/>
+          <w:szCs w:val="28"/>
+        </w:rPr>
+      </w:pPr>
+      <w:bookmarkStart w:id="22" w:name="_Toc226476952"/>
+      <w:bookmarkStart w:id="23" w:name="_Toc226477516"/>
+      <w:bookmarkStart w:id="24" w:name="_Toc226477563"/>
+      <w:bookmarkStart w:id="25" w:name="_Toc226479036"/>
+      <w:r>
+        <w:rPr>
+          <w:b/>
+          <w:bCs/>
+          <w:color w:val="auto"/>
+          <w:sz w:val="28"/>
+          <w:szCs w:val="28"/>
+        </w:rPr>
+        <w:t>Εργαλεία που χρησιμοποιήθηκαν</w:t>
+      </w:r>
+      <w:bookmarkEnd w:id="22"/>
+      <w:bookmarkEnd w:id="23"/>
+      <w:bookmarkEnd w:id="24"/>
+      <w:bookmarkEnd w:id="25"/>
+    </w:p>
+    <w:p>
+      <w:pPr>
+        <w:pStyle w:val="2"/>
+        <w:numPr>
+          <w:ilvl w:val="1"/>
+          <w:numId w:val="1"/>
+        </w:numPr>
+        <w:rPr>
+          <w:color w:val="auto"/>
+          <w:sz w:val="26"/>
+          <w:szCs w:val="26"/>
+        </w:rPr>
+      </w:pPr>
+      <w:r>
+        <w:rPr>
+          <w:color w:val="auto"/>
+          <w:sz w:val="26"/>
+          <w:szCs w:val="26"/>
+        </w:rPr>
+        <w:t xml:space="preserve"> </w:t>
+      </w:r>
+      <w:bookmarkStart w:id="26" w:name="_Toc226476953"/>
+      <w:bookmarkStart w:id="27" w:name="_Toc226477517"/>
+      <w:bookmarkStart w:id="28" w:name="_Toc226477564"/>
+      <w:bookmarkStart w:id="29" w:name="_Toc226479037"/>
+      <w:proofErr w:type="spellStart"/>
+      <w:r>
+        <w:rPr>
+          <w:color w:val="auto"/>
+          <w:sz w:val="26"/>
+          <w:szCs w:val="26"/>
+        </w:rPr>
+        <w:t>Unity</w:t>
+      </w:r>
+      <w:bookmarkEnd w:id="26"/>
+      <w:bookmarkEnd w:id="27"/>
+      <w:bookmarkEnd w:id="28"/>
+      <w:bookmarkEnd w:id="29"/>
+      <w:proofErr w:type="spellEnd"/>
+    </w:p>
+    <w:p>
+      <w:pPr>
+        <w:rPr>
+          <w:rFonts w:ascii="Cambria" w:hAnsi="Cambria"/>
+          <w:sz w:val="26"/>
+          <w:szCs w:val="26"/>
+        </w:rPr>
+      </w:pPr>
+      <w:bookmarkStart w:id="30" w:name="_Toc226476954"/>
+      <w:bookmarkStart w:id="31" w:name="_Toc226477518"/>
+      <w:bookmarkStart w:id="32" w:name="_Toc226477565"/>
+      <w:bookmarkEnd w:id="30"/>
+      <w:bookmarkEnd w:id="31"/>
+      <w:bookmarkEnd w:id="32"/>
+    </w:p>
+    <w:p>
+      <w:pPr>
+        <w:pStyle w:val="1"/>
+        <w:numPr>
+          <w:ilvl w:val="0"/>
+          <w:numId w:val="1"/>
+        </w:numPr>
+        <w:ind w:left="426" w:hanging="426"/>
+        <w:rPr>
+          <w:b/>
+          <w:bCs/>
+          <w:color w:val="auto"/>
+          <w:sz w:val="28"/>
+          <w:szCs w:val="28"/>
+        </w:rPr>
+      </w:pPr>
+      <w:bookmarkStart w:id="33" w:name="_Toc226476955"/>
+      <w:bookmarkStart w:id="34" w:name="_Toc226477519"/>
+      <w:bookmarkStart w:id="35" w:name="_Toc226477566"/>
+      <w:bookmarkStart w:id="36" w:name="_Toc226479038"/>
+      <w:r>
+        <w:rPr>
+          <w:b/>
+          <w:bCs/>
+          <w:color w:val="auto"/>
+          <w:sz w:val="28"/>
+          <w:szCs w:val="28"/>
+        </w:rPr>
+        <w:lastRenderedPageBreak/>
+        <w:t>Δημιουργία περιβάλλοντος</w:t>
+      </w:r>
+      <w:bookmarkEnd w:id="33"/>
+      <w:bookmarkEnd w:id="34"/>
+      <w:bookmarkEnd w:id="35"/>
+      <w:bookmarkEnd w:id="36"/>
+      <w:r>
+        <w:rPr>
+          <w:b/>
+          <w:bCs/>
+          <w:color w:val="auto"/>
+          <w:sz w:val="28"/>
+          <w:szCs w:val="28"/>
+        </w:rPr>
+        <w:t xml:space="preserve"> </w:t>
+      </w:r>
+    </w:p>
+    <w:p>
+      <w:pPr>
+        <w:pStyle w:val="1"/>
+        <w:numPr>
+          <w:ilvl w:val="0"/>
+          <w:numId w:val="1"/>
+        </w:numPr>
+        <w:ind w:left="426" w:hanging="426"/>
+        <w:rPr>
+          <w:b/>
+          <w:bCs/>
+          <w:color w:val="auto"/>
+          <w:sz w:val="28"/>
+          <w:szCs w:val="28"/>
+        </w:rPr>
+      </w:pPr>
+      <w:bookmarkStart w:id="37" w:name="_Toc226476956"/>
+      <w:bookmarkStart w:id="38" w:name="_Toc226477520"/>
+      <w:bookmarkStart w:id="39" w:name="_Toc226477567"/>
+      <w:bookmarkStart w:id="40" w:name="_Toc226479039"/>
+      <w:r>
+        <w:rPr>
+          <w:b/>
+          <w:bCs/>
+          <w:color w:val="auto"/>
+          <w:sz w:val="28"/>
+          <w:szCs w:val="28"/>
+        </w:rPr>
+        <w:t>Π</w:t>
+      </w:r>
+      <w:r>
+        <w:rPr>
+          <w:b/>
+          <w:bCs/>
+          <w:color w:val="auto"/>
+          <w:sz w:val="28"/>
+          <w:szCs w:val="28"/>
+        </w:rPr>
+        <w:t>ε</w:t>
+      </w:r>
+      <w:r>
+        <w:rPr>
+          <w:b/>
+          <w:bCs/>
+          <w:color w:val="auto"/>
+          <w:sz w:val="28"/>
+          <w:szCs w:val="28"/>
+        </w:rPr>
+        <w:t>ί</w:t>
+      </w:r>
+      <w:r>
+        <w:rPr>
+          <w:b/>
+          <w:bCs/>
+          <w:color w:val="auto"/>
+          <w:sz w:val="28"/>
+          <w:szCs w:val="28"/>
+        </w:rPr>
+        <w:t>ραμα</w:t>
+      </w:r>
+      <w:bookmarkEnd w:id="37"/>
+      <w:bookmarkEnd w:id="38"/>
+      <w:bookmarkEnd w:id="39"/>
+      <w:bookmarkEnd w:id="40"/>
+    </w:p>
+    <w:p>
+      <w:pPr>
+        <w:pStyle w:val="1"/>
+        <w:numPr>
+          <w:ilvl w:val="0"/>
+          <w:numId w:val="1"/>
+        </w:numPr>
+        <w:ind w:left="426" w:hanging="426"/>
+        <w:rPr>
+          <w:b/>
+          <w:bCs/>
+          <w:color w:val="auto"/>
+          <w:sz w:val="28"/>
+          <w:szCs w:val="28"/>
+        </w:rPr>
+      </w:pPr>
+      <w:bookmarkStart w:id="41" w:name="_Toc226476957"/>
+      <w:bookmarkStart w:id="42" w:name="_Toc226477521"/>
+      <w:bookmarkStart w:id="43" w:name="_Toc226477568"/>
+      <w:bookmarkStart w:id="44" w:name="_Toc226479040"/>
+      <w:r>
+        <w:rPr>
+          <w:b/>
+          <w:bCs/>
+          <w:color w:val="auto"/>
+          <w:sz w:val="28"/>
+          <w:szCs w:val="28"/>
+        </w:rPr>
+        <w:t>Α</w:t>
+      </w:r>
+      <w:r>
+        <w:rPr>
+          <w:b/>
+          <w:bCs/>
+          <w:color w:val="auto"/>
+          <w:sz w:val="28"/>
+          <w:szCs w:val="28"/>
+        </w:rPr>
+        <w:t>ν</w:t>
+      </w:r>
+      <w:r>
+        <w:rPr>
+          <w:b/>
+          <w:bCs/>
+          <w:color w:val="auto"/>
+          <w:sz w:val="28"/>
+          <w:szCs w:val="28"/>
+        </w:rPr>
+        <w:t>ά</w:t>
+      </w:r>
+      <w:r>
+        <w:rPr>
+          <w:b/>
+          <w:bCs/>
+          <w:color w:val="auto"/>
+          <w:sz w:val="28"/>
+          <w:szCs w:val="28"/>
+        </w:rPr>
+        <w:t>λυση δεδομ</w:t>
+      </w:r>
+      <w:r>
+        <w:rPr>
+          <w:b/>
+          <w:bCs/>
+          <w:color w:val="auto"/>
+          <w:sz w:val="28"/>
+          <w:szCs w:val="28"/>
+        </w:rPr>
+        <w:t>έ</w:t>
+      </w:r>
+      <w:r>
+        <w:rPr>
+          <w:b/>
+          <w:bCs/>
+          <w:color w:val="auto"/>
+          <w:sz w:val="28"/>
+          <w:szCs w:val="28"/>
+        </w:rPr>
+        <w:t>νων</w:t>
+      </w:r>
+      <w:bookmarkEnd w:id="41"/>
+      <w:bookmarkEnd w:id="42"/>
+      <w:bookmarkEnd w:id="43"/>
+      <w:bookmarkEnd w:id="44"/>
+    </w:p>
+    <w:p>
+      <w:pPr>
+        <w:pStyle w:val="1"/>
+        <w:numPr>
+          <w:ilvl w:val="0"/>
+          <w:numId w:val="1"/>
+        </w:numPr>
+        <w:ind w:left="426" w:hanging="426"/>
+        <w:rPr>
+          <w:b/>
+          <w:bCs/>
+          <w:color w:val="auto"/>
+          <w:sz w:val="28"/>
+          <w:szCs w:val="28"/>
+        </w:rPr>
+      </w:pPr>
+      <w:bookmarkStart w:id="45" w:name="_Toc226479041"/>
+      <w:r>
+        <w:rPr>
+          <w:b/>
+          <w:bCs/>
+          <w:color w:val="auto"/>
+          <w:sz w:val="28"/>
+          <w:szCs w:val="28"/>
+        </w:rPr>
+        <w:t>Σ</w:t>
+      </w:r>
+      <w:r>
+        <w:rPr>
+          <w:b/>
+          <w:bCs/>
+          <w:color w:val="auto"/>
+          <w:sz w:val="28"/>
+          <w:szCs w:val="28"/>
+        </w:rPr>
+        <w:t>υμπεράσματα</w:t>
+      </w:r>
+      <w:bookmarkEnd w:id="45"/>
+    </w:p>
+    <w:p>
+      <w:pPr>
+        <w:pStyle w:val="1"/>
+        <w:numPr>
+          <w:ilvl w:val="0"/>
+          <w:numId w:val="1"/>
+        </w:numPr>
+        <w:ind w:left="426" w:hanging="426"/>
+        <w:rPr>
+          <w:b/>
+          <w:bCs/>
+          <w:color w:val="auto"/>
+          <w:sz w:val="28"/>
+          <w:szCs w:val="28"/>
+        </w:rPr>
+      </w:pPr>
+      <w:bookmarkStart w:id="46" w:name="_Toc226476959"/>
+      <w:bookmarkStart w:id="47" w:name="_Toc226477523"/>
+      <w:bookmarkStart w:id="48" w:name="_Toc226477570"/>
+      <w:bookmarkStart w:id="49" w:name="_Toc226479042"/>
+      <w:r>
+        <w:rPr>
+          <w:b/>
+          <w:bCs/>
+          <w:color w:val="auto"/>
+          <w:sz w:val="28"/>
+          <w:szCs w:val="28"/>
+        </w:rPr>
+        <w:t>Π</w:t>
+      </w:r>
+      <w:r>
+        <w:rPr>
+          <w:b/>
+          <w:bCs/>
+          <w:color w:val="auto"/>
+          <w:sz w:val="28"/>
+          <w:szCs w:val="28"/>
+        </w:rPr>
+        <w:t>αράρτημα</w:t>
+      </w:r>
+      <w:r>
+        <w:rPr>
+          <w:b/>
+          <w:bCs/>
+          <w:color w:val="auto"/>
+          <w:sz w:val="28"/>
+          <w:szCs w:val="28"/>
+        </w:rPr>
+        <w:t xml:space="preserve"> </w:t>
+      </w:r>
+      <w:bookmarkEnd w:id="46"/>
+      <w:bookmarkEnd w:id="47"/>
+      <w:bookmarkEnd w:id="48"/>
+      <w:r>
+        <w:rPr>
+          <w:b/>
+          <w:bCs/>
+          <w:color w:val="auto"/>
+          <w:sz w:val="28"/>
+          <w:szCs w:val="28"/>
+        </w:rPr>
+        <w:t>κώδικας</w:t>
+      </w:r>
+      <w:bookmarkEnd w:id="49"/>
+      <w:r>
+        <w:rPr>
+          <w:b/>
+          <w:bCs/>
+          <w:color w:val="auto"/>
+          <w:sz w:val="28"/>
+          <w:szCs w:val="28"/>
+        </w:rPr>
+        <w:t xml:space="preserve"> </w:t>
+      </w:r>
+    </w:p>
+    <w:p>
+      <w:pPr>
+        <w:pStyle w:val="1"/>
+        <w:numPr>
+          <w:ilvl w:val="0"/>
+          <w:numId w:val="1"/>
+        </w:numPr>
+        <w:ind w:left="426" w:hanging="426"/>
+        <w:rPr>
+          <w:b/>
+          <w:bCs/>
+          <w:color w:val="auto"/>
+          <w:sz w:val="28"/>
+          <w:szCs w:val="28"/>
+        </w:rPr>
+      </w:pPr>
+      <w:bookmarkStart w:id="50" w:name="_Toc226476960"/>
+      <w:bookmarkStart w:id="51" w:name="_Toc226477524"/>
+      <w:bookmarkStart w:id="52" w:name="_Toc226477571"/>
+      <w:bookmarkStart w:id="53" w:name="_Toc226479043"/>
+      <w:r>
+        <w:rPr>
+          <w:b/>
+          <w:bCs/>
+          <w:color w:val="auto"/>
+          <w:sz w:val="28"/>
+          <w:szCs w:val="28"/>
+        </w:rPr>
+        <w:t>Π</w:t>
+      </w:r>
+      <w:r>
+        <w:rPr>
+          <w:b/>
+          <w:bCs/>
+          <w:color w:val="auto"/>
+          <w:sz w:val="28"/>
+          <w:szCs w:val="28"/>
+        </w:rPr>
+        <w:t>αράρτημα</w:t>
+      </w:r>
+      <w:r>
+        <w:rPr>
+          <w:b/>
+          <w:bCs/>
+          <w:color w:val="auto"/>
+          <w:sz w:val="28"/>
+          <w:szCs w:val="28"/>
+        </w:rPr>
+        <w:t xml:space="preserve"> </w:t>
+      </w:r>
+      <w:proofErr w:type="spellStart"/>
+      <w:r>
+        <w:rPr>
+          <w:b/>
+          <w:bCs/>
+          <w:color w:val="auto"/>
+          <w:sz w:val="28"/>
+          <w:szCs w:val="28"/>
+        </w:rPr>
+        <w:t>github</w:t>
+      </w:r>
+      <w:bookmarkEnd w:id="50"/>
+      <w:bookmarkEnd w:id="51"/>
+      <w:bookmarkEnd w:id="52"/>
+      <w:bookmarkEnd w:id="53"/>
+      <w:proofErr w:type="spellEnd"/>
+    </w:p>
+    <w:p>
+      <w:pPr>
+        <w:pStyle w:val="1"/>
+        <w:numPr>
+          <w:ilvl w:val="0"/>
+          <w:numId w:val="1"/>
+        </w:numPr>
+        <w:ind w:left="426" w:hanging="426"/>
+        <w:rPr>
+          <w:b/>
+          <w:bCs/>
+          <w:color w:val="auto"/>
+          <w:sz w:val="28"/>
+          <w:szCs w:val="28"/>
+        </w:rPr>
+      </w:pPr>
+      <w:bookmarkStart w:id="54" w:name="_Toc226476961"/>
+      <w:bookmarkStart w:id="55" w:name="_Toc226477525"/>
+      <w:bookmarkStart w:id="56" w:name="_Toc226477572"/>
+      <w:bookmarkStart w:id="57" w:name="_Toc226479044"/>
+      <w:r>
+        <w:rPr>
+          <w:b/>
+          <w:bCs/>
+          <w:color w:val="auto"/>
+          <w:sz w:val="28"/>
+          <w:szCs w:val="28"/>
+        </w:rPr>
+        <w:t xml:space="preserve"> </w:t>
+      </w:r>
+      <w:r>
+        <w:rPr>
+          <w:b/>
+          <w:bCs/>
+          <w:color w:val="auto"/>
+          <w:sz w:val="28"/>
+          <w:szCs w:val="28"/>
+        </w:rPr>
+        <w:t>Β</w:t>
+      </w:r>
+      <w:r>
+        <w:rPr>
+          <w:b/>
+          <w:bCs/>
+          <w:color w:val="auto"/>
+          <w:sz w:val="28"/>
+          <w:szCs w:val="28"/>
+        </w:rPr>
+        <w:t>ιβλιογραφία</w:t>
+      </w:r>
+      <w:r>
+        <w:rPr>
+          <w:b/>
+          <w:bCs/>
+          <w:color w:val="auto"/>
+          <w:sz w:val="28"/>
+          <w:szCs w:val="28"/>
+        </w:rPr>
+        <w:t xml:space="preserve"> (50)</w:t>
+      </w:r>
+      <w:bookmarkEnd w:id="54"/>
+      <w:bookmarkEnd w:id="55"/>
+      <w:bookmarkEnd w:id="56"/>
+      <w:bookmarkEnd w:id="57"/>
+    </w:p>
+    <w:p/>
+    <w:p/>
+    <w:p/>
     <w:sectPr>
+      <w:headerReference w:type="default" r:id="rId15"/>
       <w:pgSz w:w="11906" w:h="16838"/>
       <w:pgMar w:top="1418" w:right="1701" w:bottom="1418" w:left="1701" w:header="709" w:footer="709" w:gutter="0"/>
+      <w:pgNumType w:start="1"/>
       <w:cols w:space="708"/>
       <w:docGrid w:linePitch="360"/>
     </w:sectPr>
   </w:body>
 </w:document>
+</file>
+
+<file path=word/endnotes.xml><?xml version="1.0" encoding="utf-8"?>
+<w:endnotes xmlns:wpc="http://schemas.microsoft.com/office/word/2010/wordprocessingCanvas" xmlns:cx="http://schemas.microsoft.com/office/drawing/2014/chartex" xmlns:cx1="http://schemas.microsoft.com/office/drawing/2015/9/8/chartex" xmlns:cx2="http://schemas.microsoft.com/office/drawing/2015/10/21/chartex" xmlns:cx3="http://schemas.microsoft.com/office/drawing/2016/5/9/chartex" xmlns:cx4="http://schemas.microsoft.com/office/drawing/2016/5/10/chartex" xmlns:cx5="http://schemas.microsoft.com/office/drawing/2016/5/11/chartex" xmlns:cx6="http://schemas.microsoft.com/office/drawing/2016/5/12/chartex" xmlns:cx7="http://schemas.microsoft.com/office/drawing/2016/5/13/chartex" xmlns:cx8="http://schemas.microsoft.com/office/drawing/2016/5/14/chartex" xmlns:mc="http://schemas.openxmlformats.org/markup-compatibility/2006" xmlns:aink="http://schemas.microsoft.com/office/drawing/2016/ink" xmlns:am3d="http://schemas.microsoft.com/office/drawing/2017/model3d" xmlns:o="urn:schemas-microsoft-com:office:office" xmlns:oel="http://schemas.microsoft.com/office/2019/extlst" xmlns:r="http://schemas.openxmlformats.org/officeDocument/2006/relationships" xmlns:m="http://schemas.openxmlformats.org/officeDocument/2006/math" xmlns:v="urn:schemas-microsoft-com:vml" xmlns:wp14="http://schemas.microsoft.com/office/word/2010/wordprocessingDrawing" xmlns:wp="http://schemas.openxmlformats.org/drawingml/2006/wordprocessingDrawing" xmlns:w10="urn:schemas-microsoft-com:office:word" xmlns:w="http://schemas.openxmlformats.org/wordprocessingml/2006/main" xmlns:w14="http://schemas.microsoft.com/office/word/2010/wordml" xmlns:w15="http://schemas.microsoft.com/office/word/2012/wordml" xmlns:w16cex="http://schemas.microsoft.com/office/word/2018/wordml/cex" xmlns:w16cid="http://schemas.microsoft.com/office/word/2016/wordml/cid" xmlns:w16="http://schemas.microsoft.com/office/word/2018/wordml" xmlns:w16du="http://schemas.microsoft.com/office/word/2023/wordml/word16du" xmlns:w16sdtdh="http://schemas.microsoft.com/office/word/2020/wordml/sdtdatahash" xmlns:w16sdtfl="http://schemas.microsoft.com/office/word/2024/wordml/sdtformatlock" xmlns:w16se="http://schemas.microsoft.com/office/word/2015/wordml/symex" xmlns:wpg="http://schemas.microsoft.com/office/word/2010/wordprocessingGroup" xmlns:wpi="http://schemas.microsoft.com/office/word/2010/wordprocessingInk" xmlns:wne="http://schemas.microsoft.com/office/word/2006/wordml" xmlns:wps="http://schemas.microsoft.com/office/word/2010/wordprocessingShape" mc:Ignorable="w14 w15 w16se w16cid w16 w16cex w16sdtdh w16sdtfl w16du wp14">
+  <w:endnote w:type="separator" w:id="-1">
+    <w:p>
+      <w:r>
+        <w:separator/>
+      </w:r>
+    </w:p>
+  </w:endnote>
+  <w:endnote w:type="continuationSeparator" w:id="0">
+    <w:p>
+      <w:r>
+        <w:continuationSeparator/>
+      </w:r>
+    </w:p>
+  </w:endnote>
+</w:endnotes>
+</file>
+
+<file path=word/footer1.xml><?xml version="1.0" encoding="utf-8"?>
+<w:ftr xmlns:wpc="http://schemas.microsoft.com/office/word/2010/wordprocessingCanvas" xmlns:cx="http://schemas.microsoft.com/office/drawing/2014/chartex" xmlns:cx1="http://schemas.microsoft.com/office/drawing/2015/9/8/chartex" xmlns:cx2="http://schemas.microsoft.com/office/drawing/2015/10/21/chartex" xmlns:cx3="http://schemas.microsoft.com/office/drawing/2016/5/9/chartex" xmlns:cx4="http://schemas.microsoft.com/office/drawing/2016/5/10/chartex" xmlns:cx5="http://schemas.microsoft.com/office/drawing/2016/5/11/chartex" xmlns:cx6="http://schemas.microsoft.com/office/drawing/2016/5/12/chartex" xmlns:cx7="http://schemas.microsoft.com/office/drawing/2016/5/13/chartex" xmlns:cx8="http://schemas.microsoft.com/office/drawing/2016/5/14/chartex" xmlns:mc="http://schemas.openxmlformats.org/markup-compatibility/2006" xmlns:aink="http://schemas.microsoft.com/office/drawing/2016/ink" xmlns:am3d="http://schemas.microsoft.com/office/drawing/2017/model3d" xmlns:o="urn:schemas-microsoft-com:office:office" xmlns:oel="http://schemas.microsoft.com/office/2019/extlst" xmlns:r="http://schemas.openxmlformats.org/officeDocument/2006/relationships" xmlns:m="http://schemas.openxmlformats.org/officeDocument/2006/math" xmlns:v="urn:schemas-microsoft-com:vml" xmlns:wp14="http://schemas.microsoft.com/office/word/2010/wordprocessingDrawing" xmlns:wp="http://schemas.openxmlformats.org/drawingml/2006/wordprocessingDrawing" xmlns:w10="urn:schemas-microsoft-com:office:word" xmlns:w="http://schemas.openxmlformats.org/wordprocessingml/2006/main" xmlns:w14="http://schemas.microsoft.com/office/word/2010/wordml" xmlns:w15="http://schemas.microsoft.com/office/word/2012/wordml" xmlns:w16cex="http://schemas.microsoft.com/office/word/2018/wordml/cex" xmlns:w16cid="http://schemas.microsoft.com/office/word/2016/wordml/cid" xmlns:w16="http://schemas.microsoft.com/office/word/2018/wordml" xmlns:w16du="http://schemas.microsoft.com/office/word/2023/wordml/word16du" xmlns:w16sdtdh="http://schemas.microsoft.com/office/word/2020/wordml/sdtdatahash" xmlns:w16sdtfl="http://schemas.microsoft.com/office/word/2024/wordml/sdtformatlock" xmlns:w16se="http://schemas.microsoft.com/office/word/2015/wordml/symex" xmlns:wpg="http://schemas.microsoft.com/office/word/2010/wordprocessingGroup" xmlns:wpi="http://schemas.microsoft.com/office/word/2010/wordprocessingInk" xmlns:wne="http://schemas.microsoft.com/office/word/2006/wordml" xmlns:wps="http://schemas.microsoft.com/office/word/2010/wordprocessingShape" mc:Ignorable="w14 w15 w16se w16cid w16 w16cex w16sdtdh w16sdtfl w16du wp14">
+  <w:p>
+    <w:pPr>
+      <w:pStyle w:val="ac"/>
+    </w:pPr>
+  </w:p>
+</w:ftr>
+</file>
+
+<file path=word/footer2.xml><?xml version="1.0" encoding="utf-8"?>
+<w:ftr xmlns:wpc="http://schemas.microsoft.com/office/word/2010/wordprocessingCanvas" xmlns:cx="http://schemas.microsoft.com/office/drawing/2014/chartex" xmlns:cx1="http://schemas.microsoft.com/office/drawing/2015/9/8/chartex" xmlns:cx2="http://schemas.microsoft.com/office/drawing/2015/10/21/chartex" xmlns:cx3="http://schemas.microsoft.com/office/drawing/2016/5/9/chartex" xmlns:cx4="http://schemas.microsoft.com/office/drawing/2016/5/10/chartex" xmlns:cx5="http://schemas.microsoft.com/office/drawing/2016/5/11/chartex" xmlns:cx6="http://schemas.microsoft.com/office/drawing/2016/5/12/chartex" xmlns:cx7="http://schemas.microsoft.com/office/drawing/2016/5/13/chartex" xmlns:cx8="http://schemas.microsoft.com/office/drawing/2016/5/14/chartex" xmlns:mc="http://schemas.openxmlformats.org/markup-compatibility/2006" xmlns:aink="http://schemas.microsoft.com/office/drawing/2016/ink" xmlns:am3d="http://schemas.microsoft.com/office/drawing/2017/model3d" xmlns:o="urn:schemas-microsoft-com:office:office" xmlns:oel="http://schemas.microsoft.com/office/2019/extlst" xmlns:r="http://schemas.openxmlformats.org/officeDocument/2006/relationships" xmlns:m="http://schemas.openxmlformats.org/officeDocument/2006/math" xmlns:v="urn:schemas-microsoft-com:vml" xmlns:wp14="http://schemas.microsoft.com/office/word/2010/wordprocessingDrawing" xmlns:wp="http://schemas.openxmlformats.org/drawingml/2006/wordprocessingDrawing" xmlns:w10="urn:schemas-microsoft-com:office:word" xmlns:w="http://schemas.openxmlformats.org/wordprocessingml/2006/main" xmlns:w14="http://schemas.microsoft.com/office/word/2010/wordml" xmlns:w15="http://schemas.microsoft.com/office/word/2012/wordml" xmlns:w16cex="http://schemas.microsoft.com/office/word/2018/wordml/cex" xmlns:w16cid="http://schemas.microsoft.com/office/word/2016/wordml/cid" xmlns:w16="http://schemas.microsoft.com/office/word/2018/wordml" xmlns:w16du="http://schemas.microsoft.com/office/word/2023/wordml/word16du" xmlns:w16sdtdh="http://schemas.microsoft.com/office/word/2020/wordml/sdtdatahash" xmlns:w16sdtfl="http://schemas.microsoft.com/office/word/2024/wordml/sdtformatlock" xmlns:w16se="http://schemas.microsoft.com/office/word/2015/wordml/symex" xmlns:wpg="http://schemas.microsoft.com/office/word/2010/wordprocessingGroup" xmlns:wpi="http://schemas.microsoft.com/office/word/2010/wordprocessingInk" xmlns:wne="http://schemas.microsoft.com/office/word/2006/wordml" xmlns:wps="http://schemas.microsoft.com/office/word/2010/wordprocessingShape" mc:Ignorable="w14 w15 w16se w16cid w16 w16cex w16sdtdh w16sdtfl w16du wp14">
+  <w:p>
+    <w:pPr>
+      <w:pStyle w:val="ac"/>
+    </w:pPr>
+  </w:p>
+</w:ftr>
+</file>
+
+<file path=word/footer3.xml><?xml version="1.0" encoding="utf-8"?>
+<w:ftr xmlns:wpc="http://schemas.microsoft.com/office/word/2010/wordprocessingCanvas" xmlns:cx="http://schemas.microsoft.com/office/drawing/2014/chartex" xmlns:cx1="http://schemas.microsoft.com/office/drawing/2015/9/8/chartex" xmlns:cx2="http://schemas.microsoft.com/office/drawing/2015/10/21/chartex" xmlns:cx3="http://schemas.microsoft.com/office/drawing/2016/5/9/chartex" xmlns:cx4="http://schemas.microsoft.com/office/drawing/2016/5/10/chartex" xmlns:cx5="http://schemas.microsoft.com/office/drawing/2016/5/11/chartex" xmlns:cx6="http://schemas.microsoft.com/office/drawing/2016/5/12/chartex" xmlns:cx7="http://schemas.microsoft.com/office/drawing/2016/5/13/chartex" xmlns:cx8="http://schemas.microsoft.com/office/drawing/2016/5/14/chartex" xmlns:mc="http://schemas.openxmlformats.org/markup-compatibility/2006" xmlns:aink="http://schemas.microsoft.com/office/drawing/2016/ink" xmlns:am3d="http://schemas.microsoft.com/office/drawing/2017/model3d" xmlns:o="urn:schemas-microsoft-com:office:office" xmlns:oel="http://schemas.microsoft.com/office/2019/extlst" xmlns:r="http://schemas.openxmlformats.org/officeDocument/2006/relationships" xmlns:m="http://schemas.openxmlformats.org/officeDocument/2006/math" xmlns:v="urn:schemas-microsoft-com:vml" xmlns:wp14="http://schemas.microsoft.com/office/word/2010/wordprocessingDrawing" xmlns:wp="http://schemas.openxmlformats.org/drawingml/2006/wordprocessingDrawing" xmlns:w10="urn:schemas-microsoft-com:office:word" xmlns:w="http://schemas.openxmlformats.org/wordprocessingml/2006/main" xmlns:w14="http://schemas.microsoft.com/office/word/2010/wordml" xmlns:w15="http://schemas.microsoft.com/office/word/2012/wordml" xmlns:w16cex="http://schemas.microsoft.com/office/word/2018/wordml/cex" xmlns:w16cid="http://schemas.microsoft.com/office/word/2016/wordml/cid" xmlns:w16="http://schemas.microsoft.com/office/word/2018/wordml" xmlns:w16du="http://schemas.microsoft.com/office/word/2023/wordml/word16du" xmlns:w16sdtdh="http://schemas.microsoft.com/office/word/2020/wordml/sdtdatahash" xmlns:w16sdtfl="http://schemas.microsoft.com/office/word/2024/wordml/sdtformatlock" xmlns:w16se="http://schemas.microsoft.com/office/word/2015/wordml/symex" xmlns:wpg="http://schemas.microsoft.com/office/word/2010/wordprocessingGroup" xmlns:wpi="http://schemas.microsoft.com/office/word/2010/wordprocessingInk" xmlns:wne="http://schemas.microsoft.com/office/word/2006/wordml" xmlns:wps="http://schemas.microsoft.com/office/word/2010/wordprocessingShape" mc:Ignorable="w14 w15 w16se w16cid w16 w16cex w16sdtdh w16sdtfl w16du wp14">
+  <w:p>
+    <w:pPr>
+      <w:pStyle w:val="ac"/>
+    </w:pPr>
+  </w:p>
+</w:ftr>
+</file>
+
+<file path=word/footnotes.xml><?xml version="1.0" encoding="utf-8"?>
+<w:footnotes xmlns:wpc="http://schemas.microsoft.com/office/word/2010/wordprocessingCanvas" xmlns:cx="http://schemas.microsoft.com/office/drawing/2014/chartex" xmlns:cx1="http://schemas.microsoft.com/office/drawing/2015/9/8/chartex" xmlns:cx2="http://schemas.microsoft.com/office/drawing/2015/10/21/chartex" xmlns:cx3="http://schemas.microsoft.com/office/drawing/2016/5/9/chartex" xmlns:cx4="http://schemas.microsoft.com/office/drawing/2016/5/10/chartex" xmlns:cx5="http://schemas.microsoft.com/office/drawing/2016/5/11/chartex" xmlns:cx6="http://schemas.microsoft.com/office/drawing/2016/5/12/chartex" xmlns:cx7="http://schemas.microsoft.com/office/drawing/2016/5/13/chartex" xmlns:cx8="http://schemas.microsoft.com/office/drawing/2016/5/14/chartex" xmlns:mc="http://schemas.openxmlformats.org/markup-compatibility/2006" xmlns:aink="http://schemas.microsoft.com/office/drawing/2016/ink" xmlns:am3d="http://schemas.microsoft.com/office/drawing/2017/model3d" xmlns:o="urn:schemas-microsoft-com:office:office" xmlns:oel="http://schemas.microsoft.com/office/2019/extlst" xmlns:r="http://schemas.openxmlformats.org/officeDocument/2006/relationships" xmlns:m="http://schemas.openxmlformats.org/officeDocument/2006/math" xmlns:v="urn:schemas-microsoft-com:vml" xmlns:wp14="http://schemas.microsoft.com/office/word/2010/wordprocessingDrawing" xmlns:wp="http://schemas.openxmlformats.org/drawingml/2006/wordprocessingDrawing" xmlns:w10="urn:schemas-microsoft-com:office:word" xmlns:w="http://schemas.openxmlformats.org/wordprocessingml/2006/main" xmlns:w14="http://schemas.microsoft.com/office/word/2010/wordml" xmlns:w15="http://schemas.microsoft.com/office/word/2012/wordml" xmlns:w16cex="http://schemas.microsoft.com/office/word/2018/wordml/cex" xmlns:w16cid="http://schemas.microsoft.com/office/word/2016/wordml/cid" xmlns:w16="http://schemas.microsoft.com/office/word/2018/wordml" xmlns:w16du="http://schemas.microsoft.com/office/word/2023/wordml/word16du" xmlns:w16sdtdh="http://schemas.microsoft.com/office/word/2020/wordml/sdtdatahash" xmlns:w16sdtfl="http://schemas.microsoft.com/office/word/2024/wordml/sdtformatlock" xmlns:w16se="http://schemas.microsoft.com/office/word/2015/wordml/symex" xmlns:wpg="http://schemas.microsoft.com/office/word/2010/wordprocessingGroup" xmlns:wpi="http://schemas.microsoft.com/office/word/2010/wordprocessingInk" xmlns:wne="http://schemas.microsoft.com/office/word/2006/wordml" xmlns:wps="http://schemas.microsoft.com/office/word/2010/wordprocessingShape" mc:Ignorable="w14 w15 w16se w16cid w16 w16cex w16sdtdh w16sdtfl w16du wp14">
+  <w:footnote w:type="separator" w:id="-1">
+    <w:p>
+      <w:r>
+        <w:separator/>
+      </w:r>
+    </w:p>
+  </w:footnote>
+  <w:footnote w:type="continuationSeparator" w:id="0">
+    <w:p>
+      <w:r>
+        <w:continuationSeparator/>
+      </w:r>
+    </w:p>
+  </w:footnote>
+</w:footnotes>
+</file>
+
+<file path=word/header1.xml><?xml version="1.0" encoding="utf-8"?>
+<w:hdr xmlns:wpc="http://schemas.microsoft.com/office/word/2010/wordprocessingCanvas" xmlns:cx="http://schemas.microsoft.com/office/drawing/2014/chartex" xmlns:cx1="http://schemas.microsoft.com/office/drawing/2015/9/8/chartex" xmlns:cx2="http://schemas.microsoft.com/office/drawing/2015/10/21/chartex" xmlns:cx3="http://schemas.microsoft.com/office/drawing/2016/5/9/chartex" xmlns:cx4="http://schemas.microsoft.com/office/drawing/2016/5/10/chartex" xmlns:cx5="http://schemas.microsoft.com/office/drawing/2016/5/11/chartex" xmlns:cx6="http://schemas.microsoft.com/office/drawing/2016/5/12/chartex" xmlns:cx7="http://schemas.microsoft.com/office/drawing/2016/5/13/chartex" xmlns:cx8="http://schemas.microsoft.com/office/drawing/2016/5/14/chartex" xmlns:mc="http://schemas.openxmlformats.org/markup-compatibility/2006" xmlns:aink="http://schemas.microsoft.com/office/drawing/2016/ink" xmlns:am3d="http://schemas.microsoft.com/office/drawing/2017/model3d" xmlns:o="urn:schemas-microsoft-com:office:office" xmlns:oel="http://schemas.microsoft.com/office/2019/extlst" xmlns:r="http://schemas.openxmlformats.org/officeDocument/2006/relationships" xmlns:m="http://schemas.openxmlformats.org/officeDocument/2006/math" xmlns:v="urn:schemas-microsoft-com:vml" xmlns:wp14="http://schemas.microsoft.com/office/word/2010/wordprocessingDrawing" xmlns:wp="http://schemas.openxmlformats.org/drawingml/2006/wordprocessingDrawing" xmlns:w10="urn:schemas-microsoft-com:office:word" xmlns:w="http://schemas.openxmlformats.org/wordprocessingml/2006/main" xmlns:w14="http://schemas.microsoft.com/office/word/2010/wordml" xmlns:w15="http://schemas.microsoft.com/office/word/2012/wordml" xmlns:w16cex="http://schemas.microsoft.com/office/word/2018/wordml/cex" xmlns:w16cid="http://schemas.microsoft.com/office/word/2016/wordml/cid" xmlns:w16="http://schemas.microsoft.com/office/word/2018/wordml" xmlns:w16du="http://schemas.microsoft.com/office/word/2023/wordml/word16du" xmlns:w16sdtdh="http://schemas.microsoft.com/office/word/2020/wordml/sdtdatahash" xmlns:w16sdtfl="http://schemas.microsoft.com/office/word/2024/wordml/sdtformatlock" xmlns:w16se="http://schemas.microsoft.com/office/word/2015/wordml/symex" xmlns:wpg="http://schemas.microsoft.com/office/word/2010/wordprocessingGroup" xmlns:wpi="http://schemas.microsoft.com/office/word/2010/wordprocessingInk" xmlns:wne="http://schemas.microsoft.com/office/word/2006/wordml" xmlns:wps="http://schemas.microsoft.com/office/word/2010/wordprocessingShape" mc:Ignorable="w14 w15 w16se w16cid w16 w16cex w16sdtdh w16sdtfl w16du wp14">
+  <w:p>
+    <w:pPr>
+      <w:pStyle w:val="ab"/>
+    </w:pPr>
+  </w:p>
+</w:hdr>
+</file>
+
+<file path=word/header2.xml><?xml version="1.0" encoding="utf-8"?>
+<w:hdr xmlns:wpc="http://schemas.microsoft.com/office/word/2010/wordprocessingCanvas" xmlns:cx="http://schemas.microsoft.com/office/drawing/2014/chartex" xmlns:cx1="http://schemas.microsoft.com/office/drawing/2015/9/8/chartex" xmlns:cx2="http://schemas.microsoft.com/office/drawing/2015/10/21/chartex" xmlns:cx3="http://schemas.microsoft.com/office/drawing/2016/5/9/chartex" xmlns:cx4="http://schemas.microsoft.com/office/drawing/2016/5/10/chartex" xmlns:cx5="http://schemas.microsoft.com/office/drawing/2016/5/11/chartex" xmlns:cx6="http://schemas.microsoft.com/office/drawing/2016/5/12/chartex" xmlns:cx7="http://schemas.microsoft.com/office/drawing/2016/5/13/chartex" xmlns:cx8="http://schemas.microsoft.com/office/drawing/2016/5/14/chartex" xmlns:mc="http://schemas.openxmlformats.org/markup-compatibility/2006" xmlns:aink="http://schemas.microsoft.com/office/drawing/2016/ink" xmlns:am3d="http://schemas.microsoft.com/office/drawing/2017/model3d" xmlns:o="urn:schemas-microsoft-com:office:office" xmlns:oel="http://schemas.microsoft.com/office/2019/extlst" xmlns:r="http://schemas.openxmlformats.org/officeDocument/2006/relationships" xmlns:m="http://schemas.openxmlformats.org/officeDocument/2006/math" xmlns:v="urn:schemas-microsoft-com:vml" xmlns:wp14="http://schemas.microsoft.com/office/word/2010/wordprocessingDrawing" xmlns:wp="http://schemas.openxmlformats.org/drawingml/2006/wordprocessingDrawing" xmlns:w10="urn:schemas-microsoft-com:office:word" xmlns:w="http://schemas.openxmlformats.org/wordprocessingml/2006/main" xmlns:w14="http://schemas.microsoft.com/office/word/2010/wordml" xmlns:w15="http://schemas.microsoft.com/office/word/2012/wordml" xmlns:w16cex="http://schemas.microsoft.com/office/word/2018/wordml/cex" xmlns:w16cid="http://schemas.microsoft.com/office/word/2016/wordml/cid" xmlns:w16="http://schemas.microsoft.com/office/word/2018/wordml" xmlns:w16du="http://schemas.microsoft.com/office/word/2023/wordml/word16du" xmlns:w16sdtdh="http://schemas.microsoft.com/office/word/2020/wordml/sdtdatahash" xmlns:w16sdtfl="http://schemas.microsoft.com/office/word/2024/wordml/sdtformatlock" xmlns:w16se="http://schemas.microsoft.com/office/word/2015/wordml/symex" xmlns:wpg="http://schemas.microsoft.com/office/word/2010/wordprocessingGroup" xmlns:wpi="http://schemas.microsoft.com/office/word/2010/wordprocessingInk" xmlns:wne="http://schemas.microsoft.com/office/word/2006/wordml" xmlns:wps="http://schemas.microsoft.com/office/word/2010/wordprocessingShape" mc:Ignorable="w14 w15 w16se w16cid w16 w16cex w16sdtdh w16sdtfl w16du wp14">
+  <w:p>
+    <w:pPr>
+      <w:pStyle w:val="ab"/>
+      <w:jc w:val="right"/>
+    </w:pPr>
+  </w:p>
+</w:hdr>
+</file>
+
+<file path=word/header3.xml><?xml version="1.0" encoding="utf-8"?>
+<w:hdr xmlns:wpc="http://schemas.microsoft.com/office/word/2010/wordprocessingCanvas" xmlns:cx="http://schemas.microsoft.com/office/drawing/2014/chartex" xmlns:cx1="http://schemas.microsoft.com/office/drawing/2015/9/8/chartex" xmlns:cx2="http://schemas.microsoft.com/office/drawing/2015/10/21/chartex" xmlns:cx3="http://schemas.microsoft.com/office/drawing/2016/5/9/chartex" xmlns:cx4="http://schemas.microsoft.com/office/drawing/2016/5/10/chartex" xmlns:cx5="http://schemas.microsoft.com/office/drawing/2016/5/11/chartex" xmlns:cx6="http://schemas.microsoft.com/office/drawing/2016/5/12/chartex" xmlns:cx7="http://schemas.microsoft.com/office/drawing/2016/5/13/chartex" xmlns:cx8="http://schemas.microsoft.com/office/drawing/2016/5/14/chartex" xmlns:mc="http://schemas.openxmlformats.org/markup-compatibility/2006" xmlns:aink="http://schemas.microsoft.com/office/drawing/2016/ink" xmlns:am3d="http://schemas.microsoft.com/office/drawing/2017/model3d" xmlns:o="urn:schemas-microsoft-com:office:office" xmlns:oel="http://schemas.microsoft.com/office/2019/extlst" xmlns:r="http://schemas.openxmlformats.org/officeDocument/2006/relationships" xmlns:m="http://schemas.openxmlformats.org/officeDocument/2006/math" xmlns:v="urn:schemas-microsoft-com:vml" xmlns:wp14="http://schemas.microsoft.com/office/word/2010/wordprocessingDrawing" xmlns:wp="http://schemas.openxmlformats.org/drawingml/2006/wordprocessingDrawing" xmlns:w10="urn:schemas-microsoft-com:office:word" xmlns:w="http://schemas.openxmlformats.org/wordprocessingml/2006/main" xmlns:w14="http://schemas.microsoft.com/office/word/2010/wordml" xmlns:w15="http://schemas.microsoft.com/office/word/2012/wordml" xmlns:w16cex="http://schemas.microsoft.com/office/word/2018/wordml/cex" xmlns:w16cid="http://schemas.microsoft.com/office/word/2016/wordml/cid" xmlns:w16="http://schemas.microsoft.com/office/word/2018/wordml" xmlns:w16du="http://schemas.microsoft.com/office/word/2023/wordml/word16du" xmlns:w16sdtdh="http://schemas.microsoft.com/office/word/2020/wordml/sdtdatahash" xmlns:w16sdtfl="http://schemas.microsoft.com/office/word/2024/wordml/sdtformatlock" xmlns:w16se="http://schemas.microsoft.com/office/word/2015/wordml/symex" xmlns:wpg="http://schemas.microsoft.com/office/word/2010/wordprocessingGroup" xmlns:wpi="http://schemas.microsoft.com/office/word/2010/wordprocessingInk" xmlns:wne="http://schemas.microsoft.com/office/word/2006/wordml" xmlns:wps="http://schemas.microsoft.com/office/word/2010/wordprocessingShape" mc:Ignorable="w14 w15 w16se w16cid w16 w16cex w16sdtdh w16sdtfl w16du wp14">
+  <w:p>
+    <w:pPr>
+      <w:pStyle w:val="ab"/>
+    </w:pPr>
+  </w:p>
+</w:hdr>
+</file>
+
+<file path=word/header4.xml><?xml version="1.0" encoding="utf-8"?>
+<w:hdr xmlns:wpc="http://schemas.microsoft.com/office/word/2010/wordprocessingCanvas" xmlns:cx="http://schemas.microsoft.com/office/drawing/2014/chartex" xmlns:cx1="http://schemas.microsoft.com/office/drawing/2015/9/8/chartex" xmlns:cx2="http://schemas.microsoft.com/office/drawing/2015/10/21/chartex" xmlns:cx3="http://schemas.microsoft.com/office/drawing/2016/5/9/chartex" xmlns:cx4="http://schemas.microsoft.com/office/drawing/2016/5/10/chartex" xmlns:cx5="http://schemas.microsoft.com/office/drawing/2016/5/11/chartex" xmlns:cx6="http://schemas.microsoft.com/office/drawing/2016/5/12/chartex" xmlns:cx7="http://schemas.microsoft.com/office/drawing/2016/5/13/chartex" xmlns:cx8="http://schemas.microsoft.com/office/drawing/2016/5/14/chartex" xmlns:mc="http://schemas.openxmlformats.org/markup-compatibility/2006" xmlns:aink="http://schemas.microsoft.com/office/drawing/2016/ink" xmlns:am3d="http://schemas.microsoft.com/office/drawing/2017/model3d" xmlns:o="urn:schemas-microsoft-com:office:office" xmlns:oel="http://schemas.microsoft.com/office/2019/extlst" xmlns:r="http://schemas.openxmlformats.org/officeDocument/2006/relationships" xmlns:m="http://schemas.openxmlformats.org/officeDocument/2006/math" xmlns:v="urn:schemas-microsoft-com:vml" xmlns:wp14="http://schemas.microsoft.com/office/word/2010/wordprocessingDrawing" xmlns:wp="http://schemas.openxmlformats.org/drawingml/2006/wordprocessingDrawing" xmlns:w10="urn:schemas-microsoft-com:office:word" xmlns:w="http://schemas.openxmlformats.org/wordprocessingml/2006/main" xmlns:w14="http://schemas.microsoft.com/office/word/2010/wordml" xmlns:w15="http://schemas.microsoft.com/office/word/2012/wordml" xmlns:w16cex="http://schemas.microsoft.com/office/word/2018/wordml/cex" xmlns:w16cid="http://schemas.microsoft.com/office/word/2016/wordml/cid" xmlns:w16="http://schemas.microsoft.com/office/word/2018/wordml" xmlns:w16du="http://schemas.microsoft.com/office/word/2023/wordml/word16du" xmlns:w16sdtdh="http://schemas.microsoft.com/office/word/2020/wordml/sdtdatahash" xmlns:w16sdtfl="http://schemas.microsoft.com/office/word/2024/wordml/sdtformatlock" xmlns:w16se="http://schemas.microsoft.com/office/word/2015/wordml/symex" xmlns:wpg="http://schemas.microsoft.com/office/word/2010/wordprocessingGroup" xmlns:wpi="http://schemas.microsoft.com/office/word/2010/wordprocessingInk" xmlns:wne="http://schemas.microsoft.com/office/word/2006/wordml" xmlns:wps="http://schemas.microsoft.com/office/word/2010/wordprocessingShape" mc:Ignorable="w14 w15 w16se w16cid w16 w16cex w16sdtdh w16sdtfl w16du wp14">
+  <w:sdt>
+    <w:sdtPr>
+      <w:id w:val="287944044"/>
+      <w:docPartObj>
+        <w:docPartGallery w:val="Page Numbers (Top of Page)"/>
+        <w:docPartUnique/>
+      </w:docPartObj>
+    </w:sdtPr>
+    <w:sdtContent>
+      <w:p>
+        <w:pPr>
+          <w:pStyle w:val="ab"/>
+          <w:pBdr>
+            <w:bottom w:val="single" w:sz="4" w:space="1" w:color="auto"/>
+          </w:pBdr>
+          <w:jc w:val="right"/>
+        </w:pPr>
+        <w:r>
+          <w:fldChar w:fldCharType="begin"/>
+        </w:r>
+        <w:r>
+          <w:instrText>PAGE   \* MERGEFORMAT</w:instrText>
+        </w:r>
+        <w:r>
+          <w:fldChar w:fldCharType="separate"/>
+        </w:r>
+        <w:r>
+          <w:t>2</w:t>
+        </w:r>
+        <w:r>
+          <w:fldChar w:fldCharType="end"/>
+        </w:r>
+      </w:p>
+    </w:sdtContent>
+  </w:sdt>
+</w:hdr>
+</file>
+
+<file path=word/numbering.xml><?xml version="1.0" encoding="utf-8"?>
+<w:numbering xmlns:wpc="http://schemas.microsoft.com/office/word/2010/wordprocessingCanvas" xmlns:cx="http://schemas.microsoft.com/office/drawing/2014/chartex" xmlns:cx1="http://schemas.microsoft.com/office/drawing/2015/9/8/chartex" xmlns:cx2="http://schemas.microsoft.com/office/drawing/2015/10/21/chartex" xmlns:cx3="http://schemas.microsoft.com/office/drawing/2016/5/9/chartex" xmlns:cx4="http://schemas.microsoft.com/office/drawing/2016/5/10/chartex" xmlns:cx5="http://schemas.microsoft.com/office/drawing/2016/5/11/chartex" xmlns:cx6="http://schemas.microsoft.com/office/drawing/2016/5/12/chartex" xmlns:cx7="http://schemas.microsoft.com/office/drawing/2016/5/13/chartex" xmlns:cx8="http://schemas.microsoft.com/office/drawing/2016/5/14/chartex" xmlns:mc="http://schemas.openxmlformats.org/markup-compatibility/2006" xmlns:aink="http://schemas.microsoft.com/office/drawing/2016/ink" xmlns:am3d="http://schemas.microsoft.com/office/drawing/2017/model3d" xmlns:o="urn:schemas-microsoft-com:office:office" xmlns:oel="http://schemas.microsoft.com/office/2019/extlst" xmlns:r="http://schemas.openxmlformats.org/officeDocument/2006/relationships" xmlns:m="http://schemas.openxmlformats.org/officeDocument/2006/math" xmlns:v="urn:schemas-microsoft-com:vml" xmlns:wp14="http://schemas.microsoft.com/office/word/2010/wordprocessingDrawing" xmlns:wp="http://schemas.openxmlformats.org/drawingml/2006/wordprocessingDrawing" xmlns:w10="urn:schemas-microsoft-com:office:word" xmlns:w="http://schemas.openxmlformats.org/wordprocessingml/2006/main" xmlns:w14="http://schemas.microsoft.com/office/word/2010/wordml" xmlns:w15="http://schemas.microsoft.com/office/word/2012/wordml" xmlns:w16cex="http://schemas.microsoft.com/office/word/2018/wordml/cex" xmlns:w16cid="http://schemas.microsoft.com/office/word/2016/wordml/cid" xmlns:w16="http://schemas.microsoft.com/office/word/2018/wordml" xmlns:w16du="http://schemas.microsoft.com/office/word/2023/wordml/word16du" xmlns:w16sdtdh="http://schemas.microsoft.com/office/word/2020/wordml/sdtdatahash" xmlns:w16sdtfl="http://schemas.microsoft.com/office/word/2024/wordml/sdtformatlock" xmlns:w16se="http://schemas.microsoft.com/office/word/2015/wordml/symex" xmlns:wpg="http://schemas.microsoft.com/office/word/2010/wordprocessingGroup" xmlns:wpi="http://schemas.microsoft.com/office/word/2010/wordprocessingInk" xmlns:wne="http://schemas.microsoft.com/office/word/2006/wordml" xmlns:wps="http://schemas.microsoft.com/office/word/2010/wordprocessingShape" mc:Ignorable="w14 w15 w16se w16cid w16 w16cex w16sdtdh w16sdtfl w16du wp14">
+  <w:abstractNum w:abstractNumId="0" w15:restartNumberingAfterBreak="0">
+    <w:nsid w:val="013D391F"/>
+    <w:multiLevelType w:val="multilevel"/>
+    <w:tmpl w:val="511287D4"/>
+    <w:lvl w:ilvl="0">
+      <w:start w:val="1"/>
+      <w:numFmt w:val="decimal"/>
+      <w:lvlText w:val="%1."/>
+      <w:lvlJc w:val="left"/>
+      <w:pPr>
+        <w:ind w:left="720" w:hanging="360"/>
+      </w:pPr>
+    </w:lvl>
+    <w:lvl w:ilvl="1">
+      <w:start w:val="1"/>
+      <w:numFmt w:val="decimal"/>
+      <w:isLgl/>
+      <w:lvlText w:val="%1.%2"/>
+      <w:lvlJc w:val="left"/>
+      <w:pPr>
+        <w:ind w:left="1080" w:hanging="720"/>
+      </w:pPr>
+      <w:rPr>
+        <w:rFonts w:hint="default"/>
+        <w:b w:val="0"/>
+        <w:bCs w:val="0"/>
+        <w:color w:val="auto"/>
+      </w:rPr>
+    </w:lvl>
+    <w:lvl w:ilvl="2">
+      <w:start w:val="1"/>
+      <w:numFmt w:val="decimal"/>
+      <w:isLgl/>
+      <w:lvlText w:val="%1.%2.%3"/>
+      <w:lvlJc w:val="left"/>
+      <w:pPr>
+        <w:ind w:left="1080" w:hanging="720"/>
+      </w:pPr>
+      <w:rPr>
+        <w:rFonts w:hint="default"/>
+      </w:rPr>
+    </w:lvl>
+    <w:lvl w:ilvl="3">
+      <w:start w:val="1"/>
+      <w:numFmt w:val="decimal"/>
+      <w:isLgl/>
+      <w:lvlText w:val="%1.%2.%3.%4"/>
+      <w:lvlJc w:val="left"/>
+      <w:pPr>
+        <w:ind w:left="1440" w:hanging="1080"/>
+      </w:pPr>
+      <w:rPr>
+        <w:rFonts w:hint="default"/>
+      </w:rPr>
+    </w:lvl>
+    <w:lvl w:ilvl="4">
+      <w:start w:val="1"/>
+      <w:numFmt w:val="decimal"/>
+      <w:isLgl/>
+      <w:lvlText w:val="%1.%2.%3.%4.%5"/>
+      <w:lvlJc w:val="left"/>
+      <w:pPr>
+        <w:ind w:left="1440" w:hanging="1080"/>
+      </w:pPr>
+      <w:rPr>
+        <w:rFonts w:hint="default"/>
+      </w:rPr>
+    </w:lvl>
+    <w:lvl w:ilvl="5">
+      <w:start w:val="1"/>
+      <w:numFmt w:val="decimal"/>
+      <w:isLgl/>
+      <w:lvlText w:val="%1.%2.%3.%4.%5.%6"/>
+      <w:lvlJc w:val="left"/>
+      <w:pPr>
+        <w:ind w:left="1800" w:hanging="1440"/>
+      </w:pPr>
+      <w:rPr>
+        <w:rFonts w:hint="default"/>
+      </w:rPr>
+    </w:lvl>
+    <w:lvl w:ilvl="6">
+      <w:start w:val="1"/>
+      <w:numFmt w:val="decimal"/>
+      <w:isLgl/>
+      <w:lvlText w:val="%1.%2.%3.%4.%5.%6.%7"/>
+      <w:lvlJc w:val="left"/>
+      <w:pPr>
+        <w:ind w:left="2160" w:hanging="1800"/>
+      </w:pPr>
+      <w:rPr>
+        <w:rFonts w:hint="default"/>
+      </w:rPr>
+    </w:lvl>
+    <w:lvl w:ilvl="7">
+      <w:start w:val="1"/>
+      <w:numFmt w:val="decimal"/>
+      <w:isLgl/>
+      <w:lvlText w:val="%1.%2.%3.%4.%5.%6.%7.%8"/>
+      <w:lvlJc w:val="left"/>
+      <w:pPr>
+        <w:ind w:left="2160" w:hanging="1800"/>
+      </w:pPr>
+      <w:rPr>
+        <w:rFonts w:hint="default"/>
+      </w:rPr>
+    </w:lvl>
+    <w:lvl w:ilvl="8">
+      <w:start w:val="1"/>
+      <w:numFmt w:val="decimal"/>
+      <w:isLgl/>
+      <w:lvlText w:val="%1.%2.%3.%4.%5.%6.%7.%8.%9"/>
+      <w:lvlJc w:val="left"/>
+      <w:pPr>
+        <w:ind w:left="2520" w:hanging="2160"/>
+      </w:pPr>
+      <w:rPr>
+        <w:rFonts w:hint="default"/>
+      </w:rPr>
+    </w:lvl>
+  </w:abstractNum>
+  <w:abstractNum w:abstractNumId="1" w15:restartNumberingAfterBreak="0">
+    <w:nsid w:val="40A66E8D"/>
+    <w:multiLevelType w:val="multilevel"/>
+    <w:tmpl w:val="0408001F"/>
+    <w:lvl w:ilvl="0">
+      <w:start w:val="1"/>
+      <w:numFmt w:val="decimal"/>
+      <w:lvlText w:val="%1."/>
+      <w:lvlJc w:val="left"/>
+      <w:pPr>
+        <w:ind w:left="360" w:hanging="360"/>
+      </w:pPr>
+    </w:lvl>
+    <w:lvl w:ilvl="1">
+      <w:start w:val="1"/>
+      <w:numFmt w:val="decimal"/>
+      <w:lvlText w:val="%1.%2."/>
+      <w:lvlJc w:val="left"/>
+      <w:pPr>
+        <w:ind w:left="792" w:hanging="432"/>
+      </w:pPr>
+    </w:lvl>
+    <w:lvl w:ilvl="2">
+      <w:start w:val="1"/>
+      <w:numFmt w:val="decimal"/>
+      <w:lvlText w:val="%1.%2.%3."/>
+      <w:lvlJc w:val="left"/>
+      <w:pPr>
+        <w:ind w:left="1224" w:hanging="504"/>
+      </w:pPr>
+    </w:lvl>
+    <w:lvl w:ilvl="3">
+      <w:start w:val="1"/>
+      <w:numFmt w:val="decimal"/>
+      <w:lvlText w:val="%1.%2.%3.%4."/>
+      <w:lvlJc w:val="left"/>
+      <w:pPr>
+        <w:ind w:left="1728" w:hanging="648"/>
+      </w:pPr>
+    </w:lvl>
+    <w:lvl w:ilvl="4">
+      <w:start w:val="1"/>
+      <w:numFmt w:val="decimal"/>
+      <w:lvlText w:val="%1.%2.%3.%4.%5."/>
+      <w:lvlJc w:val="left"/>
+      <w:pPr>
+        <w:ind w:left="2232" w:hanging="792"/>
+      </w:pPr>
+    </w:lvl>
+    <w:lvl w:ilvl="5">
+      <w:start w:val="1"/>
+      <w:numFmt w:val="decimal"/>
+      <w:lvlText w:val="%1.%2.%3.%4.%5.%6."/>
+      <w:lvlJc w:val="left"/>
+      <w:pPr>
+        <w:ind w:left="2736" w:hanging="936"/>
+      </w:pPr>
+    </w:lvl>
+    <w:lvl w:ilvl="6">
+      <w:start w:val="1"/>
+      <w:numFmt w:val="decimal"/>
+      <w:lvlText w:val="%1.%2.%3.%4.%5.%6.%7."/>
+      <w:lvlJc w:val="left"/>
+      <w:pPr>
+        <w:ind w:left="3240" w:hanging="1080"/>
+      </w:pPr>
+    </w:lvl>
+    <w:lvl w:ilvl="7">
+      <w:start w:val="1"/>
+      <w:numFmt w:val="decimal"/>
+      <w:lvlText w:val="%1.%2.%3.%4.%5.%6.%7.%8."/>
+      <w:lvlJc w:val="left"/>
+      <w:pPr>
+        <w:ind w:left="3744" w:hanging="1224"/>
+      </w:pPr>
+    </w:lvl>
+    <w:lvl w:ilvl="8">
+      <w:start w:val="1"/>
+      <w:numFmt w:val="decimal"/>
+      <w:lvlText w:val="%1.%2.%3.%4.%5.%6.%7.%8.%9."/>
+      <w:lvlJc w:val="left"/>
+      <w:pPr>
+        <w:ind w:left="4320" w:hanging="1440"/>
+      </w:pPr>
+    </w:lvl>
+  </w:abstractNum>
+  <w:num w:numId="1" w16cid:durableId="1332760290">
+    <w:abstractNumId w:val="0"/>
+  </w:num>
+  <w:num w:numId="2" w16cid:durableId="753355398">
+    <w:abstractNumId w:val="1"/>
+  </w:num>
+</w:numbering>
 </file>
 
 <file path=word/styles.xml><?xml version="1.0" encoding="utf-8"?>
@@ -1026,7 +6705,6 @@
     <w:next w:val="a"/>
     <w:link w:val="2Char"/>
     <w:uiPriority w:val="9"/>
-    <w:semiHidden/>
     <w:unhideWhenUsed/>
     <w:qFormat/>
     <w:rsid w:val="00C16203"/>
@@ -1241,7 +6919,6 @@
     <w:basedOn w:val="a0"/>
     <w:link w:val="2"/>
     <w:uiPriority w:val="9"/>
-    <w:semiHidden/>
     <w:rsid w:val="00C16203"/>
     <w:rPr>
       <w:rFonts w:asciiTheme="majorHAnsi" w:eastAsiaTheme="majorEastAsia" w:hAnsiTheme="majorHAnsi" w:cstheme="majorBidi"/>
@@ -1536,6 +7213,119 @@
       <w14:ligatures w14:val="none"/>
     </w:rPr>
   </w:style>
+  <w:style w:type="paragraph" w:styleId="ab">
+    <w:name w:val="header"/>
+    <w:basedOn w:val="a"/>
+    <w:link w:val="Char4"/>
+    <w:uiPriority w:val="99"/>
+    <w:unhideWhenUsed/>
+    <w:rsid w:val="00C9035F"/>
+    <w:pPr>
+      <w:tabs>
+        <w:tab w:val="center" w:pos="4153"/>
+        <w:tab w:val="right" w:pos="8306"/>
+      </w:tabs>
+    </w:pPr>
+  </w:style>
+  <w:style w:type="character" w:customStyle="1" w:styleId="Char4">
+    <w:name w:val="Κεφαλίδα Char"/>
+    <w:basedOn w:val="a0"/>
+    <w:link w:val="ab"/>
+    <w:uiPriority w:val="99"/>
+    <w:rsid w:val="00C9035F"/>
+    <w:rPr>
+      <w:rFonts w:ascii="Calibri" w:eastAsia="Calibri" w:hAnsi="Calibri" w:cs="Calibri"/>
+      <w:kern w:val="0"/>
+      <w:sz w:val="22"/>
+      <w:szCs w:val="22"/>
+      <w14:ligatures w14:val="none"/>
+    </w:rPr>
+  </w:style>
+  <w:style w:type="paragraph" w:styleId="ac">
+    <w:name w:val="footer"/>
+    <w:basedOn w:val="a"/>
+    <w:link w:val="Char5"/>
+    <w:uiPriority w:val="99"/>
+    <w:unhideWhenUsed/>
+    <w:rsid w:val="00C9035F"/>
+    <w:pPr>
+      <w:tabs>
+        <w:tab w:val="center" w:pos="4153"/>
+        <w:tab w:val="right" w:pos="8306"/>
+      </w:tabs>
+    </w:pPr>
+  </w:style>
+  <w:style w:type="character" w:customStyle="1" w:styleId="Char5">
+    <w:name w:val="Υποσέλιδο Char"/>
+    <w:basedOn w:val="a0"/>
+    <w:link w:val="ac"/>
+    <w:uiPriority w:val="99"/>
+    <w:rsid w:val="00C9035F"/>
+    <w:rPr>
+      <w:rFonts w:ascii="Calibri" w:eastAsia="Calibri" w:hAnsi="Calibri" w:cs="Calibri"/>
+      <w:kern w:val="0"/>
+      <w:sz w:val="22"/>
+      <w:szCs w:val="22"/>
+      <w14:ligatures w14:val="none"/>
+    </w:rPr>
+  </w:style>
+  <w:style w:type="paragraph" w:styleId="ad">
+    <w:name w:val="TOC Heading"/>
+    <w:basedOn w:val="1"/>
+    <w:next w:val="a"/>
+    <w:uiPriority w:val="39"/>
+    <w:unhideWhenUsed/>
+    <w:qFormat/>
+    <w:rsid w:val="00292278"/>
+    <w:pPr>
+      <w:widowControl/>
+      <w:autoSpaceDE/>
+      <w:autoSpaceDN/>
+      <w:spacing w:before="240" w:after="0" w:line="259" w:lineRule="auto"/>
+      <w:outlineLvl w:val="9"/>
+    </w:pPr>
+    <w:rPr>
+      <w:sz w:val="32"/>
+      <w:szCs w:val="32"/>
+      <w:lang w:eastAsia="el-GR"/>
+    </w:rPr>
+  </w:style>
+  <w:style w:type="paragraph" w:styleId="10">
+    <w:name w:val="toc 1"/>
+    <w:basedOn w:val="a"/>
+    <w:next w:val="a"/>
+    <w:autoRedefine/>
+    <w:uiPriority w:val="39"/>
+    <w:unhideWhenUsed/>
+    <w:rsid w:val="00292278"/>
+    <w:pPr>
+      <w:spacing w:after="100"/>
+    </w:pPr>
+  </w:style>
+  <w:style w:type="paragraph" w:styleId="20">
+    <w:name w:val="toc 2"/>
+    <w:basedOn w:val="a"/>
+    <w:next w:val="a"/>
+    <w:autoRedefine/>
+    <w:uiPriority w:val="39"/>
+    <w:unhideWhenUsed/>
+    <w:rsid w:val="00292278"/>
+    <w:pPr>
+      <w:spacing w:after="100"/>
+      <w:ind w:left="220"/>
+    </w:pPr>
+  </w:style>
+  <w:style w:type="character" w:styleId="-">
+    <w:name w:val="Hyperlink"/>
+    <w:basedOn w:val="a0"/>
+    <w:uiPriority w:val="99"/>
+    <w:unhideWhenUsed/>
+    <w:rsid w:val="00292278"/>
+    <w:rPr>
+      <w:color w:val="0000FF" w:themeColor="hyperlink"/>
+      <w:u w:val="single"/>
+    </w:rPr>
+  </w:style>
 </w:styles>
 </file>
 
@@ -1822,4 +7612,16 @@
   <a:objectDefaults/>
   <a:extraClrSchemeLst/>
 </a:theme>
+</file>
+
+<file path=customXml/item1.xml><?xml version="1.0" encoding="utf-8"?>
+<b:Sources xmlns:b="http://schemas.openxmlformats.org/officeDocument/2006/bibliography" xmlns="http://schemas.openxmlformats.org/officeDocument/2006/bibliography" SelectedStyle="\APASixthEditionOfficeOnline.xsl" StyleName="APA" Version="6"/>
+</file>
+
+<file path=customXml/itemProps1.xml><?xml version="1.0" encoding="utf-8"?>
+<ds:datastoreItem xmlns:ds="http://schemas.openxmlformats.org/officeDocument/2006/customXml" ds:itemID="{AE95733B-48F3-4ADB-A693-66152916B934}">
+  <ds:schemaRefs>
+    <ds:schemaRef ds:uri="http://schemas.openxmlformats.org/officeDocument/2006/bibliography"/>
+  </ds:schemaRefs>
+</ds:datastoreItem>
 </file>